--- a/entregables_varones/ESPECIFICACIONES_TECNICAS_DRENAJE_PLUVIAL_CAR_VARONES.docx
+++ b/entregables_varones/ESPECIFICACIONES_TECNICAS_DRENAJE_PLUVIAL_CAR_VARONES.docx
@@ -9194,6 +9194,480 @@
     </w:p>
     <w:p>
       <w:pPr>
+        <w:pStyle w:val="Heading5"/>
+        <w:keepNext/>
+      </w:pPr>
+      <w:r>
+        <w:t xml:space="preserve">01.04.03.04.03.04  LLORADERO DE TUBERIA PVC Ø3" C/FILTRO DE GRAVA Y GEOTEXTIL @1.50 m (CUNETA COLINDANTE CON AREA VERDE)  (und)</w:t>
+      </w:r>
+    </w:p>
+    <w:p>
+      <w:pPr>
+        <w:keepNext/>
+        <w:spacing w:after="60" w:before="120"/>
+      </w:pPr>
+      <w:r>
+        <w:rPr>
+          <w:rFonts w:ascii="Arial" w:cs="Arial" w:eastAsia="Arial" w:hAnsi="Arial"/>
+          <w:b/>
+          <w:bCs/>
+          <w:color w:val="1F3864"/>
+          <w:sz w:val="19"/>
+          <w:szCs w:val="19"/>
+        </w:rPr>
+        <w:t xml:space="preserve">DESCRIPCIÓN</w:t>
+      </w:r>
+    </w:p>
+    <w:p>
+      <w:pPr>
+        <w:spacing w:after="100" w:before="0" w:line="276"/>
+        <w:jc w:val="both"/>
+      </w:pPr>
+      <w:r>
+        <w:rPr>
+          <w:rFonts w:ascii="Arial" w:cs="Arial" w:eastAsia="Arial" w:hAnsi="Arial"/>
+          <w:sz w:val="20"/>
+          <w:szCs w:val="20"/>
+        </w:rPr>
+        <w:t xml:space="preserve">Comprende el suministro e instalación de los lloraderos de tubería PVC de 3" en los muros de las cunetas colindantes con áreas verdes o terreno natural sin cobertura, según el detalle de instalación de lloraderos en cunetas de evacuación pluvial y la especificación técnica del plano de drenaje: lloraderos de tubería PVC Ø 3", espaciamiento típico L = 1.50 m, que alivian la presión del agua infiltrada en el terreno por las lluvias y la descargan dentro de la cuneta.</w:t>
+      </w:r>
+    </w:p>
+    <w:p>
+      <w:pPr>
+        <w:spacing w:after="100" w:before="0" w:line="276"/>
+        <w:jc w:val="both"/>
+      </w:pPr>
+      <w:r>
+        <w:rPr>
+          <w:rFonts w:ascii="Arial" w:cs="Arial" w:eastAsia="Arial" w:hAnsi="Arial"/>
+          <w:sz w:val="20"/>
+          <w:szCs w:val="20"/>
+        </w:rPr>
+        <w:t xml:space="preserve">Cada unidad comprende: pase de tubería PVC-U de 3" (76 mm) de 0.30 m de longitud a través del muro, a media altura entre el fondo y el borde, con pendiente S = 0.5 % hacia el interior de la cuneta; filtro localizado de 0.30 x 0.30 x 0.30 m de grava filtrante (ripio de 20 a 40 mm) en el lado del terreno, envuelto íntegramente en geotextil no tejido, que retiene los finos del suelo y deja pasar el agua; y la excavación local y el relleno compactado alrededor del filtro.</w:t>
+      </w:r>
+    </w:p>
+    <w:p>
+      <w:pPr>
+        <w:spacing w:after="100" w:before="0" w:line="276"/>
+        <w:jc w:val="both"/>
+      </w:pPr>
+      <w:r>
+        <w:rPr>
+          <w:rFonts w:ascii="Arial" w:cs="Arial" w:eastAsia="Arial" w:hAnsi="Arial"/>
+          <w:sz w:val="20"/>
+          <w:szCs w:val="20"/>
+        </w:rPr>
+        <w:t xml:space="preserve">Ubicación: solo en los tramos de muro de cuneta colindantes con área verde de la hoja METRADO LLORADEROS (eje, lado del muro y progresivas); los tramos junto a veredas, pisos o edificaciones no llevan lloraderos.</w:t>
+      </w:r>
+    </w:p>
+    <w:p>
+      <w:pPr>
+        <w:keepNext/>
+        <w:spacing w:after="60" w:before="120"/>
+      </w:pPr>
+      <w:r>
+        <w:rPr>
+          <w:rFonts w:ascii="Arial" w:cs="Arial" w:eastAsia="Arial" w:hAnsi="Arial"/>
+          <w:b/>
+          <w:bCs/>
+          <w:color w:val="1F3864"/>
+          <w:sz w:val="19"/>
+          <w:szCs w:val="19"/>
+        </w:rPr>
+        <w:t xml:space="preserve">MATERIALES</w:t>
+      </w:r>
+    </w:p>
+    <w:p>
+      <w:pPr>
+        <w:pStyle w:val="ListParagraph"/>
+        <w:numPr>
+          <w:ilvl w:val="0"/>
+          <w:numId w:val="2"/>
+        </w:numPr>
+        <w:spacing w:after="60" w:line="264"/>
+        <w:jc w:val="both"/>
+      </w:pPr>
+      <w:r>
+        <w:rPr>
+          <w:rFonts w:ascii="Arial" w:cs="Arial" w:eastAsia="Arial" w:hAnsi="Arial"/>
+          <w:sz w:val="20"/>
+          <w:szCs w:val="20"/>
+        </w:rPr>
+        <w:t xml:space="preserve">Tubería PVC-U para desagüe de 3" (NTP 399.003), cortada en tramos de 0.30 m.</w:t>
+      </w:r>
+    </w:p>
+    <w:p>
+      <w:pPr>
+        <w:pStyle w:val="ListParagraph"/>
+        <w:numPr>
+          <w:ilvl w:val="0"/>
+          <w:numId w:val="2"/>
+        </w:numPr>
+        <w:spacing w:after="60" w:line="264"/>
+        <w:jc w:val="both"/>
+      </w:pPr>
+      <w:r>
+        <w:rPr>
+          <w:rFonts w:ascii="Arial" w:cs="Arial" w:eastAsia="Arial" w:hAnsi="Arial"/>
+          <w:sz w:val="20"/>
+          <w:szCs w:val="20"/>
+        </w:rPr>
+        <w:t xml:space="preserve">Grava filtrante (ripio) de 20 a 40 mm, limpia, lavada, sin finos ni materia orgánica: 0.027 m³ por lloradero.</w:t>
+      </w:r>
+    </w:p>
+    <w:p>
+      <w:pPr>
+        <w:pStyle w:val="ListParagraph"/>
+        <w:numPr>
+          <w:ilvl w:val="0"/>
+          <w:numId w:val="2"/>
+        </w:numPr>
+        <w:spacing w:after="60" w:line="264"/>
+        <w:jc w:val="both"/>
+      </w:pPr>
+      <w:r>
+        <w:rPr>
+          <w:rFonts w:ascii="Arial" w:cs="Arial" w:eastAsia="Arial" w:hAnsi="Arial"/>
+          <w:sz w:val="20"/>
+          <w:szCs w:val="20"/>
+        </w:rPr>
+        <w:t xml:space="preserve">Geotextil no tejido (NTP / ASTM D4491 y D4751, clase 2 para filtro): 0.60 m² por lloradero, con traslapes de 0.10 m.</w:t>
+      </w:r>
+    </w:p>
+    <w:p>
+      <w:pPr>
+        <w:pStyle w:val="ListParagraph"/>
+        <w:numPr>
+          <w:ilvl w:val="0"/>
+          <w:numId w:val="2"/>
+        </w:numPr>
+        <w:spacing w:after="60" w:line="264"/>
+        <w:jc w:val="both"/>
+      </w:pPr>
+      <w:r>
+        <w:rPr>
+          <w:rFonts w:ascii="Arial" w:cs="Arial" w:eastAsia="Arial" w:hAnsi="Arial"/>
+          <w:sz w:val="20"/>
+          <w:szCs w:val="20"/>
+        </w:rPr>
+        <w:t xml:space="preserve">Mortero 1:3 cemento-arena para sellar el contorno del tubo en el muro.</w:t>
+      </w:r>
+    </w:p>
+    <w:p>
+      <w:pPr>
+        <w:keepNext/>
+        <w:spacing w:after="60" w:before="120"/>
+      </w:pPr>
+      <w:r>
+        <w:rPr>
+          <w:rFonts w:ascii="Arial" w:cs="Arial" w:eastAsia="Arial" w:hAnsi="Arial"/>
+          <w:b/>
+          <w:bCs/>
+          <w:color w:val="1F3864"/>
+          <w:sz w:val="19"/>
+          <w:szCs w:val="19"/>
+        </w:rPr>
+        <w:t xml:space="preserve">EQUIPOS Y HERRAMIENTAS</w:t>
+      </w:r>
+    </w:p>
+    <w:p>
+      <w:pPr>
+        <w:pStyle w:val="ListParagraph"/>
+        <w:numPr>
+          <w:ilvl w:val="0"/>
+          <w:numId w:val="2"/>
+        </w:numPr>
+        <w:spacing w:after="60" w:line="264"/>
+        <w:jc w:val="both"/>
+      </w:pPr>
+      <w:r>
+        <w:rPr>
+          <w:rFonts w:ascii="Arial" w:cs="Arial" w:eastAsia="Arial" w:hAnsi="Arial"/>
+          <w:sz w:val="20"/>
+          <w:szCs w:val="20"/>
+        </w:rPr>
+        <w:t xml:space="preserve">Herramientas manuales, sierra de arco, nivel, wincha, pisón de mano.</w:t>
+      </w:r>
+    </w:p>
+    <w:p>
+      <w:pPr>
+        <w:keepNext/>
+        <w:spacing w:after="60" w:before="120"/>
+      </w:pPr>
+      <w:r>
+        <w:rPr>
+          <w:rFonts w:ascii="Arial" w:cs="Arial" w:eastAsia="Arial" w:hAnsi="Arial"/>
+          <w:b/>
+          <w:bCs/>
+          <w:color w:val="1F3864"/>
+          <w:sz w:val="19"/>
+          <w:szCs w:val="19"/>
+        </w:rPr>
+        <w:t xml:space="preserve">PROCEDIMIENTO DE EJECUCIÓN</w:t>
+      </w:r>
+    </w:p>
+    <w:p>
+      <w:pPr>
+        <w:pStyle w:val="ListParagraph"/>
+        <w:numPr>
+          <w:ilvl w:val="0"/>
+          <w:numId w:val="2"/>
+        </w:numPr>
+        <w:spacing w:after="60" w:line="264"/>
+        <w:jc w:val="both"/>
+      </w:pPr>
+      <w:r>
+        <w:rPr>
+          <w:rFonts w:ascii="Arial" w:cs="Arial" w:eastAsia="Arial" w:hAnsi="Arial"/>
+          <w:sz w:val="20"/>
+          <w:szCs w:val="20"/>
+        </w:rPr>
+        <w:t xml:space="preserve">Antes del vaciado de los muros, fijar al encofrado los tubos de 3" @1.50 m en los tramos indicados, a media altura del muro y con pendiente de 0.5 % hacia la cuneta, tapados en sus extremos para que no entre concreto; el primero y el último a no menos de 0.30 m de las juntas de dilatación.</w:t>
+      </w:r>
+    </w:p>
+    <w:p>
+      <w:pPr>
+        <w:pStyle w:val="ListParagraph"/>
+        <w:numPr>
+          <w:ilvl w:val="0"/>
+          <w:numId w:val="2"/>
+        </w:numPr>
+        <w:spacing w:after="60" w:line="264"/>
+        <w:jc w:val="both"/>
+      </w:pPr>
+      <w:r>
+        <w:rPr>
+          <w:rFonts w:ascii="Arial" w:cs="Arial" w:eastAsia="Arial" w:hAnsi="Arial"/>
+          <w:sz w:val="20"/>
+          <w:szCs w:val="20"/>
+        </w:rPr>
+        <w:t xml:space="preserve">Después del desencofrado, destapar los tubos y verificar que queden libres; sellar con mortero cualquier vacío alrededor del tubo.</w:t>
+      </w:r>
+    </w:p>
+    <w:p>
+      <w:pPr>
+        <w:pStyle w:val="ListParagraph"/>
+        <w:numPr>
+          <w:ilvl w:val="0"/>
+          <w:numId w:val="2"/>
+        </w:numPr>
+        <w:spacing w:after="60" w:line="264"/>
+        <w:jc w:val="both"/>
+      </w:pPr>
+      <w:r>
+        <w:rPr>
+          <w:rFonts w:ascii="Arial" w:cs="Arial" w:eastAsia="Arial" w:hAnsi="Arial"/>
+          <w:sz w:val="20"/>
+          <w:szCs w:val="20"/>
+        </w:rPr>
+        <w:t xml:space="preserve">En el lado del terreno, excavar un hueco de 0.30 x 0.30 x 0.30 m centrado en cada tubo, forrarlo con el geotextil, llenarlo con la grava y cerrar el geotextil por encima con traslape de 0.10 m.</w:t>
+      </w:r>
+    </w:p>
+    <w:p>
+      <w:pPr>
+        <w:pStyle w:val="ListParagraph"/>
+        <w:numPr>
+          <w:ilvl w:val="0"/>
+          <w:numId w:val="2"/>
+        </w:numPr>
+        <w:spacing w:after="60" w:line="264"/>
+        <w:jc w:val="both"/>
+      </w:pPr>
+      <w:r>
+        <w:rPr>
+          <w:rFonts w:ascii="Arial" w:cs="Arial" w:eastAsia="Arial" w:hAnsi="Arial"/>
+          <w:sz w:val="20"/>
+          <w:szCs w:val="20"/>
+        </w:rPr>
+        <w:t xml:space="preserve">Rellenar y compactar el resto de la zanja con la partida de relleno, sin dañar el filtro.</w:t>
+      </w:r>
+    </w:p>
+    <w:p>
+      <w:pPr>
+        <w:keepNext/>
+        <w:spacing w:after="60" w:before="120"/>
+      </w:pPr>
+      <w:r>
+        <w:rPr>
+          <w:rFonts w:ascii="Arial" w:cs="Arial" w:eastAsia="Arial" w:hAnsi="Arial"/>
+          <w:b/>
+          <w:bCs/>
+          <w:color w:val="1F3864"/>
+          <w:sz w:val="19"/>
+          <w:szCs w:val="19"/>
+        </w:rPr>
+        <w:t xml:space="preserve">CONTROL DE CALIDAD Y TOLERANCIAS</w:t>
+      </w:r>
+    </w:p>
+    <w:p>
+      <w:pPr>
+        <w:pStyle w:val="ListParagraph"/>
+        <w:numPr>
+          <w:ilvl w:val="0"/>
+          <w:numId w:val="2"/>
+        </w:numPr>
+        <w:spacing w:after="60" w:line="264"/>
+        <w:jc w:val="both"/>
+      </w:pPr>
+      <w:r>
+        <w:rPr>
+          <w:rFonts w:ascii="Arial" w:cs="Arial" w:eastAsia="Arial" w:hAnsi="Arial"/>
+          <w:sz w:val="20"/>
+          <w:szCs w:val="20"/>
+        </w:rPr>
+        <w:t xml:space="preserve">Ubicación y espaciamiento según la hoja de metrado (tolerancia ±0.10 m); tubo libre y con pendiente hacia la cuneta; filtro completo, con el geotextil cerrado y sin contaminación de tierra.</w:t>
+      </w:r>
+    </w:p>
+    <w:p>
+      <w:pPr>
+        <w:pStyle w:val="ListParagraph"/>
+        <w:numPr>
+          <w:ilvl w:val="0"/>
+          <w:numId w:val="2"/>
+        </w:numPr>
+        <w:spacing w:after="60" w:line="264"/>
+        <w:jc w:val="both"/>
+      </w:pPr>
+      <w:r>
+        <w:rPr>
+          <w:rFonts w:ascii="Arial" w:cs="Arial" w:eastAsia="Arial" w:hAnsi="Arial"/>
+          <w:sz w:val="20"/>
+          <w:szCs w:val="20"/>
+        </w:rPr>
+        <w:t xml:space="preserve">Prueba: al echar agua en el filtro, debe salir por el lloradero dentro de la cuneta.</w:t>
+      </w:r>
+    </w:p>
+    <w:p>
+      <w:pPr>
+        <w:keepNext/>
+        <w:spacing w:after="60" w:before="120"/>
+      </w:pPr>
+      <w:r>
+        <w:rPr>
+          <w:rFonts w:ascii="Arial" w:cs="Arial" w:eastAsia="Arial" w:hAnsi="Arial"/>
+          <w:b/>
+          <w:bCs/>
+          <w:color w:val="1F3864"/>
+          <w:sz w:val="19"/>
+          <w:szCs w:val="19"/>
+        </w:rPr>
+        <w:t xml:space="preserve">SEGURIDAD Y SALUD EN EL TRABAJO</w:t>
+      </w:r>
+    </w:p>
+    <w:p>
+      <w:pPr>
+        <w:pStyle w:val="ListParagraph"/>
+        <w:numPr>
+          <w:ilvl w:val="0"/>
+          <w:numId w:val="2"/>
+        </w:numPr>
+        <w:spacing w:after="60" w:line="264"/>
+        <w:jc w:val="both"/>
+      </w:pPr>
+      <w:r>
+        <w:rPr>
+          <w:rFonts w:ascii="Arial" w:cs="Arial" w:eastAsia="Arial" w:hAnsi="Arial"/>
+          <w:sz w:val="20"/>
+          <w:szCs w:val="20"/>
+        </w:rPr>
+        <w:t xml:space="preserve">Uso obligatorio de equipo de protección personal: casco, lentes de seguridad, guantes, botas con puntera de acero y chaleco reflectivo (DS N.° 011-2019-TR y Norma G.050).</w:t>
+      </w:r>
+    </w:p>
+    <w:p>
+      <w:pPr>
+        <w:keepNext/>
+        <w:spacing w:after="60" w:before="120"/>
+      </w:pPr>
+      <w:r>
+        <w:rPr>
+          <w:rFonts w:ascii="Arial" w:cs="Arial" w:eastAsia="Arial" w:hAnsi="Arial"/>
+          <w:b/>
+          <w:bCs/>
+          <w:color w:val="1F3864"/>
+          <w:sz w:val="19"/>
+          <w:szCs w:val="19"/>
+        </w:rPr>
+        <w:t xml:space="preserve">UNIDAD DE MEDIDA</w:t>
+      </w:r>
+    </w:p>
+    <w:p>
+      <w:pPr>
+        <w:spacing w:after="100" w:before="0" w:line="276"/>
+        <w:jc w:val="both"/>
+      </w:pPr>
+      <w:r>
+        <w:rPr>
+          <w:rFonts w:ascii="Arial" w:cs="Arial" w:eastAsia="Arial" w:hAnsi="Arial"/>
+          <w:sz w:val="20"/>
+          <w:szCs w:val="20"/>
+        </w:rPr>
+        <w:t xml:space="preserve">La unidad de medida es: unidad (und).</w:t>
+      </w:r>
+    </w:p>
+    <w:p>
+      <w:pPr>
+        <w:keepNext/>
+        <w:spacing w:after="60" w:before="120"/>
+      </w:pPr>
+      <w:r>
+        <w:rPr>
+          <w:rFonts w:ascii="Arial" w:cs="Arial" w:eastAsia="Arial" w:hAnsi="Arial"/>
+          <w:b/>
+          <w:bCs/>
+          <w:color w:val="1F3864"/>
+          <w:sz w:val="19"/>
+          <w:szCs w:val="19"/>
+        </w:rPr>
+        <w:t xml:space="preserve">MÉTODO DE MEDICIÓN</w:t>
+      </w:r>
+    </w:p>
+    <w:p>
+      <w:pPr>
+        <w:spacing w:after="100" w:before="0" w:line="276"/>
+        <w:jc w:val="both"/>
+      </w:pPr>
+      <w:r>
+        <w:rPr>
+          <w:rFonts w:ascii="Arial" w:cs="Arial" w:eastAsia="Arial" w:hAnsi="Arial"/>
+          <w:sz w:val="20"/>
+          <w:szCs w:val="20"/>
+        </w:rPr>
+        <w:t xml:space="preserve">Se contará el número de lloraderos instalados y aprobados, con su filtro, en los tramos de la hoja METRADO LLORADEROS.</w:t>
+      </w:r>
+    </w:p>
+    <w:p>
+      <w:pPr>
+        <w:keepNext/>
+        <w:spacing w:after="60" w:before="120"/>
+      </w:pPr>
+      <w:r>
+        <w:rPr>
+          <w:rFonts w:ascii="Arial" w:cs="Arial" w:eastAsia="Arial" w:hAnsi="Arial"/>
+          <w:b/>
+          <w:bCs/>
+          <w:color w:val="1F3864"/>
+          <w:sz w:val="19"/>
+          <w:szCs w:val="19"/>
+        </w:rPr>
+        <w:t xml:space="preserve">FORMA DE PAGO</w:t>
+      </w:r>
+    </w:p>
+    <w:p>
+      <w:pPr>
+        <w:spacing w:after="100" w:before="0" w:line="276"/>
+        <w:jc w:val="both"/>
+      </w:pPr>
+      <w:r>
+        <w:rPr>
+          <w:rFonts w:ascii="Arial" w:cs="Arial" w:eastAsia="Arial" w:hAnsi="Arial"/>
+          <w:sz w:val="20"/>
+          <w:szCs w:val="20"/>
+        </w:rPr>
+        <w:t xml:space="preserve">El pago se efectuará al precio unitario del presupuesto por unidad (und), de acuerdo con el avance valorizado y con la conformidad de la Supervisión. Dicho precio y pago constituye compensación total por la mano de obra (incluidas las leyes sociales), los materiales, el equipo, las herramientas, el transporte interno y todo imprevisto necesario para ejecutar la partida según esta especificación y los planos.</w:t>
+      </w:r>
+    </w:p>
+    <w:p>
+      <w:pPr>
         <w:pStyle w:val="Heading3"/>
         <w:keepNext/>
       </w:pPr>

--- a/entregables_varones/ESPECIFICACIONES_TECNICAS_DRENAJE_PLUVIAL_CAR_VARONES.docx
+++ b/entregables_varones/ESPECIFICACIONES_TECNICAS_DRENAJE_PLUVIAL_CAR_VARONES.docx
@@ -13545,7 +13545,7 @@
           <w:sz w:val="20"/>
           <w:szCs w:val="20"/>
         </w:rPr>
-        <w:t xml:space="preserve">Comprende el suministro e instalación de la caja sumidero de 4" en las áreas de piso del primer piso, según el detalle de caja sumidero de los planos: rejilla metálica de platinas de 1" x 3/16" de 0.25 m de lado sobre marco de ángulo L 1" x 1" x 3/16" fijado al concreto con anclajes de fierro de 3" x 3/8", caja de 0.10 m de profundidad bajo la rejilla con fondo inclinado hacia la salida, trampa y salida de PVC de 4" conectada a la red de piso.</w:t>
+        <w:t xml:space="preserve">Comprende el suministro e instalación de la caja sumidero de 4" en las áreas de piso del primer piso, según el detalle de caja sumidero de los planos: rejilla metálica de platinas de 1" x 3/16" de 0.25 m de lado sobre marco de ángulo L 1" x 1" x 3/16" fijado al concreto con anclajes de fierro de 3" x 3/8", caja de 0.10 m de profundidad bajo la rejilla con fondo inclinado hacia la salida, salida de PVC de 4" en el centro del fondo de la caja y un codo de 90° hacia la tubería de 4" que descarga en la cuneta (sin trampa ni sifon).</w:t>
       </w:r>
     </w:p>
     <w:p>
@@ -13672,7 +13672,7 @@
           <w:sz w:val="20"/>
           <w:szCs w:val="20"/>
         </w:rPr>
-        <w:t xml:space="preserve">Formar la caja de 0.10 m con fondo inclinado hacia la salida y conectarla a la tubería de 4" con su trampa y accesorios.</w:t>
+        <w:t xml:space="preserve">Formar la caja de 0.10 m con fondo inclinado hacia la salida y conectarla con el codo de 90° a la tubería de 4" que descarga en la cuneta.</w:t>
       </w:r>
     </w:p>
     <w:p>

--- a/entregables_varones/ESPECIFICACIONES_TECNICAS_DRENAJE_PLUVIAL_CAR_VARONES.docx
+++ b/entregables_varones/ESPECIFICACIONES_TECNICAS_DRENAJE_PLUVIAL_CAR_VARONES.docx
@@ -1461,7 +1461,7 @@
                 <w:sz w:val="17"/>
                 <w:szCs w:val="17"/>
               </w:rPr>
-              <w:t xml:space="preserve">Poliestireno expandido (tecnopor) de 1"; sellador asfáltico para juntas de cunetas; sellador de poliuretano en el colector</w:t>
+              <w:t xml:space="preserve">Poliestireno expandido (tecnopor) de 1"; sellador asfáltico (asfalto líquido RC-250 + arena gruesa) en las juntas de cunetas y del colector</w:t>
             </w:r>
           </w:p>
         </w:tc>
@@ -1493,7 +1493,7 @@
                 <w:sz w:val="17"/>
                 <w:szCs w:val="17"/>
               </w:rPr>
-              <w:t xml:space="preserve">ASTM C920</w:t>
+              <w:t xml:space="preserve">NTP 321.028 / EG-2013 MTC 510</w:t>
             </w:r>
           </w:p>
         </w:tc>
@@ -4668,7 +4668,7 @@
         <w:keepNext/>
       </w:pPr>
       <w:r>
-        <w:t xml:space="preserve">01.04.03.02.04  RELLENO COMPACTADO CON MATERIAL PROPIO SELECCIONADO  (m³)</w:t>
+        <w:t xml:space="preserve">01.04.03.02.04  RELLENO COMPACTADO C/MATERIAL PROPIO SELECCIONADO  (m³)</w:t>
       </w:r>
     </w:p>
     <w:p>
@@ -5095,7 +5095,7 @@
         <w:keepNext/>
       </w:pPr>
       <w:r>
-        <w:t xml:space="preserve">01.04.03.02.05  ELIMINACIÓN DE MATERIAL EXCEDENTE  (m³)</w:t>
+        <w:t xml:space="preserve">01.04.03.02.05  ELIMINACIÓN DE MATERIAL EXCEDENTE D&lt;1Km  (m³)</w:t>
       </w:r>
     </w:p>
     <w:p>
@@ -5126,7 +5126,7 @@
           <w:sz w:val="20"/>
           <w:szCs w:val="20"/>
         </w:rPr>
-        <w:t xml:space="preserve">Comprende el carguío, transporte y descarga en un botadero autorizado del material excedente de las excavaciones, después de descontar el material usado en el relleno, y del desmonte de la limpieza.</w:t>
+        <w:t xml:space="preserve">Comprende el carguío, transporte y descarga en un botadero autorizado del material excedente de las excavaciones, después de descontar el material usado en el relleno, y del desmonte de la limpieza. Distancia de transporte menor de 1 km.</w:t>
       </w:r>
     </w:p>
     <w:p>
@@ -6253,7 +6253,7 @@
         <w:keepNext/>
       </w:pPr>
       <w:r>
-        <w:t xml:space="preserve">01.04.03.04.02.01  CONCRETO P/CUNETAS f'c=175 kg/cm2  (m³)</w:t>
+        <w:t xml:space="preserve">01.04.03.04.02.01  CONCRETO f'c=175 kg/cm2 PARA CUNETAS  (m³)</w:t>
       </w:r>
     </w:p>
     <w:p>
@@ -6756,7 +6756,7 @@
         <w:keepNext/>
       </w:pPr>
       <w:r>
-        <w:t xml:space="preserve">01.04.03.04.02.02  ENCOFRADO Y DESENCOFRADO DE CUNETA  (m²)</w:t>
+        <w:t xml:space="preserve">01.04.03.04.02.02  ENCOFRADO Y DESENCOFRADO DE CUNETAS  (m²)</w:t>
       </w:r>
     </w:p>
     <w:p>
@@ -7984,7 +7984,7 @@
         <w:keepNext/>
       </w:pPr>
       <w:r>
-        <w:t xml:space="preserve">01.04.03.04.03.01  REJILLA METALICA P/CUNETA C/PL 1''x 3/16'' Y ANGULO 1'' x 1'' x 3/16''  (ml)</w:t>
+        <w:t xml:space="preserve">01.04.03.04.03.01  REJILLA METALICA P/CUNETA C/PL 1''x 3/16'' Y ANGULO 1'' x 1'' x 3/16'', S/DETALLE  (m)</w:t>
       </w:r>
     </w:p>
     <w:p>
@@ -8029,7 +8029,7 @@
           <w:sz w:val="20"/>
           <w:szCs w:val="20"/>
         </w:rPr>
-        <w:t xml:space="preserve">Separación de las platinas: 1" (0.025 m) entre ejes, con abertura libre de 0.02 m, según la proporción del detalle de rejilla (dibujado sin escala: la separación entre platinas es igual al ala de 1" del ángulo del marco). El ancho del módulo será el ancho interior de la cuneta (0.40 m) más el apoyo en el rebaje de 0.05 m de cada borde.</w:t>
+        <w:t xml:space="preserve">Según la lámina DJ-03: cada módulo de 1.00 m (0.997 m fabricado, 3 mm de holgura entre módulos) tiene 2 ángulos L 1" x 1" x 3/16" con el ala horizontal apoyada en el rebaje y el ala vertical hacia la cuneta, y 39 platinas de 1" x 3/16" x 0.446 m de canto @1" entre ejes (abertura libre 0.021 m), soldadas a tope al ala vertical. El módulo mide 0.497 m de ancho y se apoya en el rebaje de 0.05 x 1" del borde interior de cada muro, a ras del borde superior de la cuneta; pesa 20.0 kg por metro.</w:t>
       </w:r>
     </w:p>
     <w:p>
@@ -8349,7 +8349,7 @@
           <w:sz w:val="20"/>
           <w:szCs w:val="20"/>
         </w:rPr>
-        <w:t xml:space="preserve">La unidad de medida es: metro lineal (ml).</w:t>
+        <w:t xml:space="preserve">La unidad de medida es: metro lineal (m).</w:t>
       </w:r>
     </w:p>
     <w:p>
@@ -8411,7 +8411,7 @@
           <w:sz w:val="20"/>
           <w:szCs w:val="20"/>
         </w:rPr>
-        <w:t xml:space="preserve">El pago se efectuará al precio unitario del presupuesto por metro lineal (ml), de acuerdo con el avance valorizado y con la conformidad de la Supervisión. Dicho precio y pago constituye compensación total por la mano de obra (incluidas las leyes sociales), los materiales, el equipo, las herramientas, el transporte interno y todo imprevisto necesario para ejecutar la partida según esta especificación y los planos.</w:t>
+        <w:t xml:space="preserve">El pago se efectuará al precio unitario del presupuesto por metro lineal (m), de acuerdo con el avance valorizado y con la conformidad de la Supervisión. Dicho precio y pago constituye compensación total por la mano de obra (incluidas las leyes sociales), los materiales, el equipo, las herramientas, el transporte interno y todo imprevisto necesario para ejecutar la partida según esta especificación y los planos.</w:t>
       </w:r>
     </w:p>
     <w:p>
@@ -8828,7 +8828,7 @@
         <w:keepNext/>
       </w:pPr>
       <w:r>
-        <w:t xml:space="preserve">01.04.03.04.03.03  JUNTA DE DILATACION E=1" CON SELLADOR ASFALTO  (ml)</w:t>
+        <w:t xml:space="preserve">01.04.03.04.03.03  JUNTA DE DILATACION E=1" CON SELLADOR ASFALTO  (m)</w:t>
       </w:r>
     </w:p>
     <w:p>
@@ -8859,7 +8859,7 @@
           <w:sz w:val="20"/>
           <w:szCs w:val="20"/>
         </w:rPr>
-        <w:t xml:space="preserve">Comprende las juntas de dilatación de 1" en los muros de las cunetas, cada 3.00 m y en los cambios de dirección, selladas con sellador asfáltico, para absorber los cambios de temperatura y evitar fisuras.</w:t>
+        <w:t xml:space="preserve">Comprende las juntas de dilatación de 1" (0.0254 m) de las cunetas, cada 3.00 m y en los cambios de dirección, en toda la sección en U: los dos muros y la losa de fondo, de modo que cada tramo entre juntas trabaje independiente, según la EG-2013 MTC, Sección 510 (cunetas revestidas de concreto). La junta lleva plancha de tecnopor de 1" en todo el espesor y sellador asfáltico (asfalto líquido RC-250 + arena gruesa) en la cara interior, según las láminas DJ-01 y DJ-02.</w:t>
       </w:r>
     </w:p>
     <w:p>
@@ -8895,7 +8895,7 @@
           <w:sz w:val="20"/>
           <w:szCs w:val="20"/>
         </w:rPr>
-        <w:t xml:space="preserve">Plancha de tecnopor de 1" o tabla de madera aceitada que se retira; sellador asfáltico para juntas aplicado en caliente o en frío, según el fabricante; imprimante asfáltico.</w:t>
+        <w:t xml:space="preserve">Plancha de tecnopor de 1" (densidad 10 a 15 kg/m³) cortada a la forma de la sección en U; asfalto líquido RC-250 (NTP 321.028); arena gruesa limpia y seca.</w:t>
       </w:r>
     </w:p>
     <w:p>
@@ -8931,7 +8931,7 @@
           <w:sz w:val="20"/>
           <w:szCs w:val="20"/>
         </w:rPr>
-        <w:t xml:space="preserve">Cuchilla, espátula, pistola o tetera para el sellador, escobilla.</w:t>
+        <w:t xml:space="preserve">Cuchilla, regla, wincha, recipiente para calentar el asfalto, tacos de madera, escobilla.</w:t>
       </w:r>
     </w:p>
     <w:p>
@@ -8967,26 +8967,45 @@
           <w:sz w:val="20"/>
           <w:szCs w:val="20"/>
         </w:rPr>
-        <w:t xml:space="preserve">Dejar la separación de 1" al vaciar, con la plancha colocada en todo el alto del muro.</w:t>
-      </w:r>
-    </w:p>
-    <w:p>
-      <w:pPr>
-        <w:pStyle w:val="ListParagraph"/>
-        <w:numPr>
-          <w:ilvl w:val="0"/>
-          <w:numId w:val="2"/>
-        </w:numPr>
-        <w:spacing w:after="60" w:line="264"/>
-        <w:jc w:val="both"/>
-      </w:pPr>
-      <w:r>
-        <w:rPr>
-          <w:rFonts w:ascii="Arial" w:cs="Arial" w:eastAsia="Arial" w:hAnsi="Arial"/>
-          <w:sz w:val="20"/>
-          <w:szCs w:val="20"/>
-        </w:rPr>
-        <w:t xml:space="preserve">Limpiar y secar la junta; aplicar el imprimante y llenar con el sellador hasta el ras.</w:t>
+        <w:t xml:space="preserve">Cortar la plancha de tecnopor con la forma de la sección en U (muros y losa de fondo) y colocarla al vaciar, a plomo y continua en toda la sección.</w:t>
+      </w:r>
+    </w:p>
+    <w:p>
+      <w:pPr>
+        <w:pStyle w:val="ListParagraph"/>
+        <w:numPr>
+          <w:ilvl w:val="0"/>
+          <w:numId w:val="2"/>
+        </w:numPr>
+        <w:spacing w:after="60" w:line="264"/>
+        <w:jc w:val="both"/>
+      </w:pPr>
+      <w:r>
+        <w:rPr>
+          <w:rFonts w:ascii="Arial" w:cs="Arial" w:eastAsia="Arial" w:hAnsi="Arial"/>
+          <w:sz w:val="20"/>
+          <w:szCs w:val="20"/>
+        </w:rPr>
+        <w:t xml:space="preserve">El acero longitudinal se interrumpe a 0.05 m a cada lado de la junta; no la atraviesa.</w:t>
+      </w:r>
+    </w:p>
+    <w:p>
+      <w:pPr>
+        <w:pStyle w:val="ListParagraph"/>
+        <w:numPr>
+          <w:ilvl w:val="0"/>
+          <w:numId w:val="2"/>
+        </w:numPr>
+        <w:spacing w:after="60" w:line="264"/>
+        <w:jc w:val="both"/>
+      </w:pPr>
+      <w:r>
+        <w:rPr>
+          <w:rFonts w:ascii="Arial" w:cs="Arial" w:eastAsia="Arial" w:hAnsi="Arial"/>
+          <w:sz w:val="20"/>
+          <w:szCs w:val="20"/>
+        </w:rPr>
+        <w:t xml:space="preserve">Retirar 2" (50 mm) de tecnopor en la cara interior de los muros y del fondo; limpiar y secar; colocar el sellador asfáltico y compactarlo con tacos hasta el ras.</w:t>
       </w:r>
     </w:p>
     <w:p>
@@ -9041,7 +9060,7 @@
           <w:sz w:val="20"/>
           <w:szCs w:val="20"/>
         </w:rPr>
-        <w:t xml:space="preserve">Juntas verticales, continuas y bien selladas, sin filtraciones.</w:t>
+        <w:t xml:space="preserve">Junta continua en los dos muros y en el fondo, alineada con la del muro opuesto; sellador compacto, al ras y sin filtraciones.</w:t>
       </w:r>
     </w:p>
     <w:p>
@@ -9096,7 +9115,7 @@
           <w:sz w:val="20"/>
           <w:szCs w:val="20"/>
         </w:rPr>
-        <w:t xml:space="preserve">Cuidado con quemaduras si el sellador se aplica en caliente.</w:t>
+        <w:t xml:space="preserve">Calentar el asfalto lejos de materiales inflamables, con extintor a la mano.</w:t>
       </w:r>
     </w:p>
     <w:p>
@@ -9127,7 +9146,7 @@
           <w:sz w:val="20"/>
           <w:szCs w:val="20"/>
         </w:rPr>
-        <w:t xml:space="preserve">La unidad de medida es: metro lineal (ml).</w:t>
+        <w:t xml:space="preserve">La unidad de medida es: metro lineal (m).</w:t>
       </w:r>
     </w:p>
     <w:p>
@@ -9158,7 +9177,7 @@
           <w:sz w:val="20"/>
           <w:szCs w:val="20"/>
         </w:rPr>
-        <w:t xml:space="preserve">Se medirá la longitud de junta sellada: altura del muro por el número de muros con junta por el número de juntas de cada eje, como en el metrado.</w:t>
+        <w:t xml:space="preserve">Se medirá en metros lineales de junta sellada: por cada junta, 2 x altura del muro + ancho interior del fondo (0.40 m), por el número de juntas de cada eje (una cada 3.00 m), como en el metrado de la partida.</w:t>
       </w:r>
     </w:p>
     <w:p>
@@ -9189,7 +9208,7 @@
           <w:sz w:val="20"/>
           <w:szCs w:val="20"/>
         </w:rPr>
-        <w:t xml:space="preserve">El pago se efectuará al precio unitario del presupuesto por metro lineal (ml), de acuerdo con el avance valorizado y con la conformidad de la Supervisión. Dicho precio y pago constituye compensación total por la mano de obra (incluidas las leyes sociales), los materiales, el equipo, las herramientas, el transporte interno y todo imprevisto necesario para ejecutar la partida según esta especificación y los planos.</w:t>
+        <w:t xml:space="preserve">El pago se efectuará al precio unitario del presupuesto por metro lineal (m), de acuerdo con el avance valorizado y con la conformidad de la Supervisión. Dicho precio y pago constituye compensación total por la mano de obra (incluidas las leyes sociales), los materiales, el equipo, las herramientas, el transporte interno y todo imprevisto necesario para ejecutar la partida según esta especificación y los planos.</w:t>
       </w:r>
     </w:p>
     <w:p>
@@ -9690,7 +9709,7 @@
         <w:keepNext/>
       </w:pPr>
       <w:r>
-        <w:t xml:space="preserve">01.04.03.05.01.01  MONTANTE TUBERÍA PVC DE 4"  (m)</w:t>
+        <w:t xml:space="preserve">01.04.03.05.01.01  MONTANTE CON TUBERÍA PVC DE 4"  (m)</w:t>
       </w:r>
     </w:p>
     <w:p>
@@ -13068,7 +13087,7 @@
         <w:keepNext/>
       </w:pPr>
       <w:r>
-        <w:t xml:space="preserve">01.04.03.05.02.01  TUBERIA DESAGÜE PVC-CP Ø4" x 3m  (m)</w:t>
+        <w:t xml:space="preserve">01.04.03.05.02.01  TUBERIA DESAGÜE PVC-CP Ø4"  (m)</w:t>
       </w:r>
     </w:p>
     <w:p>
@@ -13903,7 +13922,7 @@
         <w:keepNext/>
       </w:pPr>
       <w:r>
-        <w:t xml:space="preserve">01.04.03.05.02.03  CODO 90° x 4"  (und)</w:t>
+        <w:t xml:space="preserve">01.04.03.05.02.03  CODO DESAGÜE PVC Ø4" x 90°  (und)</w:t>
       </w:r>
     </w:p>
     <w:p>
@@ -14235,7 +14254,7 @@
         <w:keepNext/>
       </w:pPr>
       <w:r>
-        <w:t xml:space="preserve">01.04.03.05.02.04  TEE° x 4"  (und)</w:t>
+        <w:t xml:space="preserve">01.04.03.05.02.04  TEE SANITARIA DESAGÜE PVC Ø4"  (und)</w:t>
       </w:r>
     </w:p>
     <w:p>
@@ -16394,7 +16413,7 @@
         <w:keepNext/>
       </w:pPr>
       <w:r>
-        <w:t xml:space="preserve">01.04.04.02.01  EXCAVACIÓN MANUAL DE ZANJAS P/COLECTOR (ancho 1.40 m)  (m³)</w:t>
+        <w:t xml:space="preserve">01.04.04.02.01  EXCAVACIÓN MANUAL DE ZANJAS P/COLECTOR  (m³)</w:t>
       </w:r>
     </w:p>
     <w:p>
@@ -17188,7 +17207,7 @@
         <w:keepNext/>
       </w:pPr>
       <w:r>
-        <w:t xml:space="preserve">01.04.04.02.03  RELLENO COMPACTADO CON MATERIAL PROPIO SELECCIONADO (incluye nivelacion del retiro)  (m³)</w:t>
+        <w:t xml:space="preserve">01.04.04.02.03  RELLENO COMPACTADO C/MATERIAL PROPIO SELECCIONADO  (m³)</w:t>
       </w:r>
     </w:p>
     <w:p>
@@ -17615,7 +17634,7 @@
         <w:keepNext/>
       </w:pPr>
       <w:r>
-        <w:t xml:space="preserve">01.04.04.02.04  ELIMINACIÓN DE MATERIAL EXCEDENTE  (m³)</w:t>
+        <w:t xml:space="preserve">01.04.04.02.04  ELIMINACIÓN DE MATERIAL EXCEDENTE D&lt;1Km  (m³)</w:t>
       </w:r>
     </w:p>
     <w:p>
@@ -17646,7 +17665,7 @@
           <w:sz w:val="20"/>
           <w:szCs w:val="20"/>
         </w:rPr>
-        <w:t xml:space="preserve">Comprende el carguío, transporte y descarga en un botadero autorizado del material excedente de las excavaciones, después de descontar el material usado en el relleno, y del desmonte de la limpieza.</w:t>
+        <w:t xml:space="preserve">Comprende el carguío, transporte y descarga en un botadero autorizado del material excedente de las excavaciones, después de descontar el material usado en el relleno, y del desmonte de la limpieza. Distancia de transporte menor de 1 km.</w:t>
       </w:r>
     </w:p>
     <w:p>
@@ -17958,7 +17977,7 @@
         <w:keepNext/>
       </w:pPr>
       <w:r>
-        <w:t xml:space="preserve">01.04.04.03.01  CONCRETO f'c=100 kg/cm2 PARA SOLADO E=2" (0.05 m)  (m²)</w:t>
+        <w:t xml:space="preserve">01.04.04.03.01  CONCRETO f'c=100 kg/cm2 PARA SOLADO E=2''  (m²)</w:t>
       </w:r>
     </w:p>
     <w:p>
@@ -18375,7 +18394,7 @@
         <w:keepNext/>
       </w:pPr>
       <w:r>
-        <w:t xml:space="preserve">01.04.04.04.01  CONCRETO f'c=210 kg/cm2 EN LOSA DE FONDO  (m³)</w:t>
+        <w:t xml:space="preserve">01.04.04.04.01  CONCRETO f'c=210 kg/cm2 PARA COLECTOR  (m³)</w:t>
       </w:r>
     </w:p>
     <w:p>
@@ -18406,7 +18425,7 @@
           <w:sz w:val="20"/>
           <w:szCs w:val="20"/>
         </w:rPr>
-        <w:t xml:space="preserve">Comprende la preparación, transporte, colocación, compactación y acabado del concreto f'c = 210 kg/cm² de la losa de fondo del colector pluvial frontal del CAR Varones (ancho interior 0.60 m; muros de 0.15 m; losa de fondo de 0.15 m; losa superior de 0.10 m y de 0.25 m en el cruce de camiones).</w:t>
+        <w:t xml:space="preserve">Comprende la preparación, transporte, colocación, compactación y acabado del concreto f'c = 210 kg/cm² de losa de fondo, muros y losa superior del colector pluvial frontal del CAR Varones (ancho interior 0.60 m; muros de 0.15 m; losa de fondo de 0.15 m; losa superior de 0.10 m y de 0.25 m en el cruce de camiones).</w:t>
       </w:r>
     </w:p>
     <w:p>
@@ -18840,7 +18859,7 @@
         <w:keepNext/>
       </w:pPr>
       <w:r>
-        <w:t xml:space="preserve">01.04.04.04.02  CONCRETO f'c=210 kg/cm2 EN MUROS  (m³)</w:t>
+        <w:t xml:space="preserve">01.04.04.04.02  ENCOFRADO Y DESENCOFRADO DE COLECTOR  (m²)</w:t>
       </w:r>
     </w:p>
     <w:p>
@@ -18871,7 +18890,7 @@
           <w:sz w:val="20"/>
           <w:szCs w:val="20"/>
         </w:rPr>
-        <w:t xml:space="preserve">Comprende la preparación, transporte, colocación, compactación y acabado del concreto f'c = 210 kg/cm² de los muros del colector pluvial frontal del CAR Varones (ancho interior 0.60 m; muros de 0.15 m; losa de fondo de 0.15 m; losa superior de 0.10 m y de 0.25 m en el cruce de camiones).</w:t>
+        <w:t xml:space="preserve">Comprende el suministro, habilitación, colocación, apuntalamiento y retiro de los encofrados para el colector pluvial frontal del CAR Varones: caras interiores y exteriores de los muros (el muro del lado de la vía puede vaciarse contra el terreno si la Supervisión lo aprueba) y el fondo de la losa superior, de modo que el concreto quede con la forma, dimensiones y acabado de los planos.</w:t>
       </w:r>
     </w:p>
     <w:p>
@@ -18907,7 +18926,7 @@
           <w:sz w:val="20"/>
           <w:szCs w:val="20"/>
         </w:rPr>
-        <w:t xml:space="preserve">Cemento Portland tipo I, arena gruesa, piedra chancada de 1/2" a 3/4" y agua, según el diseño de mezcla aprobado; aditivos solo con aprobación de la Supervisión.</w:t>
+        <w:t xml:space="preserve">Madera tornillo en tablas de 1" y barrotes de 2" x 3", o paneles fenólicos o metálicos; alambre negro N.° 8, clavos de 2" a 4", desmoldante, separadores.</w:t>
       </w:r>
     </w:p>
     <w:p>
@@ -18943,7 +18962,7 @@
           <w:sz w:val="20"/>
           <w:szCs w:val="20"/>
         </w:rPr>
-        <w:t xml:space="preserve">Mezcladora de 9 a 11 p³, vibrador de concreto de 1.5" a 2", carretillas, buggies, regla, frotacho, cono de Abrams y moldes de probetas.</w:t>
+        <w:t xml:space="preserve">Herramientas de carpintería: serrucho, martillo, sierra circular, nivel, plomada, wincha, escuadra.</w:t>
       </w:r>
     </w:p>
     <w:p>
@@ -18979,121 +18998,83 @@
           <w:sz w:val="20"/>
           <w:szCs w:val="20"/>
         </w:rPr>
-        <w:t xml:space="preserve">Verificar y aprobar el encofrado, el acero, las cotas y la limpieza; humedecer el encofrado y el solado.</w:t>
-      </w:r>
-    </w:p>
-    <w:p>
-      <w:pPr>
-        <w:pStyle w:val="ListParagraph"/>
-        <w:numPr>
-          <w:ilvl w:val="0"/>
-          <w:numId w:val="2"/>
-        </w:numPr>
-        <w:spacing w:after="60" w:line="264"/>
-        <w:jc w:val="both"/>
-      </w:pPr>
-      <w:r>
-        <w:rPr>
-          <w:rFonts w:ascii="Arial" w:cs="Arial" w:eastAsia="Arial" w:hAnsi="Arial"/>
-          <w:sz w:val="20"/>
-          <w:szCs w:val="20"/>
-        </w:rPr>
-        <w:t xml:space="preserve">Preparar el concreto con mezcladora y la dosificación aprobada; controlar el asentamiento de cada tanda.</w:t>
-      </w:r>
-    </w:p>
-    <w:p>
-      <w:pPr>
-        <w:pStyle w:val="ListParagraph"/>
-        <w:numPr>
-          <w:ilvl w:val="0"/>
-          <w:numId w:val="2"/>
-        </w:numPr>
-        <w:spacing w:after="60" w:line="264"/>
-        <w:jc w:val="both"/>
-      </w:pPr>
-      <w:r>
-        <w:rPr>
-          <w:rFonts w:ascii="Arial" w:cs="Arial" w:eastAsia="Arial" w:hAnsi="Arial"/>
-          <w:sz w:val="20"/>
-          <w:szCs w:val="20"/>
-        </w:rPr>
-        <w:t xml:space="preserve">Colocar el concreto en capas de no más de 0.30 m y vibrarlo sin segregarlo; altura de caída no mayor de 1.50 m.</w:t>
-      </w:r>
-    </w:p>
-    <w:p>
-      <w:pPr>
-        <w:pStyle w:val="ListParagraph"/>
-        <w:numPr>
-          <w:ilvl w:val="0"/>
-          <w:numId w:val="2"/>
-        </w:numPr>
-        <w:spacing w:after="60" w:line="264"/>
-        <w:jc w:val="both"/>
-      </w:pPr>
-      <w:r>
-        <w:rPr>
-          <w:rFonts w:ascii="Arial" w:cs="Arial" w:eastAsia="Arial" w:hAnsi="Arial"/>
-          <w:sz w:val="20"/>
-          <w:szCs w:val="20"/>
-        </w:rPr>
-        <w:t xml:space="preserve">La losa superior se vaciará monolíticamente con los muros, sin junta horizontal, salvo junta de construcción aprobada.</w:t>
-      </w:r>
-    </w:p>
-    <w:p>
-      <w:pPr>
-        <w:pStyle w:val="ListParagraph"/>
-        <w:numPr>
-          <w:ilvl w:val="0"/>
-          <w:numId w:val="2"/>
-        </w:numPr>
-        <w:spacing w:after="60" w:line="264"/>
-        <w:jc w:val="both"/>
-      </w:pPr>
-      <w:r>
-        <w:rPr>
-          <w:rFonts w:ascii="Arial" w:cs="Arial" w:eastAsia="Arial" w:hAnsi="Arial"/>
-          <w:sz w:val="20"/>
-          <w:szCs w:val="20"/>
-        </w:rPr>
-        <w:t xml:space="preserve">El vaciado se hará por paños entre juntas de dilatación (cada 4.00 m).</w:t>
-      </w:r>
-    </w:p>
-    <w:p>
-      <w:pPr>
-        <w:pStyle w:val="ListParagraph"/>
-        <w:numPr>
-          <w:ilvl w:val="0"/>
-          <w:numId w:val="2"/>
-        </w:numPr>
-        <w:spacing w:after="60" w:line="264"/>
-        <w:jc w:val="both"/>
-      </w:pPr>
-      <w:r>
-        <w:rPr>
-          <w:rFonts w:ascii="Arial" w:cs="Arial" w:eastAsia="Arial" w:hAnsi="Arial"/>
-          <w:sz w:val="20"/>
-          <w:szCs w:val="20"/>
-        </w:rPr>
-        <w:t xml:space="preserve">Dar el acabado a las superficies expuestas y empezar el curado según la partida correspondiente.</w:t>
-      </w:r>
-    </w:p>
-    <w:p>
-      <w:pPr>
-        <w:pStyle w:val="ListParagraph"/>
-        <w:numPr>
-          <w:ilvl w:val="0"/>
-          <w:numId w:val="2"/>
-        </w:numPr>
-        <w:spacing w:after="60" w:line="264"/>
-        <w:jc w:val="both"/>
-      </w:pPr>
-      <w:r>
-        <w:rPr>
-          <w:rFonts w:ascii="Arial" w:cs="Arial" w:eastAsia="Arial" w:hAnsi="Arial"/>
-          <w:sz w:val="20"/>
-          <w:szCs w:val="20"/>
-        </w:rPr>
-        <w:t xml:space="preserve">Tomar las muestras para probetas según el capítulo de control de calidad.</w:t>
+        <w:t xml:space="preserve">Habilitar los paneles a las dimensiones de los planos; limpiar y aplicar desmoldante.</w:t>
+      </w:r>
+    </w:p>
+    <w:p>
+      <w:pPr>
+        <w:pStyle w:val="ListParagraph"/>
+        <w:numPr>
+          <w:ilvl w:val="0"/>
+          <w:numId w:val="2"/>
+        </w:numPr>
+        <w:spacing w:after="60" w:line="264"/>
+        <w:jc w:val="both"/>
+      </w:pPr>
+      <w:r>
+        <w:rPr>
+          <w:rFonts w:ascii="Arial" w:cs="Arial" w:eastAsia="Arial" w:hAnsi="Arial"/>
+          <w:sz w:val="20"/>
+          <w:szCs w:val="20"/>
+        </w:rPr>
+        <w:t xml:space="preserve">Colocar y alinear los paneles con su escuadra y plomo; asegurarlos con barrotes, tirantes y puntales para que no se deformen con el vaciado.</w:t>
+      </w:r>
+    </w:p>
+    <w:p>
+      <w:pPr>
+        <w:pStyle w:val="ListParagraph"/>
+        <w:numPr>
+          <w:ilvl w:val="0"/>
+          <w:numId w:val="2"/>
+        </w:numPr>
+        <w:spacing w:after="60" w:line="264"/>
+        <w:jc w:val="both"/>
+      </w:pPr>
+      <w:r>
+        <w:rPr>
+          <w:rFonts w:ascii="Arial" w:cs="Arial" w:eastAsia="Arial" w:hAnsi="Arial"/>
+          <w:sz w:val="20"/>
+          <w:szCs w:val="20"/>
+        </w:rPr>
+        <w:t xml:space="preserve">Dejar las ventanas y pases indicados en los planos (ventanas de llegada de cunetas, pases de tubería, bordes de registros).</w:t>
+      </w:r>
+    </w:p>
+    <w:p>
+      <w:pPr>
+        <w:pStyle w:val="ListParagraph"/>
+        <w:numPr>
+          <w:ilvl w:val="0"/>
+          <w:numId w:val="2"/>
+        </w:numPr>
+        <w:spacing w:after="60" w:line="264"/>
+        <w:jc w:val="both"/>
+      </w:pPr>
+      <w:r>
+        <w:rPr>
+          <w:rFonts w:ascii="Arial" w:cs="Arial" w:eastAsia="Arial" w:hAnsi="Arial"/>
+          <w:sz w:val="20"/>
+          <w:szCs w:val="20"/>
+        </w:rPr>
+        <w:t xml:space="preserve">Sellar las juntas para evitar la fuga de lechada.</w:t>
+      </w:r>
+    </w:p>
+    <w:p>
+      <w:pPr>
+        <w:pStyle w:val="ListParagraph"/>
+        <w:numPr>
+          <w:ilvl w:val="0"/>
+          <w:numId w:val="2"/>
+        </w:numPr>
+        <w:spacing w:after="60" w:line="264"/>
+        <w:jc w:val="both"/>
+      </w:pPr>
+      <w:r>
+        <w:rPr>
+          <w:rFonts w:ascii="Arial" w:cs="Arial" w:eastAsia="Arial" w:hAnsi="Arial"/>
+          <w:sz w:val="20"/>
+          <w:szCs w:val="20"/>
+        </w:rPr>
+        <w:t xml:space="preserve">Desencofrar según los plazos del capítulo de generalidades, sin golpear el concreto; limpiar la madera para su reuso.</w:t>
       </w:r>
     </w:p>
     <w:p>
@@ -19129,7 +19110,7 @@
           <w:sz w:val="20"/>
           <w:szCs w:val="20"/>
         </w:rPr>
-        <w:t xml:space="preserve">Resistencia a la compresión según E.060, 5.6.3; dimensiones -6 / +12 mm; superficies sin cangrejeras (las que aparezcan se resanarán con mortero o se demolerán según su extensión, a cuenta del Contratista).</w:t>
+        <w:t xml:space="preserve">Revisión de dimensiones, plomo, alineamiento y rigidez antes del vaciado; tolerancias de la sección -6 / +12 mm.</w:t>
       </w:r>
     </w:p>
     <w:p>
@@ -19184,26 +19165,7 @@
           <w:sz w:val="20"/>
           <w:szCs w:val="20"/>
         </w:rPr>
-        <w:t xml:space="preserve">Protección de manos y piel contra el cemento (guantes de jebe y ropa de manga larga); lavado inmediato en caso de contacto.</w:t>
-      </w:r>
-    </w:p>
-    <w:p>
-      <w:pPr>
-        <w:pStyle w:val="ListParagraph"/>
-        <w:numPr>
-          <w:ilvl w:val="0"/>
-          <w:numId w:val="2"/>
-        </w:numPr>
-        <w:spacing w:after="60" w:line="264"/>
-        <w:jc w:val="both"/>
-      </w:pPr>
-      <w:r>
-        <w:rPr>
-          <w:rFonts w:ascii="Arial" w:cs="Arial" w:eastAsia="Arial" w:hAnsi="Arial"/>
-          <w:sz w:val="20"/>
-          <w:szCs w:val="20"/>
-        </w:rPr>
-        <w:t xml:space="preserve">La mezcladora y el vibrador serán operados solo por personal capacitado; conexiones eléctricas con tablero, interruptor diferencial y puesta a tierra.</w:t>
+        <w:t xml:space="preserve">Retirar o doblar los clavos de la madera desencofrada; apilarla ordenadamente.</w:t>
       </w:r>
     </w:p>
     <w:p>
@@ -19234,7 +19196,7 @@
           <w:sz w:val="20"/>
           <w:szCs w:val="20"/>
         </w:rPr>
-        <w:t xml:space="preserve">La unidad de medida es: metro cúbico (m³).</w:t>
+        <w:t xml:space="preserve">La unidad de medida es: metro cuadrado (m²).</w:t>
       </w:r>
     </w:p>
     <w:p>
@@ -19265,7 +19227,7 @@
           <w:sz w:val="20"/>
           <w:szCs w:val="20"/>
         </w:rPr>
-        <w:t xml:space="preserve">Se medirá el volumen de concreto colocado según las dimensiones de los planos (sección por longitud), descontando los vacíos y aberturas indicados.</w:t>
+        <w:t xml:space="preserve">Se medirá el área de contacto del encofrado con el concreto, en cada cara encofrada, según el metrado.</w:t>
       </w:r>
     </w:p>
     <w:p>
@@ -19296,7 +19258,7 @@
           <w:sz w:val="20"/>
           <w:szCs w:val="20"/>
         </w:rPr>
-        <w:t xml:space="preserve">El pago se efectuará al precio unitario del presupuesto por metro cúbico (m³), de acuerdo con el avance valorizado y con la conformidad de la Supervisión. Dicho precio y pago constituye compensación total por la mano de obra (incluidas las leyes sociales), los materiales, el equipo, las herramientas, el transporte interno y todo imprevisto necesario para ejecutar la partida según esta especificación y los planos.</w:t>
+        <w:t xml:space="preserve">El pago se efectuará al precio unitario del presupuesto por metro cuadrado (m²), de acuerdo con el avance valorizado y con la conformidad de la Supervisión. Dicho precio y pago constituye compensación total por la mano de obra (incluidas las leyes sociales), los materiales, el equipo, las herramientas, el transporte interno y todo imprevisto necesario para ejecutar la partida según esta especificación y los planos.</w:t>
       </w:r>
     </w:p>
     <w:p>
@@ -19305,7 +19267,7 @@
         <w:keepNext/>
       </w:pPr>
       <w:r>
-        <w:t xml:space="preserve">01.04.04.04.03  CONCRETO f'c=210 kg/cm2 EN LOSA SUPERIOR (incluye bordes de registro)  (m³)</w:t>
+        <w:t xml:space="preserve">01.04.04.04.03  ACERO f'y=4200 kg/cm2 PARA COLECTOR  (kg)</w:t>
       </w:r>
     </w:p>
     <w:p>
@@ -19336,7 +19298,21 @@
           <w:sz w:val="20"/>
           <w:szCs w:val="20"/>
         </w:rPr>
-        <w:t xml:space="preserve">Comprende la preparación, transporte, colocación, compactación y acabado del concreto f'c = 210 kg/cm² de la losa superior, incluidos los bordes engrosados de 0.15 x 0.10 m de las aberturas de registro del colector pluvial frontal del CAR Varones (ancho interior 0.60 m; muros de 0.15 m; losa de fondo de 0.15 m; losa superior de 0.10 m y de 0.25 m en el cruce de camiones).</w:t>
+        <w:t xml:space="preserve">Comprende el suministro, corte, doblado, colocación y amarre del acero de refuerzo corrugado grado 60 (fy = 4200 kg/cm²) del colector pluvial frontal del CAR Varones: tramo normal: un marco cerrado de 3/8" @0.20 m en el eje de muros y losas; cruce de camiones: doble marco de 1/2" @0.15 m (marco exterior e interior); barras longitudinales de 3/8" @0.25 m (@0.20 m en el cruce de camiones).</w:t>
+      </w:r>
+    </w:p>
+    <w:p>
+      <w:pPr>
+        <w:spacing w:after="100" w:before="0" w:line="276"/>
+        <w:jc w:val="both"/>
+      </w:pPr>
+      <w:r>
+        <w:rPr>
+          <w:rFonts w:ascii="Arial" w:cs="Arial" w:eastAsia="Arial" w:hAnsi="Arial"/>
+          <w:sz w:val="20"/>
+          <w:szCs w:val="20"/>
+        </w:rPr>
+        <w:t xml:space="preserve">Recubrimientos libres: 0.04 m en muros y losa de fondo; 0.025 m en la losa superior del tramo normal; 0.04 m en el cruce de camiones; 0.025 m en tapas.</w:t>
       </w:r>
     </w:p>
     <w:p>
@@ -19372,7 +19348,7 @@
           <w:sz w:val="20"/>
           <w:szCs w:val="20"/>
         </w:rPr>
-        <w:t xml:space="preserve">Cemento Portland tipo I, arena gruesa, piedra chancada de 1/2" a 3/4" y agua, según el diseño de mezcla aprobado; aditivos solo con aprobación de la Supervisión.</w:t>
+        <w:t xml:space="preserve">Barras de acero corrugado NTP 341.031 / ASTM A615 grado 60; acero liso de 3/8" para asas; alambre negro N.° 16; dados de concreto o separadores.</w:t>
       </w:r>
     </w:p>
     <w:p>
@@ -19408,7 +19384,7 @@
           <w:sz w:val="20"/>
           <w:szCs w:val="20"/>
         </w:rPr>
-        <w:t xml:space="preserve">Mezcladora de 9 a 11 p³, vibrador de concreto de 1.5" a 2", carretillas, buggies, regla, frotacho, cono de Abrams y moldes de probetas.</w:t>
+        <w:t xml:space="preserve">Cizalla o cortadora, dobladora manual (grifas y tubo), wincha, tiza.</w:t>
       </w:r>
     </w:p>
     <w:p>
@@ -19444,121 +19420,83 @@
           <w:sz w:val="20"/>
           <w:szCs w:val="20"/>
         </w:rPr>
-        <w:t xml:space="preserve">Verificar y aprobar el encofrado, el acero, las cotas y la limpieza; humedecer el encofrado y el solado.</w:t>
-      </w:r>
-    </w:p>
-    <w:p>
-      <w:pPr>
-        <w:pStyle w:val="ListParagraph"/>
-        <w:numPr>
-          <w:ilvl w:val="0"/>
-          <w:numId w:val="2"/>
-        </w:numPr>
-        <w:spacing w:after="60" w:line="264"/>
-        <w:jc w:val="both"/>
-      </w:pPr>
-      <w:r>
-        <w:rPr>
-          <w:rFonts w:ascii="Arial" w:cs="Arial" w:eastAsia="Arial" w:hAnsi="Arial"/>
-          <w:sz w:val="20"/>
-          <w:szCs w:val="20"/>
-        </w:rPr>
-        <w:t xml:space="preserve">Preparar el concreto con mezcladora y la dosificación aprobada; controlar el asentamiento de cada tanda.</w:t>
-      </w:r>
-    </w:p>
-    <w:p>
-      <w:pPr>
-        <w:pStyle w:val="ListParagraph"/>
-        <w:numPr>
-          <w:ilvl w:val="0"/>
-          <w:numId w:val="2"/>
-        </w:numPr>
-        <w:spacing w:after="60" w:line="264"/>
-        <w:jc w:val="both"/>
-      </w:pPr>
-      <w:r>
-        <w:rPr>
-          <w:rFonts w:ascii="Arial" w:cs="Arial" w:eastAsia="Arial" w:hAnsi="Arial"/>
-          <w:sz w:val="20"/>
-          <w:szCs w:val="20"/>
-        </w:rPr>
-        <w:t xml:space="preserve">Colocar el concreto en capas de no más de 0.30 m y vibrarlo sin segregarlo; altura de caída no mayor de 1.50 m.</w:t>
-      </w:r>
-    </w:p>
-    <w:p>
-      <w:pPr>
-        <w:pStyle w:val="ListParagraph"/>
-        <w:numPr>
-          <w:ilvl w:val="0"/>
-          <w:numId w:val="2"/>
-        </w:numPr>
-        <w:spacing w:after="60" w:line="264"/>
-        <w:jc w:val="both"/>
-      </w:pPr>
-      <w:r>
-        <w:rPr>
-          <w:rFonts w:ascii="Arial" w:cs="Arial" w:eastAsia="Arial" w:hAnsi="Arial"/>
-          <w:sz w:val="20"/>
-          <w:szCs w:val="20"/>
-        </w:rPr>
-        <w:t xml:space="preserve">La losa superior se vaciará monolíticamente con los muros, sin junta horizontal, salvo junta de construcción aprobada.</w:t>
-      </w:r>
-    </w:p>
-    <w:p>
-      <w:pPr>
-        <w:pStyle w:val="ListParagraph"/>
-        <w:numPr>
-          <w:ilvl w:val="0"/>
-          <w:numId w:val="2"/>
-        </w:numPr>
-        <w:spacing w:after="60" w:line="264"/>
-        <w:jc w:val="both"/>
-      </w:pPr>
-      <w:r>
-        <w:rPr>
-          <w:rFonts w:ascii="Arial" w:cs="Arial" w:eastAsia="Arial" w:hAnsi="Arial"/>
-          <w:sz w:val="20"/>
-          <w:szCs w:val="20"/>
-        </w:rPr>
-        <w:t xml:space="preserve">El vaciado se hará por paños entre juntas de dilatación (cada 4.00 m).</w:t>
-      </w:r>
-    </w:p>
-    <w:p>
-      <w:pPr>
-        <w:pStyle w:val="ListParagraph"/>
-        <w:numPr>
-          <w:ilvl w:val="0"/>
-          <w:numId w:val="2"/>
-        </w:numPr>
-        <w:spacing w:after="60" w:line="264"/>
-        <w:jc w:val="both"/>
-      </w:pPr>
-      <w:r>
-        <w:rPr>
-          <w:rFonts w:ascii="Arial" w:cs="Arial" w:eastAsia="Arial" w:hAnsi="Arial"/>
-          <w:sz w:val="20"/>
-          <w:szCs w:val="20"/>
-        </w:rPr>
-        <w:t xml:space="preserve">Dar el acabado a las superficies expuestas y empezar el curado según la partida correspondiente.</w:t>
-      </w:r>
-    </w:p>
-    <w:p>
-      <w:pPr>
-        <w:pStyle w:val="ListParagraph"/>
-        <w:numPr>
-          <w:ilvl w:val="0"/>
-          <w:numId w:val="2"/>
-        </w:numPr>
-        <w:spacing w:after="60" w:line="264"/>
-        <w:jc w:val="both"/>
-      </w:pPr>
-      <w:r>
-        <w:rPr>
-          <w:rFonts w:ascii="Arial" w:cs="Arial" w:eastAsia="Arial" w:hAnsi="Arial"/>
-          <w:sz w:val="20"/>
-          <w:szCs w:val="20"/>
-        </w:rPr>
-        <w:t xml:space="preserve">Tomar las muestras para probetas según el capítulo de control de calidad.</w:t>
+        <w:t xml:space="preserve">Cortar y doblar en frío según el cuadro de doblado de los planos, con los ganchos y diámetros de doblado de la Norma E.060.</w:t>
+      </w:r>
+    </w:p>
+    <w:p>
+      <w:pPr>
+        <w:pStyle w:val="ListParagraph"/>
+        <w:numPr>
+          <w:ilvl w:val="0"/>
+          <w:numId w:val="2"/>
+        </w:numPr>
+        <w:spacing w:after="60" w:line="264"/>
+        <w:jc w:val="both"/>
+      </w:pPr>
+      <w:r>
+        <w:rPr>
+          <w:rFonts w:ascii="Arial" w:cs="Arial" w:eastAsia="Arial" w:hAnsi="Arial"/>
+          <w:sz w:val="20"/>
+          <w:szCs w:val="20"/>
+        </w:rPr>
+        <w:t xml:space="preserve">Colocar las barras en su posición, con los espaciamientos de los planos, sobre separadores que garanticen el recubrimiento.</w:t>
+      </w:r>
+    </w:p>
+    <w:p>
+      <w:pPr>
+        <w:pStyle w:val="ListParagraph"/>
+        <w:numPr>
+          <w:ilvl w:val="0"/>
+          <w:numId w:val="2"/>
+        </w:numPr>
+        <w:spacing w:after="60" w:line="264"/>
+        <w:jc w:val="both"/>
+      </w:pPr>
+      <w:r>
+        <w:rPr>
+          <w:rFonts w:ascii="Arial" w:cs="Arial" w:eastAsia="Arial" w:hAnsi="Arial"/>
+          <w:sz w:val="20"/>
+          <w:szCs w:val="20"/>
+        </w:rPr>
+        <w:t xml:space="preserve">Amarrar con alambre N.° 16 en todos los cruces del perímetro y alternadamente en el interior; los traslapes se ubicarán alternados y fuera de las zonas de mayor esfuerzo.</w:t>
+      </w:r>
+    </w:p>
+    <w:p>
+      <w:pPr>
+        <w:pStyle w:val="ListParagraph"/>
+        <w:numPr>
+          <w:ilvl w:val="0"/>
+          <w:numId w:val="2"/>
+        </w:numPr>
+        <w:spacing w:after="60" w:line="264"/>
+        <w:jc w:val="both"/>
+      </w:pPr>
+      <w:r>
+        <w:rPr>
+          <w:rFonts w:ascii="Arial" w:cs="Arial" w:eastAsia="Arial" w:hAnsi="Arial"/>
+          <w:sz w:val="20"/>
+          <w:szCs w:val="20"/>
+        </w:rPr>
+        <w:t xml:space="preserve">En las juntas de dilatación las barras longitudinales se interrumpen a 0.05 m de la junta; no la atraviesan.</w:t>
+      </w:r>
+    </w:p>
+    <w:p>
+      <w:pPr>
+        <w:pStyle w:val="ListParagraph"/>
+        <w:numPr>
+          <w:ilvl w:val="0"/>
+          <w:numId w:val="2"/>
+        </w:numPr>
+        <w:spacing w:after="60" w:line="264"/>
+        <w:jc w:val="both"/>
+      </w:pPr>
+      <w:r>
+        <w:rPr>
+          <w:rFonts w:ascii="Arial" w:cs="Arial" w:eastAsia="Arial" w:hAnsi="Arial"/>
+          <w:sz w:val="20"/>
+          <w:szCs w:val="20"/>
+        </w:rPr>
+        <w:t xml:space="preserve">Antes del vaciado el acero estará limpio; la Supervisión lo aprobará y se anotará en el cuaderno de obra.</w:t>
       </w:r>
     </w:p>
     <w:p>
@@ -19594,7 +19532,7 @@
           <w:sz w:val="20"/>
           <w:szCs w:val="20"/>
         </w:rPr>
-        <w:t xml:space="preserve">Resistencia a la compresión según E.060, 5.6.3; dimensiones -6 / +12 mm; superficies sin cangrejeras (las que aparezcan se resanarán con mortero o se demolerán según su extensión, a cuenta del Contratista).</w:t>
+        <w:t xml:space="preserve">Tolerancias: espaciamiento ±10 mm; recubrimiento -5 / +10 mm; longitud de traslape no menor que la especificada.</w:t>
       </w:r>
     </w:p>
     <w:p>
@@ -19649,26 +19587,26 @@
           <w:sz w:val="20"/>
           <w:szCs w:val="20"/>
         </w:rPr>
-        <w:t xml:space="preserve">Protección de manos y piel contra el cemento (guantes de jebe y ropa de manga larga); lavado inmediato en caso de contacto.</w:t>
-      </w:r>
-    </w:p>
-    <w:p>
-      <w:pPr>
-        <w:pStyle w:val="ListParagraph"/>
-        <w:numPr>
-          <w:ilvl w:val="0"/>
-          <w:numId w:val="2"/>
-        </w:numPr>
-        <w:spacing w:after="60" w:line="264"/>
-        <w:jc w:val="both"/>
-      </w:pPr>
-      <w:r>
-        <w:rPr>
-          <w:rFonts w:ascii="Arial" w:cs="Arial" w:eastAsia="Arial" w:hAnsi="Arial"/>
-          <w:sz w:val="20"/>
-          <w:szCs w:val="20"/>
-        </w:rPr>
-        <w:t xml:space="preserve">La mezcladora y el vibrador serán operados solo por personal capacitado; conexiones eléctricas con tablero, interruptor diferencial y puesta a tierra.</w:t>
+        <w:t xml:space="preserve">Guantes de cuero para el manipuleo de varillas; proteger los extremos de las barras en espera con capuchones o dobleces.</w:t>
+      </w:r>
+    </w:p>
+    <w:p>
+      <w:pPr>
+        <w:pStyle w:val="ListParagraph"/>
+        <w:numPr>
+          <w:ilvl w:val="0"/>
+          <w:numId w:val="2"/>
+        </w:numPr>
+        <w:spacing w:after="60" w:line="264"/>
+        <w:jc w:val="both"/>
+      </w:pPr>
+      <w:r>
+        <w:rPr>
+          <w:rFonts w:ascii="Arial" w:cs="Arial" w:eastAsia="Arial" w:hAnsi="Arial"/>
+          <w:sz w:val="20"/>
+          <w:szCs w:val="20"/>
+        </w:rPr>
+        <w:t xml:space="preserve">El corte y doblado se hará en una zona habilitada, fuera de la circulación del personal.</w:t>
       </w:r>
     </w:p>
     <w:p>
@@ -19699,7 +19637,7 @@
           <w:sz w:val="20"/>
           <w:szCs w:val="20"/>
         </w:rPr>
-        <w:t xml:space="preserve">La unidad de medida es: metro cúbico (m³).</w:t>
+        <w:t xml:space="preserve">La unidad de medida es: kilogramo (kg).</w:t>
       </w:r>
     </w:p>
     <w:p>
@@ -19730,7 +19668,7 @@
           <w:sz w:val="20"/>
           <w:szCs w:val="20"/>
         </w:rPr>
-        <w:t xml:space="preserve">Se medirá el volumen de concreto colocado según las dimensiones de los planos (sección por longitud), descontando los vacíos y aberturas indicados.</w:t>
+        <w:t xml:space="preserve">Se medirá el peso del acero colocado según las longitudes de los planos (incluidos ganchos y traslapes) por el peso nominal de cada diámetro (3/8" = 0.56 kg/m; 1/2" = 0.994 kg/m), sin considerar desperdicios ni alambre.</w:t>
       </w:r>
     </w:p>
     <w:p>
@@ -19761,7 +19699,7 @@
           <w:sz w:val="20"/>
           <w:szCs w:val="20"/>
         </w:rPr>
-        <w:t xml:space="preserve">El pago se efectuará al precio unitario del presupuesto por metro cúbico (m³), de acuerdo con el avance valorizado y con la conformidad de la Supervisión. Dicho precio y pago constituye compensación total por la mano de obra (incluidas las leyes sociales), los materiales, el equipo, las herramientas, el transporte interno y todo imprevisto necesario para ejecutar la partida según esta especificación y los planos.</w:t>
+        <w:t xml:space="preserve">El pago se efectuará al precio unitario del presupuesto por kilogramo (kg), de acuerdo con el avance valorizado y con la conformidad de la Supervisión. Dicho precio y pago constituye compensación total por la mano de obra (incluidas las leyes sociales), los materiales, el equipo, las herramientas, el transporte interno y todo imprevisto necesario para ejecutar la partida según esta especificación y los planos.</w:t>
       </w:r>
     </w:p>
     <w:p>
@@ -19770,7 +19708,7 @@
         <w:keepNext/>
       </w:pPr>
       <w:r>
-        <w:t xml:space="preserve">01.04.04.04.04  ENCOFRADO Y DESENCOFRADO NORMAL EN COLECTOR  (m²)</w:t>
+        <w:t xml:space="preserve">01.04.04.04.04  ACABADO FROTACHADO DE LOSA SUPERIOR (VEREDA)  (m²)</w:t>
       </w:r>
     </w:p>
     <w:p>
@@ -19801,7 +19739,7 @@
           <w:sz w:val="20"/>
           <w:szCs w:val="20"/>
         </w:rPr>
-        <w:t xml:space="preserve">Comprende el suministro, habilitación, colocación, apuntalamiento y retiro de los encofrados para el colector pluvial frontal del CAR Varones: caras interiores y exteriores de los muros (el muro del lado de la vía puede vaciarse contra el terreno si la Supervisión lo aprueba) y el fondo de la losa superior, de modo que el concreto quede con la forma, dimensiones y acabado de los planos.</w:t>
+        <w:t xml:space="preserve">Comprende el acabado frotachado de la cara superior de la losa del colector pluvial frontal del CAR Varones, que sirve de vereda peatonal, a nivel del terreno terminado del frente (+261.15).</w:t>
       </w:r>
     </w:p>
     <w:p>
@@ -19837,7 +19775,7 @@
           <w:sz w:val="20"/>
           <w:szCs w:val="20"/>
         </w:rPr>
-        <w:t xml:space="preserve">Madera tornillo en tablas de 1" y barrotes de 2" x 3", o paneles fenólicos o metálicos; alambre negro N.° 8, clavos de 2" a 4", desmoldante, separadores.</w:t>
+        <w:t xml:space="preserve">El mismo concreto de la losa; mortero cemento-arena 1:2 solo para resanes.</w:t>
       </w:r>
     </w:p>
     <w:p>
@@ -19873,7 +19811,7 @@
           <w:sz w:val="20"/>
           <w:szCs w:val="20"/>
         </w:rPr>
-        <w:t xml:space="preserve">Herramientas de carpintería: serrucho, martillo, sierra circular, nivel, plomada, wincha, escuadra.</w:t>
+        <w:t xml:space="preserve">Regla de aluminio, frotacho de madera, plancha de acero, bruñadora.</w:t>
       </w:r>
     </w:p>
     <w:p>
@@ -19909,83 +19847,64 @@
           <w:sz w:val="20"/>
           <w:szCs w:val="20"/>
         </w:rPr>
-        <w:t xml:space="preserve">Habilitar los paneles a las dimensiones de los planos; limpiar y aplicar desmoldante.</w:t>
-      </w:r>
-    </w:p>
-    <w:p>
-      <w:pPr>
-        <w:pStyle w:val="ListParagraph"/>
-        <w:numPr>
-          <w:ilvl w:val="0"/>
-          <w:numId w:val="2"/>
-        </w:numPr>
-        <w:spacing w:after="60" w:line="264"/>
-        <w:jc w:val="both"/>
-      </w:pPr>
-      <w:r>
-        <w:rPr>
-          <w:rFonts w:ascii="Arial" w:cs="Arial" w:eastAsia="Arial" w:hAnsi="Arial"/>
-          <w:sz w:val="20"/>
-          <w:szCs w:val="20"/>
-        </w:rPr>
-        <w:t xml:space="preserve">Colocar y alinear los paneles con su escuadra y plomo; asegurarlos con barrotes, tirantes y puntales para que no se deformen con el vaciado.</w:t>
-      </w:r>
-    </w:p>
-    <w:p>
-      <w:pPr>
-        <w:pStyle w:val="ListParagraph"/>
-        <w:numPr>
-          <w:ilvl w:val="0"/>
-          <w:numId w:val="2"/>
-        </w:numPr>
-        <w:spacing w:after="60" w:line="264"/>
-        <w:jc w:val="both"/>
-      </w:pPr>
-      <w:r>
-        <w:rPr>
-          <w:rFonts w:ascii="Arial" w:cs="Arial" w:eastAsia="Arial" w:hAnsi="Arial"/>
-          <w:sz w:val="20"/>
-          <w:szCs w:val="20"/>
-        </w:rPr>
-        <w:t xml:space="preserve">Dejar las ventanas y pases indicados en los planos (ventanas de llegada de cunetas, pases de tubería, bordes de registros).</w:t>
-      </w:r>
-    </w:p>
-    <w:p>
-      <w:pPr>
-        <w:pStyle w:val="ListParagraph"/>
-        <w:numPr>
-          <w:ilvl w:val="0"/>
-          <w:numId w:val="2"/>
-        </w:numPr>
-        <w:spacing w:after="60" w:line="264"/>
-        <w:jc w:val="both"/>
-      </w:pPr>
-      <w:r>
-        <w:rPr>
-          <w:rFonts w:ascii="Arial" w:cs="Arial" w:eastAsia="Arial" w:hAnsi="Arial"/>
-          <w:sz w:val="20"/>
-          <w:szCs w:val="20"/>
-        </w:rPr>
-        <w:t xml:space="preserve">Sellar las juntas para evitar la fuga de lechada.</w:t>
-      </w:r>
-    </w:p>
-    <w:p>
-      <w:pPr>
-        <w:pStyle w:val="ListParagraph"/>
-        <w:numPr>
-          <w:ilvl w:val="0"/>
-          <w:numId w:val="2"/>
-        </w:numPr>
-        <w:spacing w:after="60" w:line="264"/>
-        <w:jc w:val="both"/>
-      </w:pPr>
-      <w:r>
-        <w:rPr>
-          <w:rFonts w:ascii="Arial" w:cs="Arial" w:eastAsia="Arial" w:hAnsi="Arial"/>
-          <w:sz w:val="20"/>
-          <w:szCs w:val="20"/>
-        </w:rPr>
-        <w:t xml:space="preserve">Desencofrar según los plazos del capítulo de generalidades, sin golpear el concreto; limpiar la madera para su reuso.</w:t>
+        <w:t xml:space="preserve">Después de reglear el concreto fresco de la losa, cuando pierda el brillo del agua superficial, pasar el frotacho de madera hasta lograr una superficie uniforme y antideslizante.</w:t>
+      </w:r>
+    </w:p>
+    <w:p>
+      <w:pPr>
+        <w:pStyle w:val="ListParagraph"/>
+        <w:numPr>
+          <w:ilvl w:val="0"/>
+          <w:numId w:val="2"/>
+        </w:numPr>
+        <w:spacing w:after="60" w:line="264"/>
+        <w:jc w:val="both"/>
+      </w:pPr>
+      <w:r>
+        <w:rPr>
+          <w:rFonts w:ascii="Arial" w:cs="Arial" w:eastAsia="Arial" w:hAnsi="Arial"/>
+          <w:sz w:val="20"/>
+          <w:szCs w:val="20"/>
+        </w:rPr>
+        <w:t xml:space="preserve">No espolvorear cemento seco ni agregar agua para facilitar el acabado.</w:t>
+      </w:r>
+    </w:p>
+    <w:p>
+      <w:pPr>
+        <w:pStyle w:val="ListParagraph"/>
+        <w:numPr>
+          <w:ilvl w:val="0"/>
+          <w:numId w:val="2"/>
+        </w:numPr>
+        <w:spacing w:after="60" w:line="264"/>
+        <w:jc w:val="both"/>
+      </w:pPr>
+      <w:r>
+        <w:rPr>
+          <w:rFonts w:ascii="Arial" w:cs="Arial" w:eastAsia="Arial" w:hAnsi="Arial"/>
+          <w:sz w:val="20"/>
+          <w:szCs w:val="20"/>
+        </w:rPr>
+        <w:t xml:space="preserve">Los bordes se redondearán con bruñadora y la losa quedará con el bombeo de 1 % hacia el lado de la vía.</w:t>
+      </w:r>
+    </w:p>
+    <w:p>
+      <w:pPr>
+        <w:pStyle w:val="ListParagraph"/>
+        <w:numPr>
+          <w:ilvl w:val="0"/>
+          <w:numId w:val="2"/>
+        </w:numPr>
+        <w:spacing w:after="60" w:line="264"/>
+        <w:jc w:val="both"/>
+      </w:pPr>
+      <w:r>
+        <w:rPr>
+          <w:rFonts w:ascii="Arial" w:cs="Arial" w:eastAsia="Arial" w:hAnsi="Arial"/>
+          <w:sz w:val="20"/>
+          <w:szCs w:val="20"/>
+        </w:rPr>
+        <w:t xml:space="preserve">Curar según la partida de curado.</w:t>
       </w:r>
     </w:p>
     <w:p>
@@ -20021,7 +19940,7 @@
           <w:sz w:val="20"/>
           <w:szCs w:val="20"/>
         </w:rPr>
-        <w:t xml:space="preserve">Revisión de dimensiones, plomo, alineamiento y rigidez antes del vaciado; tolerancias de la sección -6 / +12 mm.</w:t>
+        <w:t xml:space="preserve">Planitud: separaciones no mayores de 5 mm bajo una regla de 3.00 m; nivel de la losa ±0.005 m respecto a la cota de proyecto (+261.15).</w:t>
       </w:r>
     </w:p>
     <w:p>
@@ -20062,25 +19981,6 @@
     </w:p>
     <w:p>
       <w:pPr>
-        <w:pStyle w:val="ListParagraph"/>
-        <w:numPr>
-          <w:ilvl w:val="0"/>
-          <w:numId w:val="2"/>
-        </w:numPr>
-        <w:spacing w:after="60" w:line="264"/>
-        <w:jc w:val="both"/>
-      </w:pPr>
-      <w:r>
-        <w:rPr>
-          <w:rFonts w:ascii="Arial" w:cs="Arial" w:eastAsia="Arial" w:hAnsi="Arial"/>
-          <w:sz w:val="20"/>
-          <w:szCs w:val="20"/>
-        </w:rPr>
-        <w:t xml:space="preserve">Retirar o doblar los clavos de la madera desencofrada; apilarla ordenadamente.</w:t>
-      </w:r>
-    </w:p>
-    <w:p>
-      <w:pPr>
         <w:keepNext/>
         <w:spacing w:after="60" w:before="120"/>
       </w:pPr>
@@ -20138,7 +20038,7 @@
           <w:sz w:val="20"/>
           <w:szCs w:val="20"/>
         </w:rPr>
-        <w:t xml:space="preserve">Se medirá el área de contacto del encofrado con el concreto, en cada cara encofrada, según el metrado.</w:t>
+        <w:t xml:space="preserve">Se medirá el área acabada de la cara superior de la losa: ancho exterior del colector por la longitud del tramo con acabado.</w:t>
       </w:r>
     </w:p>
     <w:p>
@@ -20178,7 +20078,7 @@
         <w:keepNext/>
       </w:pPr>
       <w:r>
-        <w:t xml:space="preserve">01.04.04.04.05  ACERO DE REFUERZO fy=4200 kg/cm2 EN COLECTOR  (kg)</w:t>
+        <w:t xml:space="preserve">01.04.04.04.05  CURADO DE CONCRETO EN COLECTOR  (m²)</w:t>
       </w:r>
     </w:p>
     <w:p>
@@ -20209,7 +20109,261 @@
           <w:sz w:val="20"/>
           <w:szCs w:val="20"/>
         </w:rPr>
-        <w:t xml:space="preserve">Comprende el suministro, corte, doblado, colocación y amarre del acero de refuerzo corrugado grado 60 (fy = 4200 kg/cm²) del colector pluvial frontal del CAR Varones: tramo normal: un marco cerrado de 3/8" @0.20 m en el eje de muros y losas; cruce de camiones: doble marco de 1/2" @0.15 m (marco exterior e interior); barras longitudinales de 3/8" @0.25 m (@0.20 m en el cruce de camiones).</w:t>
+        <w:t xml:space="preserve">Comprende el curado del concreto del colector y sus estructuras para mantenerlo húmedo y a temperatura adecuada durante su endurecimiento, en todas sus caras expuestas: muros por ambas caras, fondo y tapa o losa superior.</w:t>
+      </w:r>
+    </w:p>
+    <w:p>
+      <w:pPr>
+        <w:keepNext/>
+        <w:spacing w:after="60" w:before="120"/>
+      </w:pPr>
+      <w:r>
+        <w:rPr>
+          <w:rFonts w:ascii="Arial" w:cs="Arial" w:eastAsia="Arial" w:hAnsi="Arial"/>
+          <w:b/>
+          <w:bCs/>
+          <w:color w:val="1F3864"/>
+          <w:sz w:val="19"/>
+          <w:szCs w:val="19"/>
+        </w:rPr>
+        <w:t xml:space="preserve">MATERIALES</w:t>
+      </w:r>
+    </w:p>
+    <w:p>
+      <w:pPr>
+        <w:pStyle w:val="ListParagraph"/>
+        <w:numPr>
+          <w:ilvl w:val="0"/>
+          <w:numId w:val="2"/>
+        </w:numPr>
+        <w:spacing w:after="60" w:line="264"/>
+        <w:jc w:val="both"/>
+      </w:pPr>
+      <w:r>
+        <w:rPr>
+          <w:rFonts w:ascii="Arial" w:cs="Arial" w:eastAsia="Arial" w:hAnsi="Arial"/>
+          <w:sz w:val="20"/>
+          <w:szCs w:val="20"/>
+        </w:rPr>
+        <w:t xml:space="preserve">Agua limpia; arpilleras o mantas de yute; opcionalmente compuesto químico de curado que forme membrana (ASTM C309) aprobado por la Supervisión.</w:t>
+      </w:r>
+    </w:p>
+    <w:p>
+      <w:pPr>
+        <w:keepNext/>
+        <w:spacing w:after="60" w:before="120"/>
+      </w:pPr>
+      <w:r>
+        <w:rPr>
+          <w:rFonts w:ascii="Arial" w:cs="Arial" w:eastAsia="Arial" w:hAnsi="Arial"/>
+          <w:b/>
+          <w:bCs/>
+          <w:color w:val="1F3864"/>
+          <w:sz w:val="19"/>
+          <w:szCs w:val="19"/>
+        </w:rPr>
+        <w:t xml:space="preserve">EQUIPOS Y HERRAMIENTAS</w:t>
+      </w:r>
+    </w:p>
+    <w:p>
+      <w:pPr>
+        <w:pStyle w:val="ListParagraph"/>
+        <w:numPr>
+          <w:ilvl w:val="0"/>
+          <w:numId w:val="2"/>
+        </w:numPr>
+        <w:spacing w:after="60" w:line="264"/>
+        <w:jc w:val="both"/>
+      </w:pPr>
+      <w:r>
+        <w:rPr>
+          <w:rFonts w:ascii="Arial" w:cs="Arial" w:eastAsia="Arial" w:hAnsi="Arial"/>
+          <w:sz w:val="20"/>
+          <w:szCs w:val="20"/>
+        </w:rPr>
+        <w:t xml:space="preserve">Mangueras, baldes, mochila fumigadora para el curador químico.</w:t>
+      </w:r>
+    </w:p>
+    <w:p>
+      <w:pPr>
+        <w:keepNext/>
+        <w:spacing w:after="60" w:before="120"/>
+      </w:pPr>
+      <w:r>
+        <w:rPr>
+          <w:rFonts w:ascii="Arial" w:cs="Arial" w:eastAsia="Arial" w:hAnsi="Arial"/>
+          <w:b/>
+          <w:bCs/>
+          <w:color w:val="1F3864"/>
+          <w:sz w:val="19"/>
+          <w:szCs w:val="19"/>
+        </w:rPr>
+        <w:t xml:space="preserve">PROCEDIMIENTO DE EJECUCIÓN</w:t>
+      </w:r>
+    </w:p>
+    <w:p>
+      <w:pPr>
+        <w:pStyle w:val="ListParagraph"/>
+        <w:numPr>
+          <w:ilvl w:val="0"/>
+          <w:numId w:val="2"/>
+        </w:numPr>
+        <w:spacing w:after="60" w:line="264"/>
+        <w:jc w:val="both"/>
+      </w:pPr>
+      <w:r>
+        <w:rPr>
+          <w:rFonts w:ascii="Arial" w:cs="Arial" w:eastAsia="Arial" w:hAnsi="Arial"/>
+          <w:sz w:val="20"/>
+          <w:szCs w:val="20"/>
+        </w:rPr>
+        <w:t xml:space="preserve">Iniciar el curado apenas el concreto haya fraguado y no se marque con el dedo (en clima cálido, dentro de las 2 horas del acabado).</w:t>
+      </w:r>
+    </w:p>
+    <w:p>
+      <w:pPr>
+        <w:pStyle w:val="ListParagraph"/>
+        <w:numPr>
+          <w:ilvl w:val="0"/>
+          <w:numId w:val="2"/>
+        </w:numPr>
+        <w:spacing w:after="60" w:line="264"/>
+        <w:jc w:val="both"/>
+      </w:pPr>
+      <w:r>
+        <w:rPr>
+          <w:rFonts w:ascii="Arial" w:cs="Arial" w:eastAsia="Arial" w:hAnsi="Arial"/>
+          <w:sz w:val="20"/>
+          <w:szCs w:val="20"/>
+        </w:rPr>
+        <w:t xml:space="preserve">Mantener las superficies permanentemente húmedas por 7 días como mínimo con riego, arpilleras húmedas o arroceras; las caras encofradas se curan al desencofrar.</w:t>
+      </w:r>
+    </w:p>
+    <w:p>
+      <w:pPr>
+        <w:pStyle w:val="ListParagraph"/>
+        <w:numPr>
+          <w:ilvl w:val="0"/>
+          <w:numId w:val="2"/>
+        </w:numPr>
+        <w:spacing w:after="60" w:line="264"/>
+        <w:jc w:val="both"/>
+      </w:pPr>
+      <w:r>
+        <w:rPr>
+          <w:rFonts w:ascii="Arial" w:cs="Arial" w:eastAsia="Arial" w:hAnsi="Arial"/>
+          <w:sz w:val="20"/>
+          <w:szCs w:val="20"/>
+        </w:rPr>
+        <w:t xml:space="preserve">Si se usa curador químico, aplicarlo uniformemente con mochila sobre la superficie aún húmeda, en la dosis del fabricante.</w:t>
+      </w:r>
+    </w:p>
+    <w:p>
+      <w:pPr>
+        <w:pStyle w:val="ListParagraph"/>
+        <w:numPr>
+          <w:ilvl w:val="0"/>
+          <w:numId w:val="2"/>
+        </w:numPr>
+        <w:spacing w:after="60" w:line="264"/>
+        <w:jc w:val="both"/>
+      </w:pPr>
+      <w:r>
+        <w:rPr>
+          <w:rFonts w:ascii="Arial" w:cs="Arial" w:eastAsia="Arial" w:hAnsi="Arial"/>
+          <w:sz w:val="20"/>
+          <w:szCs w:val="20"/>
+        </w:rPr>
+        <w:t xml:space="preserve">Proteger el concreto del sol directo, el viento y la lluvia fuerte durante las primeras 24 horas; no transitar ni cargar la losa antes de 14 días.</w:t>
+      </w:r>
+    </w:p>
+    <w:p>
+      <w:pPr>
+        <w:keepNext/>
+        <w:spacing w:after="60" w:before="120"/>
+      </w:pPr>
+      <w:r>
+        <w:rPr>
+          <w:rFonts w:ascii="Arial" w:cs="Arial" w:eastAsia="Arial" w:hAnsi="Arial"/>
+          <w:b/>
+          <w:bCs/>
+          <w:color w:val="1F3864"/>
+          <w:sz w:val="19"/>
+          <w:szCs w:val="19"/>
+        </w:rPr>
+        <w:t xml:space="preserve">CONTROL DE CALIDAD Y TOLERANCIAS</w:t>
+      </w:r>
+    </w:p>
+    <w:p>
+      <w:pPr>
+        <w:pStyle w:val="ListParagraph"/>
+        <w:numPr>
+          <w:ilvl w:val="0"/>
+          <w:numId w:val="2"/>
+        </w:numPr>
+        <w:spacing w:after="60" w:line="264"/>
+        <w:jc w:val="both"/>
+      </w:pPr>
+      <w:r>
+        <w:rPr>
+          <w:rFonts w:ascii="Arial" w:cs="Arial" w:eastAsia="Arial" w:hAnsi="Arial"/>
+          <w:sz w:val="20"/>
+          <w:szCs w:val="20"/>
+        </w:rPr>
+        <w:t xml:space="preserve">La Supervisión verificará diariamente el curado y lo anotará en el cuaderno de obra.</w:t>
+      </w:r>
+    </w:p>
+    <w:p>
+      <w:pPr>
+        <w:keepNext/>
+        <w:spacing w:after="60" w:before="120"/>
+      </w:pPr>
+      <w:r>
+        <w:rPr>
+          <w:rFonts w:ascii="Arial" w:cs="Arial" w:eastAsia="Arial" w:hAnsi="Arial"/>
+          <w:b/>
+          <w:bCs/>
+          <w:color w:val="1F3864"/>
+          <w:sz w:val="19"/>
+          <w:szCs w:val="19"/>
+        </w:rPr>
+        <w:t xml:space="preserve">SEGURIDAD Y SALUD EN EL TRABAJO</w:t>
+      </w:r>
+    </w:p>
+    <w:p>
+      <w:pPr>
+        <w:pStyle w:val="ListParagraph"/>
+        <w:numPr>
+          <w:ilvl w:val="0"/>
+          <w:numId w:val="2"/>
+        </w:numPr>
+        <w:spacing w:after="60" w:line="264"/>
+        <w:jc w:val="both"/>
+      </w:pPr>
+      <w:r>
+        <w:rPr>
+          <w:rFonts w:ascii="Arial" w:cs="Arial" w:eastAsia="Arial" w:hAnsi="Arial"/>
+          <w:sz w:val="20"/>
+          <w:szCs w:val="20"/>
+        </w:rPr>
+        <w:t xml:space="preserve">Uso obligatorio de equipo de protección personal: casco, lentes de seguridad, guantes, botas con puntera de acero y chaleco reflectivo (DS N.° 011-2019-TR y Norma G.050).</w:t>
+      </w:r>
+    </w:p>
+    <w:p>
+      <w:pPr>
+        <w:keepNext/>
+        <w:spacing w:after="60" w:before="120"/>
+      </w:pPr>
+      <w:r>
+        <w:rPr>
+          <w:rFonts w:ascii="Arial" w:cs="Arial" w:eastAsia="Arial" w:hAnsi="Arial"/>
+          <w:b/>
+          <w:bCs/>
+          <w:color w:val="1F3864"/>
+          <w:sz w:val="19"/>
+          <w:szCs w:val="19"/>
+        </w:rPr>
+        <w:t xml:space="preserve">UNIDAD DE MEDIDA</w:t>
       </w:r>
     </w:p>
     <w:p>
@@ -20223,7 +20377,132 @@
           <w:sz w:val="20"/>
           <w:szCs w:val="20"/>
         </w:rPr>
-        <w:t xml:space="preserve">Recubrimientos libres: 0.04 m en muros y losa de fondo; 0.025 m en la losa superior del tramo normal; 0.04 m en el cruce de camiones; 0.025 m en tapas.</w:t>
+        <w:t xml:space="preserve">La unidad de medida es: metro cuadrado (m²).</w:t>
+      </w:r>
+    </w:p>
+    <w:p>
+      <w:pPr>
+        <w:keepNext/>
+        <w:spacing w:after="60" w:before="120"/>
+      </w:pPr>
+      <w:r>
+        <w:rPr>
+          <w:rFonts w:ascii="Arial" w:cs="Arial" w:eastAsia="Arial" w:hAnsi="Arial"/>
+          <w:b/>
+          <w:bCs/>
+          <w:color w:val="1F3864"/>
+          <w:sz w:val="19"/>
+          <w:szCs w:val="19"/>
+        </w:rPr>
+        <w:t xml:space="preserve">MÉTODO DE MEDICIÓN</w:t>
+      </w:r>
+    </w:p>
+    <w:p>
+      <w:pPr>
+        <w:spacing w:after="100" w:before="0" w:line="276"/>
+        <w:jc w:val="both"/>
+      </w:pPr>
+      <w:r>
+        <w:rPr>
+          <w:rFonts w:ascii="Arial" w:cs="Arial" w:eastAsia="Arial" w:hAnsi="Arial"/>
+          <w:sz w:val="20"/>
+          <w:szCs w:val="20"/>
+        </w:rPr>
+        <w:t xml:space="preserve">Se medirá el área de concreto curada: suma de las superficies expuestas de muros (dos caras), fondo y tapa o losa, según el metrado.</w:t>
+      </w:r>
+    </w:p>
+    <w:p>
+      <w:pPr>
+        <w:keepNext/>
+        <w:spacing w:after="60" w:before="120"/>
+      </w:pPr>
+      <w:r>
+        <w:rPr>
+          <w:rFonts w:ascii="Arial" w:cs="Arial" w:eastAsia="Arial" w:hAnsi="Arial"/>
+          <w:b/>
+          <w:bCs/>
+          <w:color w:val="1F3864"/>
+          <w:sz w:val="19"/>
+          <w:szCs w:val="19"/>
+        </w:rPr>
+        <w:t xml:space="preserve">FORMA DE PAGO</w:t>
+      </w:r>
+    </w:p>
+    <w:p>
+      <w:pPr>
+        <w:spacing w:after="100" w:before="0" w:line="276"/>
+        <w:jc w:val="both"/>
+      </w:pPr>
+      <w:r>
+        <w:rPr>
+          <w:rFonts w:ascii="Arial" w:cs="Arial" w:eastAsia="Arial" w:hAnsi="Arial"/>
+          <w:sz w:val="20"/>
+          <w:szCs w:val="20"/>
+        </w:rPr>
+        <w:t xml:space="preserve">El pago se efectuará al precio unitario del presupuesto por metro cuadrado (m²), de acuerdo con el avance valorizado y con la conformidad de la Supervisión. Dicho precio y pago constituye compensación total por la mano de obra (incluidas las leyes sociales), los materiales, el equipo, las herramientas, el transporte interno y todo imprevisto necesario para ejecutar la partida según esta especificación y los planos.</w:t>
+      </w:r>
+    </w:p>
+    <w:p>
+      <w:pPr>
+        <w:pStyle w:val="Heading3"/>
+        <w:keepNext/>
+      </w:pPr>
+      <w:r>
+        <w:t xml:space="preserve">01.04.04.05  REGISTROS DE LIMPIEZA Y TAPAS</w:t>
+      </w:r>
+    </w:p>
+    <w:p>
+      <w:pPr>
+        <w:pStyle w:val="Heading4"/>
+        <w:keepNext/>
+      </w:pPr>
+      <w:r>
+        <w:t xml:space="preserve">01.04.04.05.01  TAPA DE REGISTRO 0.68x0.68 C/MARCO Y CONTRAMARCO  (und)</w:t>
+      </w:r>
+    </w:p>
+    <w:p>
+      <w:pPr>
+        <w:keepNext/>
+        <w:spacing w:after="60" w:before="120"/>
+      </w:pPr>
+      <w:r>
+        <w:rPr>
+          <w:rFonts w:ascii="Arial" w:cs="Arial" w:eastAsia="Arial" w:hAnsi="Arial"/>
+          <w:b/>
+          <w:bCs/>
+          <w:color w:val="1F3864"/>
+          <w:sz w:val="19"/>
+          <w:szCs w:val="19"/>
+        </w:rPr>
+        <w:t xml:space="preserve">DESCRIPCIÓN</w:t>
+      </w:r>
+    </w:p>
+    <w:p>
+      <w:pPr>
+        <w:spacing w:after="100" w:before="0" w:line="276"/>
+        <w:jc w:val="both"/>
+      </w:pPr>
+      <w:r>
+        <w:rPr>
+          <w:rFonts w:ascii="Arial" w:cs="Arial" w:eastAsia="Arial" w:hAnsi="Arial"/>
+          <w:sz w:val="20"/>
+          <w:szCs w:val="20"/>
+        </w:rPr>
+        <w:t xml:space="preserve">Comprende el registro de limpieza completo del colector pluvial frontal del CAR Varones: contramarco de ángulo L 1 1/2" x 1 1/2" x 1/8" de 0.70 x 0.70 m con 8 anclajes de 3/8" embutido en la abertura de la losa, borde engrosado de 0.15 x 0.10 m bajo la losa con refuerzo de 2 barras de 1/2" por lado, y tapa de concreto armado f'c = 210 kg/cm² de 0.68 x 0.68 x 0.08 m con marco de ángulo L 1 1/2" x 1 1/2" x 1/8", parrilla de 7 + 7 barras de 3/8" @0.10 m y dos asas de 3/8" liso, todo según la lámina DP-06B.</w:t>
+      </w:r>
+    </w:p>
+    <w:p>
+      <w:pPr>
+        <w:spacing w:after="100" w:before="0" w:line="276"/>
+        <w:jc w:val="both"/>
+      </w:pPr>
+      <w:r>
+        <w:rPr>
+          <w:rFonts w:ascii="Arial" w:cs="Arial" w:eastAsia="Arial" w:hAnsi="Arial"/>
+          <w:sz w:val="20"/>
+          <w:szCs w:val="20"/>
+        </w:rPr>
+        <w:t xml:space="preserve">Número de registros: 11, en la losa superior del colector.</w:t>
       </w:r>
     </w:p>
     <w:p>
@@ -20259,7 +20538,7 @@
           <w:sz w:val="20"/>
           <w:szCs w:val="20"/>
         </w:rPr>
-        <w:t xml:space="preserve">Barras de acero corrugado NTP 341.031 / ASTM A615 grado 60; acero liso de 3/8" para asas; alambre negro N.° 16; dados de concreto o separadores.</w:t>
+        <w:t xml:space="preserve">Ángulos A36; concreto f'c = 210 kg/cm²; acero corrugado grado 60 de 3/8" y 1/2"; acero liso de 3/8"; soldadura E6011; pintura anticorrosiva y esmalte.</w:t>
       </w:r>
     </w:p>
     <w:p>
@@ -20295,7 +20574,7 @@
           <w:sz w:val="20"/>
           <w:szCs w:val="20"/>
         </w:rPr>
-        <w:t xml:space="preserve">Cizalla o cortadora, dobladora manual (grifas y tubo), wincha, tiza.</w:t>
+        <w:t xml:space="preserve">Máquina de soldar, amoladora, mezcladora o mezclado en batea, vibrador, herramientas de carpintería.</w:t>
       </w:r>
     </w:p>
     <w:p>
@@ -20331,83 +20610,83 @@
           <w:sz w:val="20"/>
           <w:szCs w:val="20"/>
         </w:rPr>
-        <w:t xml:space="preserve">Cortar y doblar en frío según el cuadro de doblado de los planos, con los ganchos y diámetros de doblado de la Norma E.060.</w:t>
-      </w:r>
-    </w:p>
-    <w:p>
-      <w:pPr>
-        <w:pStyle w:val="ListParagraph"/>
-        <w:numPr>
-          <w:ilvl w:val="0"/>
-          <w:numId w:val="2"/>
-        </w:numPr>
-        <w:spacing w:after="60" w:line="264"/>
-        <w:jc w:val="both"/>
-      </w:pPr>
-      <w:r>
-        <w:rPr>
-          <w:rFonts w:ascii="Arial" w:cs="Arial" w:eastAsia="Arial" w:hAnsi="Arial"/>
-          <w:sz w:val="20"/>
-          <w:szCs w:val="20"/>
-        </w:rPr>
-        <w:t xml:space="preserve">Colocar las barras en su posición, con los espaciamientos de los planos, sobre separadores que garanticen el recubrimiento.</w:t>
-      </w:r>
-    </w:p>
-    <w:p>
-      <w:pPr>
-        <w:pStyle w:val="ListParagraph"/>
-        <w:numPr>
-          <w:ilvl w:val="0"/>
-          <w:numId w:val="2"/>
-        </w:numPr>
-        <w:spacing w:after="60" w:line="264"/>
-        <w:jc w:val="both"/>
-      </w:pPr>
-      <w:r>
-        <w:rPr>
-          <w:rFonts w:ascii="Arial" w:cs="Arial" w:eastAsia="Arial" w:hAnsi="Arial"/>
-          <w:sz w:val="20"/>
-          <w:szCs w:val="20"/>
-        </w:rPr>
-        <w:t xml:space="preserve">Amarrar con alambre N.° 16 en todos los cruces del perímetro y alternadamente en el interior; los traslapes se ubicarán alternados y fuera de las zonas de mayor esfuerzo.</w:t>
-      </w:r>
-    </w:p>
-    <w:p>
-      <w:pPr>
-        <w:pStyle w:val="ListParagraph"/>
-        <w:numPr>
-          <w:ilvl w:val="0"/>
-          <w:numId w:val="2"/>
-        </w:numPr>
-        <w:spacing w:after="60" w:line="264"/>
-        <w:jc w:val="both"/>
-      </w:pPr>
-      <w:r>
-        <w:rPr>
-          <w:rFonts w:ascii="Arial" w:cs="Arial" w:eastAsia="Arial" w:hAnsi="Arial"/>
-          <w:sz w:val="20"/>
-          <w:szCs w:val="20"/>
-        </w:rPr>
-        <w:t xml:space="preserve">En las juntas de dilatación las barras longitudinales se interrumpen a 0.05 m de la junta; no la atraviesan.</w:t>
-      </w:r>
-    </w:p>
-    <w:p>
-      <w:pPr>
-        <w:pStyle w:val="ListParagraph"/>
-        <w:numPr>
-          <w:ilvl w:val="0"/>
-          <w:numId w:val="2"/>
-        </w:numPr>
-        <w:spacing w:after="60" w:line="264"/>
-        <w:jc w:val="both"/>
-      </w:pPr>
-      <w:r>
-        <w:rPr>
-          <w:rFonts w:ascii="Arial" w:cs="Arial" w:eastAsia="Arial" w:hAnsi="Arial"/>
-          <w:sz w:val="20"/>
-          <w:szCs w:val="20"/>
-        </w:rPr>
-        <w:t xml:space="preserve">Antes del vaciado el acero estará limpio; la Supervisión lo aprobará y se anotará en el cuaderno de obra.</w:t>
+        <w:t xml:space="preserve">Fabricar el contramarco y colocarlo con el encofrado de la losa, nivelado, con su ala a 0.08 m bajo el piso terminado, amarrado al refuerzo de borde.</w:t>
+      </w:r>
+    </w:p>
+    <w:p>
+      <w:pPr>
+        <w:pStyle w:val="ListParagraph"/>
+        <w:numPr>
+          <w:ilvl w:val="0"/>
+          <w:numId w:val="2"/>
+        </w:numPr>
+        <w:spacing w:after="60" w:line="264"/>
+        <w:jc w:val="both"/>
+      </w:pPr>
+      <w:r>
+        <w:rPr>
+          <w:rFonts w:ascii="Arial" w:cs="Arial" w:eastAsia="Arial" w:hAnsi="Arial"/>
+          <w:sz w:val="20"/>
+          <w:szCs w:val="20"/>
+        </w:rPr>
+        <w:t xml:space="preserve">Fabricar el marco de la tapa y soldar a el la parrilla; colocar las asas en sus cajuelas (molde de 0.18 x 0.06 x 0.03 m) para que no sobresalgan.</w:t>
+      </w:r>
+    </w:p>
+    <w:p>
+      <w:pPr>
+        <w:pStyle w:val="ListParagraph"/>
+        <w:numPr>
+          <w:ilvl w:val="0"/>
+          <w:numId w:val="2"/>
+        </w:numPr>
+        <w:spacing w:after="60" w:line="264"/>
+        <w:jc w:val="both"/>
+      </w:pPr>
+      <w:r>
+        <w:rPr>
+          <w:rFonts w:ascii="Arial" w:cs="Arial" w:eastAsia="Arial" w:hAnsi="Arial"/>
+          <w:sz w:val="20"/>
+          <w:szCs w:val="20"/>
+        </w:rPr>
+        <w:t xml:space="preserve">Vaciar la tapa sobre un tablero plano, vibrar y frotachar; curar 7 días.</w:t>
+      </w:r>
+    </w:p>
+    <w:p>
+      <w:pPr>
+        <w:pStyle w:val="ListParagraph"/>
+        <w:numPr>
+          <w:ilvl w:val="0"/>
+          <w:numId w:val="2"/>
+        </w:numPr>
+        <w:spacing w:after="60" w:line="264"/>
+        <w:jc w:val="both"/>
+      </w:pPr>
+      <w:r>
+        <w:rPr>
+          <w:rFonts w:ascii="Arial" w:cs="Arial" w:eastAsia="Arial" w:hAnsi="Arial"/>
+          <w:sz w:val="20"/>
+          <w:szCs w:val="20"/>
+        </w:rPr>
+        <w:t xml:space="preserve">Pintar los ángulos con dos manos de anticorrosivo y dos de esmalte.</w:t>
+      </w:r>
+    </w:p>
+    <w:p>
+      <w:pPr>
+        <w:pStyle w:val="ListParagraph"/>
+        <w:numPr>
+          <w:ilvl w:val="0"/>
+          <w:numId w:val="2"/>
+        </w:numPr>
+        <w:spacing w:after="60" w:line="264"/>
+        <w:jc w:val="both"/>
+      </w:pPr>
+      <w:r>
+        <w:rPr>
+          <w:rFonts w:ascii="Arial" w:cs="Arial" w:eastAsia="Arial" w:hAnsi="Arial"/>
+          <w:sz w:val="20"/>
+          <w:szCs w:val="20"/>
+        </w:rPr>
+        <w:t xml:space="preserve">Colocar la tapa sobre el contramarco con holgura de 1 cm por lado; debe asentar en todo su perímetro, al ras del piso, y retirarse con dos operarios usando las asas.</w:t>
       </w:r>
     </w:p>
     <w:p>
@@ -20443,7 +20722,7 @@
           <w:sz w:val="20"/>
           <w:szCs w:val="20"/>
         </w:rPr>
-        <w:t xml:space="preserve">Tolerancias: espaciamiento ±10 mm; recubrimiento -5 / +10 mm; longitud de traslape no menor que la especificada.</w:t>
+        <w:t xml:space="preserve">Medidas ±2 mm; tapa sin cojeo ni fisuras; ras con el piso ±3 mm.</w:t>
       </w:r>
     </w:p>
     <w:p>
@@ -20498,26 +20777,26 @@
           <w:sz w:val="20"/>
           <w:szCs w:val="20"/>
         </w:rPr>
-        <w:t xml:space="preserve">Guantes de cuero para el manipuleo de varillas; proteger los extremos de las barras en espera con capuchones o dobleces.</w:t>
-      </w:r>
-    </w:p>
-    <w:p>
-      <w:pPr>
-        <w:pStyle w:val="ListParagraph"/>
-        <w:numPr>
-          <w:ilvl w:val="0"/>
-          <w:numId w:val="2"/>
-        </w:numPr>
-        <w:spacing w:after="60" w:line="264"/>
-        <w:jc w:val="both"/>
-      </w:pPr>
-      <w:r>
-        <w:rPr>
-          <w:rFonts w:ascii="Arial" w:cs="Arial" w:eastAsia="Arial" w:hAnsi="Arial"/>
-          <w:sz w:val="20"/>
-          <w:szCs w:val="20"/>
-        </w:rPr>
-        <w:t xml:space="preserve">El corte y doblado se hará en una zona habilitada, fuera de la circulación del personal.</w:t>
+        <w:t xml:space="preserve">Careta de soldar con filtro adecuado, guantes y mandil de cuero; pantallas que protejan al personal vecino.</w:t>
+      </w:r>
+    </w:p>
+    <w:p>
+      <w:pPr>
+        <w:pStyle w:val="ListParagraph"/>
+        <w:numPr>
+          <w:ilvl w:val="0"/>
+          <w:numId w:val="2"/>
+        </w:numPr>
+        <w:spacing w:after="60" w:line="264"/>
+        <w:jc w:val="both"/>
+      </w:pPr>
+      <w:r>
+        <w:rPr>
+          <w:rFonts w:ascii="Arial" w:cs="Arial" w:eastAsia="Arial" w:hAnsi="Arial"/>
+          <w:sz w:val="20"/>
+          <w:szCs w:val="20"/>
+        </w:rPr>
+        <w:t xml:space="preserve">Equipo de soldar con puesta a tierra; extintor de PQS a la mano; prohibido soldar cerca de materiales inflamables.</w:t>
       </w:r>
     </w:p>
     <w:p>
@@ -20548,7 +20827,7 @@
           <w:sz w:val="20"/>
           <w:szCs w:val="20"/>
         </w:rPr>
-        <w:t xml:space="preserve">La unidad de medida es: kilogramo (kg).</w:t>
+        <w:t xml:space="preserve">La unidad de medida es: unidad (und).</w:t>
       </w:r>
     </w:p>
     <w:p>
@@ -20579,7 +20858,7 @@
           <w:sz w:val="20"/>
           <w:szCs w:val="20"/>
         </w:rPr>
-        <w:t xml:space="preserve">Se medirá el peso del acero colocado según las longitudes de los planos (incluidos ganchos y traslapes) por el peso nominal de cada diámetro (3/8" = 0.56 kg/m; 1/2" = 0.994 kg/m), sin considerar desperdicios ni alambre.</w:t>
+        <w:t xml:space="preserve">Se contará el número de registros (tapas con su marco y contramarco) terminados y aprobados.</w:t>
       </w:r>
     </w:p>
     <w:p>
@@ -20610,7 +20889,16 @@
           <w:sz w:val="20"/>
           <w:szCs w:val="20"/>
         </w:rPr>
-        <w:t xml:space="preserve">El pago se efectuará al precio unitario del presupuesto por kilogramo (kg), de acuerdo con el avance valorizado y con la conformidad de la Supervisión. Dicho precio y pago constituye compensación total por la mano de obra (incluidas las leyes sociales), los materiales, el equipo, las herramientas, el transporte interno y todo imprevisto necesario para ejecutar la partida según esta especificación y los planos.</w:t>
+        <w:t xml:space="preserve">El pago se efectuará al precio unitario del presupuesto por unidad (und), de acuerdo con el avance valorizado y con la conformidad de la Supervisión. Dicho precio y pago constituye compensación total por la mano de obra (incluidas las leyes sociales), los materiales, el equipo, las herramientas, el transporte interno y todo imprevisto necesario para ejecutar la partida según esta especificación y los planos.</w:t>
+      </w:r>
+    </w:p>
+    <w:p>
+      <w:pPr>
+        <w:pStyle w:val="Heading3"/>
+        <w:keepNext/>
+      </w:pPr>
+      <w:r>
+        <w:t xml:space="preserve">01.04.04.06  JUNTAS</w:t>
       </w:r>
     </w:p>
     <w:p>
@@ -20619,7 +20907,7 @@
         <w:keepNext/>
       </w:pPr>
       <w:r>
-        <w:t xml:space="preserve">01.04.04.04.06  ACABADO FROTACHADO Y BRUÑADO DE LOSA SUPERIOR  (m²)</w:t>
+        <w:t xml:space="preserve">01.04.04.06.01  JUNTA DE DILATACION E=1" CON TECNOPOR Y SELLADOR ASFALTICO EN COLECTOR  (m)</w:t>
       </w:r>
     </w:p>
     <w:p>
@@ -20650,7 +20938,7 @@
           <w:sz w:val="20"/>
           <w:szCs w:val="20"/>
         </w:rPr>
-        <w:t xml:space="preserve">Comprende el acabado frotachado y bruñado de la cara superior de la losa del colector pluvial frontal del CAR Varones, que en el tramo de vereda sirve de piso peatonal, al nivel del piso terminado (+261.15).</w:t>
+        <w:t xml:space="preserve">Comprende la junta de dilatación de 1" (25 mm) en toda la sección del colector pluvial frontal del CAR Varones, cada 4.00 m (26 juntas) y en los cambios de sección, rellena con plancha de poliestireno expandido (tecnopor) y sellada con sellador asfáltico de 1" x 2" (25 x 50 mm) de asfalto líquido RC-250 y arena gruesa en las caras interiores y en la cara superior, según la lámina DD-03 y la sección 510 de la EG-2013 del MTC.</w:t>
       </w:r>
     </w:p>
     <w:p>
@@ -20686,7 +20974,7 @@
           <w:sz w:val="20"/>
           <w:szCs w:val="20"/>
         </w:rPr>
-        <w:t xml:space="preserve">El mismo concreto de la losa; mortero cemento-arena 1:2 solo para resanes.</w:t>
+        <w:t xml:space="preserve">Plancha de tecnopor de 1" (densidad 10 a 15 kg/m³); asfalto líquido RC-250 (NTP 321.028); arena gruesa limpia y seca.</w:t>
       </w:r>
     </w:p>
     <w:p>
@@ -20722,7 +21010,7 @@
           <w:sz w:val="20"/>
           <w:szCs w:val="20"/>
         </w:rPr>
-        <w:t xml:space="preserve">Regla de aluminio, frotacho de madera, plancha de acero, bruñadora.</w:t>
+        <w:t xml:space="preserve">Cuchilla, recipiente o tetera para calentar el asfalto, tacos de madera, escobilla, soplador.</w:t>
       </w:r>
     </w:p>
     <w:p>
@@ -20758,64 +21046,83 @@
           <w:sz w:val="20"/>
           <w:szCs w:val="20"/>
         </w:rPr>
-        <w:t xml:space="preserve">Después de reglear el concreto fresco de la losa, cuando pierda el brillo del agua superficial, pasar el frotacho de madera hasta lograr una superficie uniforme y antideslizante.</w:t>
-      </w:r>
-    </w:p>
-    <w:p>
-      <w:pPr>
-        <w:pStyle w:val="ListParagraph"/>
-        <w:numPr>
-          <w:ilvl w:val="0"/>
-          <w:numId w:val="2"/>
-        </w:numPr>
-        <w:spacing w:after="60" w:line="264"/>
-        <w:jc w:val="both"/>
-      </w:pPr>
-      <w:r>
-        <w:rPr>
-          <w:rFonts w:ascii="Arial" w:cs="Arial" w:eastAsia="Arial" w:hAnsi="Arial"/>
-          <w:sz w:val="20"/>
-          <w:szCs w:val="20"/>
-        </w:rPr>
-        <w:t xml:space="preserve">No espolvorear cemento seco ni agregar agua para facilitar el acabado.</w:t>
-      </w:r>
-    </w:p>
-    <w:p>
-      <w:pPr>
-        <w:pStyle w:val="ListParagraph"/>
-        <w:numPr>
-          <w:ilvl w:val="0"/>
-          <w:numId w:val="2"/>
-        </w:numPr>
-        <w:spacing w:after="60" w:line="264"/>
-        <w:jc w:val="both"/>
-      </w:pPr>
-      <w:r>
-        <w:rPr>
-          <w:rFonts w:ascii="Arial" w:cs="Arial" w:eastAsia="Arial" w:hAnsi="Arial"/>
-          <w:sz w:val="20"/>
-          <w:szCs w:val="20"/>
-        </w:rPr>
-        <w:t xml:space="preserve">Marcar bruñas de 1 cm de profundidad en los bordes y en coincidencia con las juntas cada 4.00 m.</w:t>
-      </w:r>
-    </w:p>
-    <w:p>
-      <w:pPr>
-        <w:pStyle w:val="ListParagraph"/>
-        <w:numPr>
-          <w:ilvl w:val="0"/>
-          <w:numId w:val="2"/>
-        </w:numPr>
-        <w:spacing w:after="60" w:line="264"/>
-        <w:jc w:val="both"/>
-      </w:pPr>
-      <w:r>
-        <w:rPr>
-          <w:rFonts w:ascii="Arial" w:cs="Arial" w:eastAsia="Arial" w:hAnsi="Arial"/>
-          <w:sz w:val="20"/>
-          <w:szCs w:val="20"/>
-        </w:rPr>
-        <w:t xml:space="preserve">Curar según la partida de curado.</w:t>
+        <w:t xml:space="preserve">Cortar la plancha de tecnopor a la forma de la sección (anillo con el hueco interior del colector) y fijarla al concreto ya vaciado.</w:t>
+      </w:r>
+    </w:p>
+    <w:p>
+      <w:pPr>
+        <w:pStyle w:val="ListParagraph"/>
+        <w:numPr>
+          <w:ilvl w:val="0"/>
+          <w:numId w:val="2"/>
+        </w:numPr>
+        <w:spacing w:after="60" w:line="264"/>
+        <w:jc w:val="both"/>
+      </w:pPr>
+      <w:r>
+        <w:rPr>
+          <w:rFonts w:ascii="Arial" w:cs="Arial" w:eastAsia="Arial" w:hAnsi="Arial"/>
+          <w:sz w:val="20"/>
+          <w:szCs w:val="20"/>
+        </w:rPr>
+        <w:t xml:space="preserve">Vaciar el paño siguiente contra la plancha; el acero longitudinal se interrumpe a 0.05 m a cada lado.</w:t>
+      </w:r>
+    </w:p>
+    <w:p>
+      <w:pPr>
+        <w:pStyle w:val="ListParagraph"/>
+        <w:numPr>
+          <w:ilvl w:val="0"/>
+          <w:numId w:val="2"/>
+        </w:numPr>
+        <w:spacing w:after="60" w:line="264"/>
+        <w:jc w:val="both"/>
+      </w:pPr>
+      <w:r>
+        <w:rPr>
+          <w:rFonts w:ascii="Arial" w:cs="Arial" w:eastAsia="Arial" w:hAnsi="Arial"/>
+          <w:sz w:val="20"/>
+          <w:szCs w:val="20"/>
+        </w:rPr>
+        <w:t xml:space="preserve">Retirar 2" (50 mm) de tecnopor en las caras interiores y en la cara superior; limpiar y secar la caja de la junta.</w:t>
+      </w:r>
+    </w:p>
+    <w:p>
+      <w:pPr>
+        <w:pStyle w:val="ListParagraph"/>
+        <w:numPr>
+          <w:ilvl w:val="0"/>
+          <w:numId w:val="2"/>
+        </w:numPr>
+        <w:spacing w:after="60" w:line="264"/>
+        <w:jc w:val="both"/>
+      </w:pPr>
+      <w:r>
+        <w:rPr>
+          <w:rFonts w:ascii="Arial" w:cs="Arial" w:eastAsia="Arial" w:hAnsi="Arial"/>
+          <w:sz w:val="20"/>
+          <w:szCs w:val="20"/>
+        </w:rPr>
+        <w:t xml:space="preserve">Calentar el asfalto líquido RC-250, mezclarlo con arena gruesa y colocar la mezcla compactándola con tacos de madera hasta el ras; retirar lo que manche el concreto.</w:t>
+      </w:r>
+    </w:p>
+    <w:p>
+      <w:pPr>
+        <w:pStyle w:val="ListParagraph"/>
+        <w:numPr>
+          <w:ilvl w:val="0"/>
+          <w:numId w:val="2"/>
+        </w:numPr>
+        <w:spacing w:after="60" w:line="264"/>
+        <w:jc w:val="both"/>
+      </w:pPr>
+      <w:r>
+        <w:rPr>
+          <w:rFonts w:ascii="Arial" w:cs="Arial" w:eastAsia="Arial" w:hAnsi="Arial"/>
+          <w:sz w:val="20"/>
+          <w:szCs w:val="20"/>
+        </w:rPr>
+        <w:t xml:space="preserve">La junta será continua, recta y vertical.</w:t>
       </w:r>
     </w:p>
     <w:p>
@@ -20851,7 +21158,7 @@
           <w:sz w:val="20"/>
           <w:szCs w:val="20"/>
         </w:rPr>
-        <w:t xml:space="preserve">Planitud: separaciones no mayores de 5 mm bajo una regla de 3.00 m; nivel del piso terminado ±0.005 m respecto al piso adyacente.</w:t>
+        <w:t xml:space="preserve">Sello compacto, adherido a ambas caras y al ras, sin vacíos ni discontinuidades.</w:t>
       </w:r>
     </w:p>
     <w:p>
@@ -20892,6 +21199,25 @@
     </w:p>
     <w:p>
       <w:pPr>
+        <w:pStyle w:val="ListParagraph"/>
+        <w:numPr>
+          <w:ilvl w:val="0"/>
+          <w:numId w:val="2"/>
+        </w:numPr>
+        <w:spacing w:after="60" w:line="264"/>
+        <w:jc w:val="both"/>
+      </w:pPr>
+      <w:r>
+        <w:rPr>
+          <w:rFonts w:ascii="Arial" w:cs="Arial" w:eastAsia="Arial" w:hAnsi="Arial"/>
+          <w:sz w:val="20"/>
+          <w:szCs w:val="20"/>
+        </w:rPr>
+        <w:t xml:space="preserve">Calentar el asfalto lejos de materiales inflamables, con extintor a la mano; guantes y careta.</w:t>
+      </w:r>
+    </w:p>
+    <w:p>
+      <w:pPr>
         <w:keepNext/>
         <w:spacing w:after="60" w:before="120"/>
       </w:pPr>
@@ -20918,7 +21244,7 @@
           <w:sz w:val="20"/>
           <w:szCs w:val="20"/>
         </w:rPr>
-        <w:t xml:space="preserve">La unidad de medida es: metro cuadrado (m²).</w:t>
+        <w:t xml:space="preserve">La unidad de medida es: metro lineal (m).</w:t>
       </w:r>
     </w:p>
     <w:p>
@@ -20949,7 +21275,7 @@
           <w:sz w:val="20"/>
           <w:szCs w:val="20"/>
         </w:rPr>
-        <w:t xml:space="preserve">Se medirá el área acabada de la cara superior de la losa: ancho exterior del colector por la longitud del tramo con acabado.</w:t>
+        <w:t xml:space="preserve">Se medirá la longitud de junta según el perímetro de la sección en cada junta por el número de juntas, como en el metrado.</w:t>
       </w:r>
     </w:p>
     <w:p>
@@ -20980,7 +21306,7 @@
           <w:sz w:val="20"/>
           <w:szCs w:val="20"/>
         </w:rPr>
-        <w:t xml:space="preserve">El pago se efectuará al precio unitario del presupuesto por metro cuadrado (m²), de acuerdo con el avance valorizado y con la conformidad de la Supervisión. Dicho precio y pago constituye compensación total por la mano de obra (incluidas las leyes sociales), los materiales, el equipo, las herramientas, el transporte interno y todo imprevisto necesario para ejecutar la partida según esta especificación y los planos.</w:t>
+        <w:t xml:space="preserve">El pago se efectuará al precio unitario del presupuesto por metro lineal (m), de acuerdo con el avance valorizado y con la conformidad de la Supervisión. Dicho precio y pago constituye compensación total por la mano de obra (incluidas las leyes sociales), los materiales, el equipo, las herramientas, el transporte interno y todo imprevisto necesario para ejecutar la partida según esta especificación y los planos.</w:t>
       </w:r>
     </w:p>
     <w:p>
@@ -20989,7 +21315,7 @@
         <w:keepNext/>
       </w:pPr>
       <w:r>
-        <w:t xml:space="preserve">01.04.04.04.07  CURADO DE CONCRETO EN COLECTOR  (m²)</w:t>
+        <w:t xml:space="preserve">01.04.04.06.02  JUNTA E=1" CON TECNOPOR Y SELLADOR ASFALTICO ENTRE COLECTOR Y CAJA CL  (m)</w:t>
       </w:r>
     </w:p>
     <w:p>
@@ -21020,7 +21346,7 @@
           <w:sz w:val="20"/>
           <w:szCs w:val="20"/>
         </w:rPr>
-        <w:t xml:space="preserve">Comprende el curado del concreto del colector y sus estructuras para mantenerlo húmedo y a temperatura adecuada durante su endurecimiento, en todas sus caras expuestas: muros por ambas caras, fondo y tapa o losa superior.</w:t>
+        <w:t xml:space="preserve">Comprende la junta de 1" con plancha de poliestireno expandido (tecnopor) en todo el contacto del colector pluvial frontal del CAR Varones con el muro este de la caja de llegada CL (sección completa del colector menos su hueco interior), de modo que ambas estructuras trabajen en forma independiente, y el sellador asfáltico de 1" x 2" (asfalto líquido RC-250 + arena gruesa) en las caras interiores y en la cara superior, según la lámina DD-03 (vista C). A ambos lados del colector hay terreno natural, por lo que no lleva junta longitudinal; la losa superior del colector sirve de vereda.</w:t>
       </w:r>
     </w:p>
     <w:p>
@@ -21056,7 +21382,7 @@
           <w:sz w:val="20"/>
           <w:szCs w:val="20"/>
         </w:rPr>
-        <w:t xml:space="preserve">Agua limpia; arpilleras o mantas de yute; opcionalmente compuesto químico de curado que forme membrana (ASTM C309) aprobado por la Supervisión.</w:t>
+        <w:t xml:space="preserve">Plancha de tecnopor de 1" (densidad 10 a 15 kg/m³) cortada a la forma de la sección del colector; asfalto líquido RC-250 (NTP 321.028); arena gruesa limpia y seca.</w:t>
       </w:r>
     </w:p>
     <w:p>
@@ -21092,7 +21418,7 @@
           <w:sz w:val="20"/>
           <w:szCs w:val="20"/>
         </w:rPr>
-        <w:t xml:space="preserve">Mangueras, baldes, mochila fumigadora para el curador químico.</w:t>
+        <w:t xml:space="preserve">Cuchilla, regla, wincha, recipiente para calentar el asfalto, tacos de madera, escobilla.</w:t>
       </w:r>
     </w:p>
     <w:p>
@@ -21128,64 +21454,64 @@
           <w:sz w:val="20"/>
           <w:szCs w:val="20"/>
         </w:rPr>
-        <w:t xml:space="preserve">Iniciar el curado apenas el concreto haya fraguado y no se marque con el dedo (en clima cálido, dentro de las 2 horas del acabado).</w:t>
-      </w:r>
-    </w:p>
-    <w:p>
-      <w:pPr>
-        <w:pStyle w:val="ListParagraph"/>
-        <w:numPr>
-          <w:ilvl w:val="0"/>
-          <w:numId w:val="2"/>
-        </w:numPr>
-        <w:spacing w:after="60" w:line="264"/>
-        <w:jc w:val="both"/>
-      </w:pPr>
-      <w:r>
-        <w:rPr>
-          <w:rFonts w:ascii="Arial" w:cs="Arial" w:eastAsia="Arial" w:hAnsi="Arial"/>
-          <w:sz w:val="20"/>
-          <w:szCs w:val="20"/>
-        </w:rPr>
-        <w:t xml:space="preserve">Mantener las superficies permanentemente húmedas por 7 días como mínimo con riego, arpilleras húmedas o arroceras; las caras encofradas se curan al desencofrar.</w:t>
-      </w:r>
-    </w:p>
-    <w:p>
-      <w:pPr>
-        <w:pStyle w:val="ListParagraph"/>
-        <w:numPr>
-          <w:ilvl w:val="0"/>
-          <w:numId w:val="2"/>
-        </w:numPr>
-        <w:spacing w:after="60" w:line="264"/>
-        <w:jc w:val="both"/>
-      </w:pPr>
-      <w:r>
-        <w:rPr>
-          <w:rFonts w:ascii="Arial" w:cs="Arial" w:eastAsia="Arial" w:hAnsi="Arial"/>
-          <w:sz w:val="20"/>
-          <w:szCs w:val="20"/>
-        </w:rPr>
-        <w:t xml:space="preserve">Si se usa curador químico, aplicarlo uniformemente con mochila sobre la superficie aún húmeda, en la dosis del fabricante.</w:t>
-      </w:r>
-    </w:p>
-    <w:p>
-      <w:pPr>
-        <w:pStyle w:val="ListParagraph"/>
-        <w:numPr>
-          <w:ilvl w:val="0"/>
-          <w:numId w:val="2"/>
-        </w:numPr>
-        <w:spacing w:after="60" w:line="264"/>
-        <w:jc w:val="both"/>
-      </w:pPr>
-      <w:r>
-        <w:rPr>
-          <w:rFonts w:ascii="Arial" w:cs="Arial" w:eastAsia="Arial" w:hAnsi="Arial"/>
-          <w:sz w:val="20"/>
-          <w:szCs w:val="20"/>
-        </w:rPr>
-        <w:t xml:space="preserve">Proteger el concreto del sol directo, el viento y la lluvia fuerte durante las primeras 24 horas; no transitar ni cargar la losa antes de 14 días.</w:t>
+        <w:t xml:space="preserve">Verificar la caja CL y su ventana antes de vaciar el último tramo del colector.</w:t>
+      </w:r>
+    </w:p>
+    <w:p>
+      <w:pPr>
+        <w:pStyle w:val="ListParagraph"/>
+        <w:numPr>
+          <w:ilvl w:val="0"/>
+          <w:numId w:val="2"/>
+        </w:numPr>
+        <w:spacing w:after="60" w:line="264"/>
+        <w:jc w:val="both"/>
+      </w:pPr>
+      <w:r>
+        <w:rPr>
+          <w:rFonts w:ascii="Arial" w:cs="Arial" w:eastAsia="Arial" w:hAnsi="Arial"/>
+          <w:sz w:val="20"/>
+          <w:szCs w:val="20"/>
+        </w:rPr>
+        <w:t xml:space="preserve">Fijar la plancha de tecnopor contra el muro este de la caja CL, alrededor de la ventana, y vaciar el colector contra ella.</w:t>
+      </w:r>
+    </w:p>
+    <w:p>
+      <w:pPr>
+        <w:pStyle w:val="ListParagraph"/>
+        <w:numPr>
+          <w:ilvl w:val="0"/>
+          <w:numId w:val="2"/>
+        </w:numPr>
+        <w:spacing w:after="60" w:line="264"/>
+        <w:jc w:val="both"/>
+      </w:pPr>
+      <w:r>
+        <w:rPr>
+          <w:rFonts w:ascii="Arial" w:cs="Arial" w:eastAsia="Arial" w:hAnsi="Arial"/>
+          <w:sz w:val="20"/>
+          <w:szCs w:val="20"/>
+        </w:rPr>
+        <w:t xml:space="preserve">Retirar 2" (50 mm) de tecnopor en las caras interiores y en la cara superior; limpiar y secar.</w:t>
+      </w:r>
+    </w:p>
+    <w:p>
+      <w:pPr>
+        <w:pStyle w:val="ListParagraph"/>
+        <w:numPr>
+          <w:ilvl w:val="0"/>
+          <w:numId w:val="2"/>
+        </w:numPr>
+        <w:spacing w:after="60" w:line="264"/>
+        <w:jc w:val="both"/>
+      </w:pPr>
+      <w:r>
+        <w:rPr>
+          <w:rFonts w:ascii="Arial" w:cs="Arial" w:eastAsia="Arial" w:hAnsi="Arial"/>
+          <w:sz w:val="20"/>
+          <w:szCs w:val="20"/>
+        </w:rPr>
+        <w:t xml:space="preserve">Calentar el RC-250, mezclarlo con arena gruesa y colocarlo compactando con tacos hasta el ras.</w:t>
       </w:r>
     </w:p>
     <w:p>
@@ -21221,7 +21547,7 @@
           <w:sz w:val="20"/>
           <w:szCs w:val="20"/>
         </w:rPr>
-        <w:t xml:space="preserve">La Supervisión verificará diariamente el curado y lo anotará en el cuaderno de obra.</w:t>
+        <w:t xml:space="preserve">Sin contacto directo entre el concreto del colector y el de la caja CL; sello compacto, adherido y al ras.</w:t>
       </w:r>
     </w:p>
     <w:p>
@@ -21262,6 +21588,25 @@
     </w:p>
     <w:p>
       <w:pPr>
+        <w:pStyle w:val="ListParagraph"/>
+        <w:numPr>
+          <w:ilvl w:val="0"/>
+          <w:numId w:val="2"/>
+        </w:numPr>
+        <w:spacing w:after="60" w:line="264"/>
+        <w:jc w:val="both"/>
+      </w:pPr>
+      <w:r>
+        <w:rPr>
+          <w:rFonts w:ascii="Arial" w:cs="Arial" w:eastAsia="Arial" w:hAnsi="Arial"/>
+          <w:sz w:val="20"/>
+          <w:szCs w:val="20"/>
+        </w:rPr>
+        <w:t xml:space="preserve">Calentar el asfalto lejos de materiales inflamables, con extintor a la mano.</w:t>
+      </w:r>
+    </w:p>
+    <w:p>
+      <w:pPr>
         <w:keepNext/>
         <w:spacing w:after="60" w:before="120"/>
       </w:pPr>
@@ -21288,7 +21633,7 @@
           <w:sz w:val="20"/>
           <w:szCs w:val="20"/>
         </w:rPr>
-        <w:t xml:space="preserve">La unidad de medida es: metro cuadrado (m²).</w:t>
+        <w:t xml:space="preserve">La unidad de medida es: metro lineal (m).</w:t>
       </w:r>
     </w:p>
     <w:p>
@@ -21319,3592 +21664,7 @@
           <w:sz w:val="20"/>
           <w:szCs w:val="20"/>
         </w:rPr>
-        <w:t xml:space="preserve">Se medirá el área de concreto curada: suma de las superficies expuestas de muros (dos caras), fondo y tapa o losa, según el metrado.</w:t>
-      </w:r>
-    </w:p>
-    <w:p>
-      <w:pPr>
-        <w:keepNext/>
-        <w:spacing w:after="60" w:before="120"/>
-      </w:pPr>
-      <w:r>
-        <w:rPr>
-          <w:rFonts w:ascii="Arial" w:cs="Arial" w:eastAsia="Arial" w:hAnsi="Arial"/>
-          <w:b/>
-          <w:bCs/>
-          <w:color w:val="1F3864"/>
-          <w:sz w:val="19"/>
-          <w:szCs w:val="19"/>
-        </w:rPr>
-        <w:t xml:space="preserve">FORMA DE PAGO</w:t>
-      </w:r>
-    </w:p>
-    <w:p>
-      <w:pPr>
-        <w:spacing w:after="100" w:before="0" w:line="276"/>
-        <w:jc w:val="both"/>
-      </w:pPr>
-      <w:r>
-        <w:rPr>
-          <w:rFonts w:ascii="Arial" w:cs="Arial" w:eastAsia="Arial" w:hAnsi="Arial"/>
-          <w:sz w:val="20"/>
-          <w:szCs w:val="20"/>
-        </w:rPr>
-        <w:t xml:space="preserve">El pago se efectuará al precio unitario del presupuesto por metro cuadrado (m²), de acuerdo con el avance valorizado y con la conformidad de la Supervisión. Dicho precio y pago constituye compensación total por la mano de obra (incluidas las leyes sociales), los materiales, el equipo, las herramientas, el transporte interno y todo imprevisto necesario para ejecutar la partida según esta especificación y los planos.</w:t>
-      </w:r>
-    </w:p>
-    <w:p>
-      <w:pPr>
-        <w:pStyle w:val="Heading3"/>
-        <w:keepNext/>
-      </w:pPr>
-      <w:r>
-        <w:t xml:space="preserve">01.04.04.05  REGISTROS DE LIMPIEZA Y TAPAS</w:t>
-      </w:r>
-    </w:p>
-    <w:p>
-      <w:pPr>
-        <w:pStyle w:val="Heading4"/>
-        <w:keepNext/>
-      </w:pPr>
-      <w:r>
-        <w:t xml:space="preserve">01.04.04.05.01  CONTRAMARCO METALICO L 2"x2"x3/16" CON ANCLAJES  (und)</w:t>
-      </w:r>
-    </w:p>
-    <w:p>
-      <w:pPr>
-        <w:keepNext/>
-        <w:spacing w:after="60" w:before="120"/>
-      </w:pPr>
-      <w:r>
-        <w:rPr>
-          <w:rFonts w:ascii="Arial" w:cs="Arial" w:eastAsia="Arial" w:hAnsi="Arial"/>
-          <w:b/>
-          <w:bCs/>
-          <w:color w:val="1F3864"/>
-          <w:sz w:val="19"/>
-          <w:szCs w:val="19"/>
-        </w:rPr>
-        <w:t xml:space="preserve">DESCRIPCIÓN</w:t>
-      </w:r>
-    </w:p>
-    <w:p>
-      <w:pPr>
-        <w:spacing w:after="100" w:before="0" w:line="276"/>
-        <w:jc w:val="both"/>
-      </w:pPr>
-      <w:r>
-        <w:rPr>
-          <w:rFonts w:ascii="Arial" w:cs="Arial" w:eastAsia="Arial" w:hAnsi="Arial"/>
-          <w:sz w:val="20"/>
-          <w:szCs w:val="20"/>
-        </w:rPr>
-        <w:t xml:space="preserve">Comprende la fabricación y colocación del contramarco de ángulo de acero L 2" x 2" x 3/16" de cada registro de limpieza, de 0.70 x 0.70 m de medida exterior, con 8 anclajes de 3/8" de 0.20 m soldados (2 por lado), embutido en el borde de la abertura de la losa superior; su ala horizontal queda 0.08 m bajo el piso terminado y sirve de asiento a la tapa.</w:t>
-      </w:r>
-    </w:p>
-    <w:p>
-      <w:pPr>
-        <w:keepNext/>
-        <w:spacing w:after="60" w:before="120"/>
-      </w:pPr>
-      <w:r>
-        <w:rPr>
-          <w:rFonts w:ascii="Arial" w:cs="Arial" w:eastAsia="Arial" w:hAnsi="Arial"/>
-          <w:b/>
-          <w:bCs/>
-          <w:color w:val="1F3864"/>
-          <w:sz w:val="19"/>
-          <w:szCs w:val="19"/>
-        </w:rPr>
-        <w:t xml:space="preserve">MATERIALES</w:t>
-      </w:r>
-    </w:p>
-    <w:p>
-      <w:pPr>
-        <w:pStyle w:val="ListParagraph"/>
-        <w:numPr>
-          <w:ilvl w:val="0"/>
-          <w:numId w:val="2"/>
-        </w:numPr>
-        <w:spacing w:after="60" w:line="264"/>
-        <w:jc w:val="both"/>
-      </w:pPr>
-      <w:r>
-        <w:rPr>
-          <w:rFonts w:ascii="Arial" w:cs="Arial" w:eastAsia="Arial" w:hAnsi="Arial"/>
-          <w:sz w:val="20"/>
-          <w:szCs w:val="20"/>
-        </w:rPr>
-        <w:t xml:space="preserve">Ángulo A36 L 2" x 2" x 3/16" (4 piezas de 0.71 m con extremos a 45 grados); varillas de 3/8" para anclajes; soldadura E6011 de 1/8"; pintura anticorrosiva y esmalte.</w:t>
-      </w:r>
-    </w:p>
-    <w:p>
-      <w:pPr>
-        <w:keepNext/>
-        <w:spacing w:after="60" w:before="120"/>
-      </w:pPr>
-      <w:r>
-        <w:rPr>
-          <w:rFonts w:ascii="Arial" w:cs="Arial" w:eastAsia="Arial" w:hAnsi="Arial"/>
-          <w:b/>
-          <w:bCs/>
-          <w:color w:val="1F3864"/>
-          <w:sz w:val="19"/>
-          <w:szCs w:val="19"/>
-        </w:rPr>
-        <w:t xml:space="preserve">EQUIPOS Y HERRAMIENTAS</w:t>
-      </w:r>
-    </w:p>
-    <w:p>
-      <w:pPr>
-        <w:pStyle w:val="ListParagraph"/>
-        <w:numPr>
-          <w:ilvl w:val="0"/>
-          <w:numId w:val="2"/>
-        </w:numPr>
-        <w:spacing w:after="60" w:line="264"/>
-        <w:jc w:val="both"/>
-      </w:pPr>
-      <w:r>
-        <w:rPr>
-          <w:rFonts w:ascii="Arial" w:cs="Arial" w:eastAsia="Arial" w:hAnsi="Arial"/>
-          <w:sz w:val="20"/>
-          <w:szCs w:val="20"/>
-        </w:rPr>
-        <w:t xml:space="preserve">Máquina de soldar de 250 A, amoladora, escuadra, nivel.</w:t>
-      </w:r>
-    </w:p>
-    <w:p>
-      <w:pPr>
-        <w:keepNext/>
-        <w:spacing w:after="60" w:before="120"/>
-      </w:pPr>
-      <w:r>
-        <w:rPr>
-          <w:rFonts w:ascii="Arial" w:cs="Arial" w:eastAsia="Arial" w:hAnsi="Arial"/>
-          <w:b/>
-          <w:bCs/>
-          <w:color w:val="1F3864"/>
-          <w:sz w:val="19"/>
-          <w:szCs w:val="19"/>
-        </w:rPr>
-        <w:t xml:space="preserve">PROCEDIMIENTO DE EJECUCIÓN</w:t>
-      </w:r>
-    </w:p>
-    <w:p>
-      <w:pPr>
-        <w:pStyle w:val="ListParagraph"/>
-        <w:numPr>
-          <w:ilvl w:val="0"/>
-          <w:numId w:val="2"/>
-        </w:numPr>
-        <w:spacing w:after="60" w:line="264"/>
-        <w:jc w:val="both"/>
-      </w:pPr>
-      <w:r>
-        <w:rPr>
-          <w:rFonts w:ascii="Arial" w:cs="Arial" w:eastAsia="Arial" w:hAnsi="Arial"/>
-          <w:sz w:val="20"/>
-          <w:szCs w:val="20"/>
-        </w:rPr>
-        <w:t xml:space="preserve">Cortar las piezas a inglete de 45 grados y soldar las esquinas; verificar escuadra (diagonales iguales).</w:t>
-      </w:r>
-    </w:p>
-    <w:p>
-      <w:pPr>
-        <w:pStyle w:val="ListParagraph"/>
-        <w:numPr>
-          <w:ilvl w:val="0"/>
-          <w:numId w:val="2"/>
-        </w:numPr>
-        <w:spacing w:after="60" w:line="264"/>
-        <w:jc w:val="both"/>
-      </w:pPr>
-      <w:r>
-        <w:rPr>
-          <w:rFonts w:ascii="Arial" w:cs="Arial" w:eastAsia="Arial" w:hAnsi="Arial"/>
-          <w:sz w:val="20"/>
-          <w:szCs w:val="20"/>
-        </w:rPr>
-        <w:t xml:space="preserve">Soldar los anclajes al ala vertical con cordón de 3/16" x 25 mm.</w:t>
-      </w:r>
-    </w:p>
-    <w:p>
-      <w:pPr>
-        <w:pStyle w:val="ListParagraph"/>
-        <w:numPr>
-          <w:ilvl w:val="0"/>
-          <w:numId w:val="2"/>
-        </w:numPr>
-        <w:spacing w:after="60" w:line="264"/>
-        <w:jc w:val="both"/>
-      </w:pPr>
-      <w:r>
-        <w:rPr>
-          <w:rFonts w:ascii="Arial" w:cs="Arial" w:eastAsia="Arial" w:hAnsi="Arial"/>
-          <w:sz w:val="20"/>
-          <w:szCs w:val="20"/>
-        </w:rPr>
-        <w:t xml:space="preserve">Limpiar y aplicar anticorrosivo (excepto en la zona que quedará embutida).</w:t>
-      </w:r>
-    </w:p>
-    <w:p>
-      <w:pPr>
-        <w:pStyle w:val="ListParagraph"/>
-        <w:numPr>
-          <w:ilvl w:val="0"/>
-          <w:numId w:val="2"/>
-        </w:numPr>
-        <w:spacing w:after="60" w:line="264"/>
-        <w:jc w:val="both"/>
-      </w:pPr>
-      <w:r>
-        <w:rPr>
-          <w:rFonts w:ascii="Arial" w:cs="Arial" w:eastAsia="Arial" w:hAnsi="Arial"/>
-          <w:sz w:val="20"/>
-          <w:szCs w:val="20"/>
-        </w:rPr>
-        <w:t xml:space="preserve">Fijar el contramarco al encofrado de la losa, nivelado y aplomado, amarrado al refuerzo del borde; vaciar la losa.</w:t>
-      </w:r>
-    </w:p>
-    <w:p>
-      <w:pPr>
-        <w:keepNext/>
-        <w:spacing w:after="60" w:before="120"/>
-      </w:pPr>
-      <w:r>
-        <w:rPr>
-          <w:rFonts w:ascii="Arial" w:cs="Arial" w:eastAsia="Arial" w:hAnsi="Arial"/>
-          <w:b/>
-          <w:bCs/>
-          <w:color w:val="1F3864"/>
-          <w:sz w:val="19"/>
-          <w:szCs w:val="19"/>
-        </w:rPr>
-        <w:t xml:space="preserve">CONTROL DE CALIDAD Y TOLERANCIAS</w:t>
-      </w:r>
-    </w:p>
-    <w:p>
-      <w:pPr>
-        <w:pStyle w:val="ListParagraph"/>
-        <w:numPr>
-          <w:ilvl w:val="0"/>
-          <w:numId w:val="2"/>
-        </w:numPr>
-        <w:spacing w:after="60" w:line="264"/>
-        <w:jc w:val="both"/>
-      </w:pPr>
-      <w:r>
-        <w:rPr>
-          <w:rFonts w:ascii="Arial" w:cs="Arial" w:eastAsia="Arial" w:hAnsi="Arial"/>
-          <w:sz w:val="20"/>
-          <w:szCs w:val="20"/>
-        </w:rPr>
-        <w:t xml:space="preserve">Medida exterior 0.70 x 0.70 m ±2 mm; diagonales iguales ±3 mm; ala de asiento a 0.08 m bajo el piso terminado.</w:t>
-      </w:r>
-    </w:p>
-    <w:p>
-      <w:pPr>
-        <w:keepNext/>
-        <w:spacing w:after="60" w:before="120"/>
-      </w:pPr>
-      <w:r>
-        <w:rPr>
-          <w:rFonts w:ascii="Arial" w:cs="Arial" w:eastAsia="Arial" w:hAnsi="Arial"/>
-          <w:b/>
-          <w:bCs/>
-          <w:color w:val="1F3864"/>
-          <w:sz w:val="19"/>
-          <w:szCs w:val="19"/>
-        </w:rPr>
-        <w:t xml:space="preserve">SEGURIDAD Y SALUD EN EL TRABAJO</w:t>
-      </w:r>
-    </w:p>
-    <w:p>
-      <w:pPr>
-        <w:pStyle w:val="ListParagraph"/>
-        <w:numPr>
-          <w:ilvl w:val="0"/>
-          <w:numId w:val="2"/>
-        </w:numPr>
-        <w:spacing w:after="60" w:line="264"/>
-        <w:jc w:val="both"/>
-      </w:pPr>
-      <w:r>
-        <w:rPr>
-          <w:rFonts w:ascii="Arial" w:cs="Arial" w:eastAsia="Arial" w:hAnsi="Arial"/>
-          <w:sz w:val="20"/>
-          <w:szCs w:val="20"/>
-        </w:rPr>
-        <w:t xml:space="preserve">Uso obligatorio de equipo de protección personal: casco, lentes de seguridad, guantes, botas con puntera de acero y chaleco reflectivo (DS N.° 011-2019-TR y Norma G.050).</w:t>
-      </w:r>
-    </w:p>
-    <w:p>
-      <w:pPr>
-        <w:pStyle w:val="ListParagraph"/>
-        <w:numPr>
-          <w:ilvl w:val="0"/>
-          <w:numId w:val="2"/>
-        </w:numPr>
-        <w:spacing w:after="60" w:line="264"/>
-        <w:jc w:val="both"/>
-      </w:pPr>
-      <w:r>
-        <w:rPr>
-          <w:rFonts w:ascii="Arial" w:cs="Arial" w:eastAsia="Arial" w:hAnsi="Arial"/>
-          <w:sz w:val="20"/>
-          <w:szCs w:val="20"/>
-        </w:rPr>
-        <w:t xml:space="preserve">Careta de soldar con filtro adecuado, guantes y mandil de cuero; pantallas que protejan al personal vecino.</w:t>
-      </w:r>
-    </w:p>
-    <w:p>
-      <w:pPr>
-        <w:pStyle w:val="ListParagraph"/>
-        <w:numPr>
-          <w:ilvl w:val="0"/>
-          <w:numId w:val="2"/>
-        </w:numPr>
-        <w:spacing w:after="60" w:line="264"/>
-        <w:jc w:val="both"/>
-      </w:pPr>
-      <w:r>
-        <w:rPr>
-          <w:rFonts w:ascii="Arial" w:cs="Arial" w:eastAsia="Arial" w:hAnsi="Arial"/>
-          <w:sz w:val="20"/>
-          <w:szCs w:val="20"/>
-        </w:rPr>
-        <w:t xml:space="preserve">Equipo de soldar con puesta a tierra; extintor de PQS a la mano; prohibido soldar cerca de materiales inflamables.</w:t>
-      </w:r>
-    </w:p>
-    <w:p>
-      <w:pPr>
-        <w:keepNext/>
-        <w:spacing w:after="60" w:before="120"/>
-      </w:pPr>
-      <w:r>
-        <w:rPr>
-          <w:rFonts w:ascii="Arial" w:cs="Arial" w:eastAsia="Arial" w:hAnsi="Arial"/>
-          <w:b/>
-          <w:bCs/>
-          <w:color w:val="1F3864"/>
-          <w:sz w:val="19"/>
-          <w:szCs w:val="19"/>
-        </w:rPr>
-        <w:t xml:space="preserve">UNIDAD DE MEDIDA</w:t>
-      </w:r>
-    </w:p>
-    <w:p>
-      <w:pPr>
-        <w:spacing w:after="100" w:before="0" w:line="276"/>
-        <w:jc w:val="both"/>
-      </w:pPr>
-      <w:r>
-        <w:rPr>
-          <w:rFonts w:ascii="Arial" w:cs="Arial" w:eastAsia="Arial" w:hAnsi="Arial"/>
-          <w:sz w:val="20"/>
-          <w:szCs w:val="20"/>
-        </w:rPr>
-        <w:t xml:space="preserve">La unidad de medida es: unidad (und).</w:t>
-      </w:r>
-    </w:p>
-    <w:p>
-      <w:pPr>
-        <w:keepNext/>
-        <w:spacing w:after="60" w:before="120"/>
-      </w:pPr>
-      <w:r>
-        <w:rPr>
-          <w:rFonts w:ascii="Arial" w:cs="Arial" w:eastAsia="Arial" w:hAnsi="Arial"/>
-          <w:b/>
-          <w:bCs/>
-          <w:color w:val="1F3864"/>
-          <w:sz w:val="19"/>
-          <w:szCs w:val="19"/>
-        </w:rPr>
-        <w:t xml:space="preserve">MÉTODO DE MEDICIÓN</w:t>
-      </w:r>
-    </w:p>
-    <w:p>
-      <w:pPr>
-        <w:spacing w:after="100" w:before="0" w:line="276"/>
-        <w:jc w:val="both"/>
-      </w:pPr>
-      <w:r>
-        <w:rPr>
-          <w:rFonts w:ascii="Arial" w:cs="Arial" w:eastAsia="Arial" w:hAnsi="Arial"/>
-          <w:sz w:val="20"/>
-          <w:szCs w:val="20"/>
-        </w:rPr>
-        <w:t xml:space="preserve">Se contará el número de contramarcos colocados (uno por registro). El peso de los ángulos y la pintura se miden en sus partidas.</w:t>
-      </w:r>
-    </w:p>
-    <w:p>
-      <w:pPr>
-        <w:keepNext/>
-        <w:spacing w:after="60" w:before="120"/>
-      </w:pPr>
-      <w:r>
-        <w:rPr>
-          <w:rFonts w:ascii="Arial" w:cs="Arial" w:eastAsia="Arial" w:hAnsi="Arial"/>
-          <w:b/>
-          <w:bCs/>
-          <w:color w:val="1F3864"/>
-          <w:sz w:val="19"/>
-          <w:szCs w:val="19"/>
-        </w:rPr>
-        <w:t xml:space="preserve">FORMA DE PAGO</w:t>
-      </w:r>
-    </w:p>
-    <w:p>
-      <w:pPr>
-        <w:spacing w:after="100" w:before="0" w:line="276"/>
-        <w:jc w:val="both"/>
-      </w:pPr>
-      <w:r>
-        <w:rPr>
-          <w:rFonts w:ascii="Arial" w:cs="Arial" w:eastAsia="Arial" w:hAnsi="Arial"/>
-          <w:sz w:val="20"/>
-          <w:szCs w:val="20"/>
-        </w:rPr>
-        <w:t xml:space="preserve">El pago se efectuará al precio unitario del presupuesto por unidad (und), de acuerdo con el avance valorizado y con la conformidad de la Supervisión. Dicho precio y pago constituye compensación total por la mano de obra (incluidas las leyes sociales), los materiales, el equipo, las herramientas, el transporte interno y todo imprevisto necesario para ejecutar la partida según esta especificación y los planos.</w:t>
-      </w:r>
-    </w:p>
-    <w:p>
-      <w:pPr>
-        <w:pStyle w:val="Heading4"/>
-        <w:keepNext/>
-      </w:pPr>
-      <w:r>
-        <w:t xml:space="preserve">01.04.04.05.02  MARCO METALICO DE TAPA L 1 1/2"x1 1/2"x1/8"  (und)</w:t>
-      </w:r>
-    </w:p>
-    <w:p>
-      <w:pPr>
-        <w:keepNext/>
-        <w:spacing w:after="60" w:before="120"/>
-      </w:pPr>
-      <w:r>
-        <w:rPr>
-          <w:rFonts w:ascii="Arial" w:cs="Arial" w:eastAsia="Arial" w:hAnsi="Arial"/>
-          <w:b/>
-          <w:bCs/>
-          <w:color w:val="1F3864"/>
-          <w:sz w:val="19"/>
-          <w:szCs w:val="19"/>
-        </w:rPr>
-        <w:t xml:space="preserve">DESCRIPCIÓN</w:t>
-      </w:r>
-    </w:p>
-    <w:p>
-      <w:pPr>
-        <w:spacing w:after="100" w:before="0" w:line="276"/>
-        <w:jc w:val="both"/>
-      </w:pPr>
-      <w:r>
-        <w:rPr>
-          <w:rFonts w:ascii="Arial" w:cs="Arial" w:eastAsia="Arial" w:hAnsi="Arial"/>
-          <w:sz w:val="20"/>
-          <w:szCs w:val="20"/>
-        </w:rPr>
-        <w:t xml:space="preserve">Comprende la fabricación del marco de ángulo L 1 1/2" x 1 1/2" x 1/8" de cada tapa, de 0.68 x 0.68 m, que sirve de encofrado perdido y canto de protección de la tapa de concreto.</w:t>
-      </w:r>
-    </w:p>
-    <w:p>
-      <w:pPr>
-        <w:keepNext/>
-        <w:spacing w:after="60" w:before="120"/>
-      </w:pPr>
-      <w:r>
-        <w:rPr>
-          <w:rFonts w:ascii="Arial" w:cs="Arial" w:eastAsia="Arial" w:hAnsi="Arial"/>
-          <w:b/>
-          <w:bCs/>
-          <w:color w:val="1F3864"/>
-          <w:sz w:val="19"/>
-          <w:szCs w:val="19"/>
-        </w:rPr>
-        <w:t xml:space="preserve">MATERIALES</w:t>
-      </w:r>
-    </w:p>
-    <w:p>
-      <w:pPr>
-        <w:pStyle w:val="ListParagraph"/>
-        <w:numPr>
-          <w:ilvl w:val="0"/>
-          <w:numId w:val="2"/>
-        </w:numPr>
-        <w:spacing w:after="60" w:line="264"/>
-        <w:jc w:val="both"/>
-      </w:pPr>
-      <w:r>
-        <w:rPr>
-          <w:rFonts w:ascii="Arial" w:cs="Arial" w:eastAsia="Arial" w:hAnsi="Arial"/>
-          <w:sz w:val="20"/>
-          <w:szCs w:val="20"/>
-        </w:rPr>
-        <w:t xml:space="preserve">Ángulo A36 L 1 1/2" x 1 1/2" x 1/8"; soldadura E6011; pintura anticorrosiva y esmalte.</w:t>
-      </w:r>
-    </w:p>
-    <w:p>
-      <w:pPr>
-        <w:keepNext/>
-        <w:spacing w:after="60" w:before="120"/>
-      </w:pPr>
-      <w:r>
-        <w:rPr>
-          <w:rFonts w:ascii="Arial" w:cs="Arial" w:eastAsia="Arial" w:hAnsi="Arial"/>
-          <w:b/>
-          <w:bCs/>
-          <w:color w:val="1F3864"/>
-          <w:sz w:val="19"/>
-          <w:szCs w:val="19"/>
-        </w:rPr>
-        <w:t xml:space="preserve">EQUIPOS Y HERRAMIENTAS</w:t>
-      </w:r>
-    </w:p>
-    <w:p>
-      <w:pPr>
-        <w:pStyle w:val="ListParagraph"/>
-        <w:numPr>
-          <w:ilvl w:val="0"/>
-          <w:numId w:val="2"/>
-        </w:numPr>
-        <w:spacing w:after="60" w:line="264"/>
-        <w:jc w:val="both"/>
-      </w:pPr>
-      <w:r>
-        <w:rPr>
-          <w:rFonts w:ascii="Arial" w:cs="Arial" w:eastAsia="Arial" w:hAnsi="Arial"/>
-          <w:sz w:val="20"/>
-          <w:szCs w:val="20"/>
-        </w:rPr>
-        <w:t xml:space="preserve">Máquina de soldar, amoladora, escuadra.</w:t>
-      </w:r>
-    </w:p>
-    <w:p>
-      <w:pPr>
-        <w:keepNext/>
-        <w:spacing w:after="60" w:before="120"/>
-      </w:pPr>
-      <w:r>
-        <w:rPr>
-          <w:rFonts w:ascii="Arial" w:cs="Arial" w:eastAsia="Arial" w:hAnsi="Arial"/>
-          <w:b/>
-          <w:bCs/>
-          <w:color w:val="1F3864"/>
-          <w:sz w:val="19"/>
-          <w:szCs w:val="19"/>
-        </w:rPr>
-        <w:t xml:space="preserve">PROCEDIMIENTO DE EJECUCIÓN</w:t>
-      </w:r>
-    </w:p>
-    <w:p>
-      <w:pPr>
-        <w:pStyle w:val="ListParagraph"/>
-        <w:numPr>
-          <w:ilvl w:val="0"/>
-          <w:numId w:val="2"/>
-        </w:numPr>
-        <w:spacing w:after="60" w:line="264"/>
-        <w:jc w:val="both"/>
-      </w:pPr>
-      <w:r>
-        <w:rPr>
-          <w:rFonts w:ascii="Arial" w:cs="Arial" w:eastAsia="Arial" w:hAnsi="Arial"/>
-          <w:sz w:val="20"/>
-          <w:szCs w:val="20"/>
-        </w:rPr>
-        <w:t xml:space="preserve">Cortar 4 piezas de 0.68 m a inglete y soldar las esquinas.</w:t>
-      </w:r>
-    </w:p>
-    <w:p>
-      <w:pPr>
-        <w:pStyle w:val="ListParagraph"/>
-        <w:numPr>
-          <w:ilvl w:val="0"/>
-          <w:numId w:val="2"/>
-        </w:numPr>
-        <w:spacing w:after="60" w:line="264"/>
-        <w:jc w:val="both"/>
-      </w:pPr>
-      <w:r>
-        <w:rPr>
-          <w:rFonts w:ascii="Arial" w:cs="Arial" w:eastAsia="Arial" w:hAnsi="Arial"/>
-          <w:sz w:val="20"/>
-          <w:szCs w:val="20"/>
-        </w:rPr>
-        <w:t xml:space="preserve">Soldar por puntos los extremos de la parrilla de la tapa al ala vertical.</w:t>
-      </w:r>
-    </w:p>
-    <w:p>
-      <w:pPr>
-        <w:pStyle w:val="ListParagraph"/>
-        <w:numPr>
-          <w:ilvl w:val="0"/>
-          <w:numId w:val="2"/>
-        </w:numPr>
-        <w:spacing w:after="60" w:line="264"/>
-        <w:jc w:val="both"/>
-      </w:pPr>
-      <w:r>
-        <w:rPr>
-          <w:rFonts w:ascii="Arial" w:cs="Arial" w:eastAsia="Arial" w:hAnsi="Arial"/>
-          <w:sz w:val="20"/>
-          <w:szCs w:val="20"/>
-        </w:rPr>
-        <w:t xml:space="preserve">Proteger con anticorrosivo y esmalte las caras vistas.</w:t>
-      </w:r>
-    </w:p>
-    <w:p>
-      <w:pPr>
-        <w:keepNext/>
-        <w:spacing w:after="60" w:before="120"/>
-      </w:pPr>
-      <w:r>
-        <w:rPr>
-          <w:rFonts w:ascii="Arial" w:cs="Arial" w:eastAsia="Arial" w:hAnsi="Arial"/>
-          <w:b/>
-          <w:bCs/>
-          <w:color w:val="1F3864"/>
-          <w:sz w:val="19"/>
-          <w:szCs w:val="19"/>
-        </w:rPr>
-        <w:t xml:space="preserve">CONTROL DE CALIDAD Y TOLERANCIAS</w:t>
-      </w:r>
-    </w:p>
-    <w:p>
-      <w:pPr>
-        <w:pStyle w:val="ListParagraph"/>
-        <w:numPr>
-          <w:ilvl w:val="0"/>
-          <w:numId w:val="2"/>
-        </w:numPr>
-        <w:spacing w:after="60" w:line="264"/>
-        <w:jc w:val="both"/>
-      </w:pPr>
-      <w:r>
-        <w:rPr>
-          <w:rFonts w:ascii="Arial" w:cs="Arial" w:eastAsia="Arial" w:hAnsi="Arial"/>
-          <w:sz w:val="20"/>
-          <w:szCs w:val="20"/>
-        </w:rPr>
-        <w:t xml:space="preserve">Medida 0.68 x 0.68 m ±2 mm; holgura de 1 cm por lado con la abertura de 0.70 m.</w:t>
-      </w:r>
-    </w:p>
-    <w:p>
-      <w:pPr>
-        <w:keepNext/>
-        <w:spacing w:after="60" w:before="120"/>
-      </w:pPr>
-      <w:r>
-        <w:rPr>
-          <w:rFonts w:ascii="Arial" w:cs="Arial" w:eastAsia="Arial" w:hAnsi="Arial"/>
-          <w:b/>
-          <w:bCs/>
-          <w:color w:val="1F3864"/>
-          <w:sz w:val="19"/>
-          <w:szCs w:val="19"/>
-        </w:rPr>
-        <w:t xml:space="preserve">SEGURIDAD Y SALUD EN EL TRABAJO</w:t>
-      </w:r>
-    </w:p>
-    <w:p>
-      <w:pPr>
-        <w:pStyle w:val="ListParagraph"/>
-        <w:numPr>
-          <w:ilvl w:val="0"/>
-          <w:numId w:val="2"/>
-        </w:numPr>
-        <w:spacing w:after="60" w:line="264"/>
-        <w:jc w:val="both"/>
-      </w:pPr>
-      <w:r>
-        <w:rPr>
-          <w:rFonts w:ascii="Arial" w:cs="Arial" w:eastAsia="Arial" w:hAnsi="Arial"/>
-          <w:sz w:val="20"/>
-          <w:szCs w:val="20"/>
-        </w:rPr>
-        <w:t xml:space="preserve">Uso obligatorio de equipo de protección personal: casco, lentes de seguridad, guantes, botas con puntera de acero y chaleco reflectivo (DS N.° 011-2019-TR y Norma G.050).</w:t>
-      </w:r>
-    </w:p>
-    <w:p>
-      <w:pPr>
-        <w:pStyle w:val="ListParagraph"/>
-        <w:numPr>
-          <w:ilvl w:val="0"/>
-          <w:numId w:val="2"/>
-        </w:numPr>
-        <w:spacing w:after="60" w:line="264"/>
-        <w:jc w:val="both"/>
-      </w:pPr>
-      <w:r>
-        <w:rPr>
-          <w:rFonts w:ascii="Arial" w:cs="Arial" w:eastAsia="Arial" w:hAnsi="Arial"/>
-          <w:sz w:val="20"/>
-          <w:szCs w:val="20"/>
-        </w:rPr>
-        <w:t xml:space="preserve">Careta de soldar con filtro adecuado, guantes y mandil de cuero; pantallas que protejan al personal vecino.</w:t>
-      </w:r>
-    </w:p>
-    <w:p>
-      <w:pPr>
-        <w:pStyle w:val="ListParagraph"/>
-        <w:numPr>
-          <w:ilvl w:val="0"/>
-          <w:numId w:val="2"/>
-        </w:numPr>
-        <w:spacing w:after="60" w:line="264"/>
-        <w:jc w:val="both"/>
-      </w:pPr>
-      <w:r>
-        <w:rPr>
-          <w:rFonts w:ascii="Arial" w:cs="Arial" w:eastAsia="Arial" w:hAnsi="Arial"/>
-          <w:sz w:val="20"/>
-          <w:szCs w:val="20"/>
-        </w:rPr>
-        <w:t xml:space="preserve">Equipo de soldar con puesta a tierra; extintor de PQS a la mano; prohibido soldar cerca de materiales inflamables.</w:t>
-      </w:r>
-    </w:p>
-    <w:p>
-      <w:pPr>
-        <w:keepNext/>
-        <w:spacing w:after="60" w:before="120"/>
-      </w:pPr>
-      <w:r>
-        <w:rPr>
-          <w:rFonts w:ascii="Arial" w:cs="Arial" w:eastAsia="Arial" w:hAnsi="Arial"/>
-          <w:b/>
-          <w:bCs/>
-          <w:color w:val="1F3864"/>
-          <w:sz w:val="19"/>
-          <w:szCs w:val="19"/>
-        </w:rPr>
-        <w:t xml:space="preserve">UNIDAD DE MEDIDA</w:t>
-      </w:r>
-    </w:p>
-    <w:p>
-      <w:pPr>
-        <w:spacing w:after="100" w:before="0" w:line="276"/>
-        <w:jc w:val="both"/>
-      </w:pPr>
-      <w:r>
-        <w:rPr>
-          <w:rFonts w:ascii="Arial" w:cs="Arial" w:eastAsia="Arial" w:hAnsi="Arial"/>
-          <w:sz w:val="20"/>
-          <w:szCs w:val="20"/>
-        </w:rPr>
-        <w:t xml:space="preserve">La unidad de medida es: unidad (und).</w:t>
-      </w:r>
-    </w:p>
-    <w:p>
-      <w:pPr>
-        <w:keepNext/>
-        <w:spacing w:after="60" w:before="120"/>
-      </w:pPr>
-      <w:r>
-        <w:rPr>
-          <w:rFonts w:ascii="Arial" w:cs="Arial" w:eastAsia="Arial" w:hAnsi="Arial"/>
-          <w:b/>
-          <w:bCs/>
-          <w:color w:val="1F3864"/>
-          <w:sz w:val="19"/>
-          <w:szCs w:val="19"/>
-        </w:rPr>
-        <w:t xml:space="preserve">MÉTODO DE MEDICIÓN</w:t>
-      </w:r>
-    </w:p>
-    <w:p>
-      <w:pPr>
-        <w:spacing w:after="100" w:before="0" w:line="276"/>
-        <w:jc w:val="both"/>
-      </w:pPr>
-      <w:r>
-        <w:rPr>
-          <w:rFonts w:ascii="Arial" w:cs="Arial" w:eastAsia="Arial" w:hAnsi="Arial"/>
-          <w:sz w:val="20"/>
-          <w:szCs w:val="20"/>
-        </w:rPr>
-        <w:t xml:space="preserve">Se contará el número de marcos fabricados (uno por tapa).</w:t>
-      </w:r>
-    </w:p>
-    <w:p>
-      <w:pPr>
-        <w:keepNext/>
-        <w:spacing w:after="60" w:before="120"/>
-      </w:pPr>
-      <w:r>
-        <w:rPr>
-          <w:rFonts w:ascii="Arial" w:cs="Arial" w:eastAsia="Arial" w:hAnsi="Arial"/>
-          <w:b/>
-          <w:bCs/>
-          <w:color w:val="1F3864"/>
-          <w:sz w:val="19"/>
-          <w:szCs w:val="19"/>
-        </w:rPr>
-        <w:t xml:space="preserve">FORMA DE PAGO</w:t>
-      </w:r>
-    </w:p>
-    <w:p>
-      <w:pPr>
-        <w:spacing w:after="100" w:before="0" w:line="276"/>
-        <w:jc w:val="both"/>
-      </w:pPr>
-      <w:r>
-        <w:rPr>
-          <w:rFonts w:ascii="Arial" w:cs="Arial" w:eastAsia="Arial" w:hAnsi="Arial"/>
-          <w:sz w:val="20"/>
-          <w:szCs w:val="20"/>
-        </w:rPr>
-        <w:t xml:space="preserve">El pago se efectuará al precio unitario del presupuesto por unidad (und), de acuerdo con el avance valorizado y con la conformidad de la Supervisión. Dicho precio y pago constituye compensación total por la mano de obra (incluidas las leyes sociales), los materiales, el equipo, las herramientas, el transporte interno y todo imprevisto necesario para ejecutar la partida según esta especificación y los planos.</w:t>
-      </w:r>
-    </w:p>
-    <w:p>
-      <w:pPr>
-        <w:pStyle w:val="Heading4"/>
-        <w:keepNext/>
-      </w:pPr>
-      <w:r>
-        <w:t xml:space="preserve">01.04.04.05.03  ANGULOS METALICOS P/MARCO Y CONTRAMARCO (incluye soldadura)  (kg)</w:t>
-      </w:r>
-    </w:p>
-    <w:p>
-      <w:pPr>
-        <w:keepNext/>
-        <w:spacing w:after="60" w:before="120"/>
-      </w:pPr>
-      <w:r>
-        <w:rPr>
-          <w:rFonts w:ascii="Arial" w:cs="Arial" w:eastAsia="Arial" w:hAnsi="Arial"/>
-          <w:b/>
-          <w:bCs/>
-          <w:color w:val="1F3864"/>
-          <w:sz w:val="19"/>
-          <w:szCs w:val="19"/>
-        </w:rPr>
-        <w:t xml:space="preserve">DESCRIPCIÓN</w:t>
-      </w:r>
-    </w:p>
-    <w:p>
-      <w:pPr>
-        <w:spacing w:after="100" w:before="0" w:line="276"/>
-        <w:jc w:val="both"/>
-      </w:pPr>
-      <w:r>
-        <w:rPr>
-          <w:rFonts w:ascii="Arial" w:cs="Arial" w:eastAsia="Arial" w:hAnsi="Arial"/>
-          <w:sz w:val="20"/>
-          <w:szCs w:val="20"/>
-        </w:rPr>
-        <w:t xml:space="preserve">Comprende el suministro de los ángulos de acero de los contramarcos (L 2" x 2" x 3/16", 3.63 kg/m, 2.80 m por registro) y de los marcos de tapa (L 1 1/2" x 1 1/2" x 1/8", 1.83 kg/m, 2.72 m por tapa), incluida la soldadura.</w:t>
-      </w:r>
-    </w:p>
-    <w:p>
-      <w:pPr>
-        <w:keepNext/>
-        <w:spacing w:after="60" w:before="120"/>
-      </w:pPr>
-      <w:r>
-        <w:rPr>
-          <w:rFonts w:ascii="Arial" w:cs="Arial" w:eastAsia="Arial" w:hAnsi="Arial"/>
-          <w:b/>
-          <w:bCs/>
-          <w:color w:val="1F3864"/>
-          <w:sz w:val="19"/>
-          <w:szCs w:val="19"/>
-        </w:rPr>
-        <w:t xml:space="preserve">MATERIALES</w:t>
-      </w:r>
-    </w:p>
-    <w:p>
-      <w:pPr>
-        <w:pStyle w:val="ListParagraph"/>
-        <w:numPr>
-          <w:ilvl w:val="0"/>
-          <w:numId w:val="2"/>
-        </w:numPr>
-        <w:spacing w:after="60" w:line="264"/>
-        <w:jc w:val="both"/>
-      </w:pPr>
-      <w:r>
-        <w:rPr>
-          <w:rFonts w:ascii="Arial" w:cs="Arial" w:eastAsia="Arial" w:hAnsi="Arial"/>
-          <w:sz w:val="20"/>
-          <w:szCs w:val="20"/>
-        </w:rPr>
-        <w:t xml:space="preserve">Ángulos de acero A36; electrodos E6011 de 1/8" (AWS A5.1).</w:t>
-      </w:r>
-    </w:p>
-    <w:p>
-      <w:pPr>
-        <w:keepNext/>
-        <w:spacing w:after="60" w:before="120"/>
-      </w:pPr>
-      <w:r>
-        <w:rPr>
-          <w:rFonts w:ascii="Arial" w:cs="Arial" w:eastAsia="Arial" w:hAnsi="Arial"/>
-          <w:b/>
-          <w:bCs/>
-          <w:color w:val="1F3864"/>
-          <w:sz w:val="19"/>
-          <w:szCs w:val="19"/>
-        </w:rPr>
-        <w:t xml:space="preserve">EQUIPOS Y HERRAMIENTAS</w:t>
-      </w:r>
-    </w:p>
-    <w:p>
-      <w:pPr>
-        <w:pStyle w:val="ListParagraph"/>
-        <w:numPr>
-          <w:ilvl w:val="0"/>
-          <w:numId w:val="2"/>
-        </w:numPr>
-        <w:spacing w:after="60" w:line="264"/>
-        <w:jc w:val="both"/>
-      </w:pPr>
-      <w:r>
-        <w:rPr>
-          <w:rFonts w:ascii="Arial" w:cs="Arial" w:eastAsia="Arial" w:hAnsi="Arial"/>
-          <w:sz w:val="20"/>
-          <w:szCs w:val="20"/>
-        </w:rPr>
-        <w:t xml:space="preserve">Máquina de soldar de 250 A, amoladora.</w:t>
-      </w:r>
-    </w:p>
-    <w:p>
-      <w:pPr>
-        <w:keepNext/>
-        <w:spacing w:after="60" w:before="120"/>
-      </w:pPr>
-      <w:r>
-        <w:rPr>
-          <w:rFonts w:ascii="Arial" w:cs="Arial" w:eastAsia="Arial" w:hAnsi="Arial"/>
-          <w:b/>
-          <w:bCs/>
-          <w:color w:val="1F3864"/>
-          <w:sz w:val="19"/>
-          <w:szCs w:val="19"/>
-        </w:rPr>
-        <w:t xml:space="preserve">PROCEDIMIENTO DE EJECUCIÓN</w:t>
-      </w:r>
-    </w:p>
-    <w:p>
-      <w:pPr>
-        <w:pStyle w:val="ListParagraph"/>
-        <w:numPr>
-          <w:ilvl w:val="0"/>
-          <w:numId w:val="2"/>
-        </w:numPr>
-        <w:spacing w:after="60" w:line="264"/>
-        <w:jc w:val="both"/>
-      </w:pPr>
-      <w:r>
-        <w:rPr>
-          <w:rFonts w:ascii="Arial" w:cs="Arial" w:eastAsia="Arial" w:hAnsi="Arial"/>
-          <w:sz w:val="20"/>
-          <w:szCs w:val="20"/>
-        </w:rPr>
-        <w:t xml:space="preserve">Habilitar y soldar según las partidas de contramarco y marco.</w:t>
-      </w:r>
-    </w:p>
-    <w:p>
-      <w:pPr>
-        <w:pStyle w:val="ListParagraph"/>
-        <w:numPr>
-          <w:ilvl w:val="0"/>
-          <w:numId w:val="2"/>
-        </w:numPr>
-        <w:spacing w:after="60" w:line="264"/>
-        <w:jc w:val="both"/>
-      </w:pPr>
-      <w:r>
-        <w:rPr>
-          <w:rFonts w:ascii="Arial" w:cs="Arial" w:eastAsia="Arial" w:hAnsi="Arial"/>
-          <w:sz w:val="20"/>
-          <w:szCs w:val="20"/>
-        </w:rPr>
-        <w:t xml:space="preserve">Las soldaduras serán continuas, sin escoria ni porosidades (AWS D1.1).</w:t>
-      </w:r>
-    </w:p>
-    <w:p>
-      <w:pPr>
-        <w:keepNext/>
-        <w:spacing w:after="60" w:before="120"/>
-      </w:pPr>
-      <w:r>
-        <w:rPr>
-          <w:rFonts w:ascii="Arial" w:cs="Arial" w:eastAsia="Arial" w:hAnsi="Arial"/>
-          <w:b/>
-          <w:bCs/>
-          <w:color w:val="1F3864"/>
-          <w:sz w:val="19"/>
-          <w:szCs w:val="19"/>
-        </w:rPr>
-        <w:t xml:space="preserve">CONTROL DE CALIDAD Y TOLERANCIAS</w:t>
-      </w:r>
-    </w:p>
-    <w:p>
-      <w:pPr>
-        <w:pStyle w:val="ListParagraph"/>
-        <w:numPr>
-          <w:ilvl w:val="0"/>
-          <w:numId w:val="2"/>
-        </w:numPr>
-        <w:spacing w:after="60" w:line="264"/>
-        <w:jc w:val="both"/>
-      </w:pPr>
-      <w:r>
-        <w:rPr>
-          <w:rFonts w:ascii="Arial" w:cs="Arial" w:eastAsia="Arial" w:hAnsi="Arial"/>
-          <w:sz w:val="20"/>
-          <w:szCs w:val="20"/>
-        </w:rPr>
-        <w:t xml:space="preserve">Certificado de calidad de los ángulos; inspección visual de soldaduras.</w:t>
-      </w:r>
-    </w:p>
-    <w:p>
-      <w:pPr>
-        <w:keepNext/>
-        <w:spacing w:after="60" w:before="120"/>
-      </w:pPr>
-      <w:r>
-        <w:rPr>
-          <w:rFonts w:ascii="Arial" w:cs="Arial" w:eastAsia="Arial" w:hAnsi="Arial"/>
-          <w:b/>
-          <w:bCs/>
-          <w:color w:val="1F3864"/>
-          <w:sz w:val="19"/>
-          <w:szCs w:val="19"/>
-        </w:rPr>
-        <w:t xml:space="preserve">SEGURIDAD Y SALUD EN EL TRABAJO</w:t>
-      </w:r>
-    </w:p>
-    <w:p>
-      <w:pPr>
-        <w:pStyle w:val="ListParagraph"/>
-        <w:numPr>
-          <w:ilvl w:val="0"/>
-          <w:numId w:val="2"/>
-        </w:numPr>
-        <w:spacing w:after="60" w:line="264"/>
-        <w:jc w:val="both"/>
-      </w:pPr>
-      <w:r>
-        <w:rPr>
-          <w:rFonts w:ascii="Arial" w:cs="Arial" w:eastAsia="Arial" w:hAnsi="Arial"/>
-          <w:sz w:val="20"/>
-          <w:szCs w:val="20"/>
-        </w:rPr>
-        <w:t xml:space="preserve">Uso obligatorio de equipo de protección personal: casco, lentes de seguridad, guantes, botas con puntera de acero y chaleco reflectivo (DS N.° 011-2019-TR y Norma G.050).</w:t>
-      </w:r>
-    </w:p>
-    <w:p>
-      <w:pPr>
-        <w:pStyle w:val="ListParagraph"/>
-        <w:numPr>
-          <w:ilvl w:val="0"/>
-          <w:numId w:val="2"/>
-        </w:numPr>
-        <w:spacing w:after="60" w:line="264"/>
-        <w:jc w:val="both"/>
-      </w:pPr>
-      <w:r>
-        <w:rPr>
-          <w:rFonts w:ascii="Arial" w:cs="Arial" w:eastAsia="Arial" w:hAnsi="Arial"/>
-          <w:sz w:val="20"/>
-          <w:szCs w:val="20"/>
-        </w:rPr>
-        <w:t xml:space="preserve">Careta de soldar con filtro adecuado, guantes y mandil de cuero; pantallas que protejan al personal vecino.</w:t>
-      </w:r>
-    </w:p>
-    <w:p>
-      <w:pPr>
-        <w:pStyle w:val="ListParagraph"/>
-        <w:numPr>
-          <w:ilvl w:val="0"/>
-          <w:numId w:val="2"/>
-        </w:numPr>
-        <w:spacing w:after="60" w:line="264"/>
-        <w:jc w:val="both"/>
-      </w:pPr>
-      <w:r>
-        <w:rPr>
-          <w:rFonts w:ascii="Arial" w:cs="Arial" w:eastAsia="Arial" w:hAnsi="Arial"/>
-          <w:sz w:val="20"/>
-          <w:szCs w:val="20"/>
-        </w:rPr>
-        <w:t xml:space="preserve">Equipo de soldar con puesta a tierra; extintor de PQS a la mano; prohibido soldar cerca de materiales inflamables.</w:t>
-      </w:r>
-    </w:p>
-    <w:p>
-      <w:pPr>
-        <w:keepNext/>
-        <w:spacing w:after="60" w:before="120"/>
-      </w:pPr>
-      <w:r>
-        <w:rPr>
-          <w:rFonts w:ascii="Arial" w:cs="Arial" w:eastAsia="Arial" w:hAnsi="Arial"/>
-          <w:b/>
-          <w:bCs/>
-          <w:color w:val="1F3864"/>
-          <w:sz w:val="19"/>
-          <w:szCs w:val="19"/>
-        </w:rPr>
-        <w:t xml:space="preserve">UNIDAD DE MEDIDA</w:t>
-      </w:r>
-    </w:p>
-    <w:p>
-      <w:pPr>
-        <w:spacing w:after="100" w:before="0" w:line="276"/>
-        <w:jc w:val="both"/>
-      </w:pPr>
-      <w:r>
-        <w:rPr>
-          <w:rFonts w:ascii="Arial" w:cs="Arial" w:eastAsia="Arial" w:hAnsi="Arial"/>
-          <w:sz w:val="20"/>
-          <w:szCs w:val="20"/>
-        </w:rPr>
-        <w:t xml:space="preserve">La unidad de medida es: kilogramo (kg).</w:t>
-      </w:r>
-    </w:p>
-    <w:p>
-      <w:pPr>
-        <w:keepNext/>
-        <w:spacing w:after="60" w:before="120"/>
-      </w:pPr>
-      <w:r>
-        <w:rPr>
-          <w:rFonts w:ascii="Arial" w:cs="Arial" w:eastAsia="Arial" w:hAnsi="Arial"/>
-          <w:b/>
-          <w:bCs/>
-          <w:color w:val="1F3864"/>
-          <w:sz w:val="19"/>
-          <w:szCs w:val="19"/>
-        </w:rPr>
-        <w:t xml:space="preserve">MÉTODO DE MEDICIÓN</w:t>
-      </w:r>
-    </w:p>
-    <w:p>
-      <w:pPr>
-        <w:spacing w:after="100" w:before="0" w:line="276"/>
-        <w:jc w:val="both"/>
-      </w:pPr>
-      <w:r>
-        <w:rPr>
-          <w:rFonts w:ascii="Arial" w:cs="Arial" w:eastAsia="Arial" w:hAnsi="Arial"/>
-          <w:sz w:val="20"/>
-          <w:szCs w:val="20"/>
-        </w:rPr>
-        <w:t xml:space="preserve">Se medirá el peso de los ángulos colocados: longitud de cada pieza por su peso nominal, según el metrado.</w:t>
-      </w:r>
-    </w:p>
-    <w:p>
-      <w:pPr>
-        <w:keepNext/>
-        <w:spacing w:after="60" w:before="120"/>
-      </w:pPr>
-      <w:r>
-        <w:rPr>
-          <w:rFonts w:ascii="Arial" w:cs="Arial" w:eastAsia="Arial" w:hAnsi="Arial"/>
-          <w:b/>
-          <w:bCs/>
-          <w:color w:val="1F3864"/>
-          <w:sz w:val="19"/>
-          <w:szCs w:val="19"/>
-        </w:rPr>
-        <w:t xml:space="preserve">FORMA DE PAGO</w:t>
-      </w:r>
-    </w:p>
-    <w:p>
-      <w:pPr>
-        <w:spacing w:after="100" w:before="0" w:line="276"/>
-        <w:jc w:val="both"/>
-      </w:pPr>
-      <w:r>
-        <w:rPr>
-          <w:rFonts w:ascii="Arial" w:cs="Arial" w:eastAsia="Arial" w:hAnsi="Arial"/>
-          <w:sz w:val="20"/>
-          <w:szCs w:val="20"/>
-        </w:rPr>
-        <w:t xml:space="preserve">El pago se efectuará al precio unitario del presupuesto por kilogramo (kg), de acuerdo con el avance valorizado y con la conformidad de la Supervisión. Dicho precio y pago constituye compensación total por la mano de obra (incluidas las leyes sociales), los materiales, el equipo, las herramientas, el transporte interno y todo imprevisto necesario para ejecutar la partida según esta especificación y los planos.</w:t>
-      </w:r>
-    </w:p>
-    <w:p>
-      <w:pPr>
-        <w:pStyle w:val="Heading4"/>
-        <w:keepNext/>
-      </w:pPr>
-      <w:r>
-        <w:t xml:space="preserve">01.04.04.05.04  TAPA DE CONCRETO ARMADO 0.68 x 0.68 x 0.08 m (incluye acero y asas)  (und)</w:t>
-      </w:r>
-    </w:p>
-    <w:p>
-      <w:pPr>
-        <w:keepNext/>
-        <w:spacing w:after="60" w:before="120"/>
-      </w:pPr>
-      <w:r>
-        <w:rPr>
-          <w:rFonts w:ascii="Arial" w:cs="Arial" w:eastAsia="Arial" w:hAnsi="Arial"/>
-          <w:b/>
-          <w:bCs/>
-          <w:color w:val="1F3864"/>
-          <w:sz w:val="19"/>
-          <w:szCs w:val="19"/>
-        </w:rPr>
-        <w:t xml:space="preserve">DESCRIPCIÓN</w:t>
-      </w:r>
-    </w:p>
-    <w:p>
-      <w:pPr>
-        <w:spacing w:after="100" w:before="0" w:line="276"/>
-        <w:jc w:val="both"/>
-      </w:pPr>
-      <w:r>
-        <w:rPr>
-          <w:rFonts w:ascii="Arial" w:cs="Arial" w:eastAsia="Arial" w:hAnsi="Arial"/>
-          <w:sz w:val="20"/>
-          <w:szCs w:val="20"/>
-        </w:rPr>
-        <w:t xml:space="preserve">Comprende la tapa de concreto armado f'c = 210 kg/cm² de 0.68 x 0.68 x 0.08 m de cada registro de limpieza del colector pluvial frontal del CAR Varones, vaciada dentro de su marco metálico, con parrilla de 7 + 7 barras de 3/8" @0.10 m y dos asas de 3/8" liso embutidas en cajuelas.</w:t>
-      </w:r>
-    </w:p>
-    <w:p>
-      <w:pPr>
-        <w:spacing w:after="100" w:before="0" w:line="276"/>
-        <w:jc w:val="both"/>
-      </w:pPr>
-      <w:r>
-        <w:rPr>
-          <w:rFonts w:ascii="Arial" w:cs="Arial" w:eastAsia="Arial" w:hAnsi="Arial"/>
-          <w:sz w:val="20"/>
-          <w:szCs w:val="20"/>
-        </w:rPr>
-        <w:t xml:space="preserve">Número de registros: 11, en la losa superior del colector.</w:t>
-      </w:r>
-    </w:p>
-    <w:p>
-      <w:pPr>
-        <w:keepNext/>
-        <w:spacing w:after="60" w:before="120"/>
-      </w:pPr>
-      <w:r>
-        <w:rPr>
-          <w:rFonts w:ascii="Arial" w:cs="Arial" w:eastAsia="Arial" w:hAnsi="Arial"/>
-          <w:b/>
-          <w:bCs/>
-          <w:color w:val="1F3864"/>
-          <w:sz w:val="19"/>
-          <w:szCs w:val="19"/>
-        </w:rPr>
-        <w:t xml:space="preserve">MATERIALES</w:t>
-      </w:r>
-    </w:p>
-    <w:p>
-      <w:pPr>
-        <w:pStyle w:val="ListParagraph"/>
-        <w:numPr>
-          <w:ilvl w:val="0"/>
-          <w:numId w:val="2"/>
-        </w:numPr>
-        <w:spacing w:after="60" w:line="264"/>
-        <w:jc w:val="both"/>
-      </w:pPr>
-      <w:r>
-        <w:rPr>
-          <w:rFonts w:ascii="Arial" w:cs="Arial" w:eastAsia="Arial" w:hAnsi="Arial"/>
-          <w:sz w:val="20"/>
-          <w:szCs w:val="20"/>
-        </w:rPr>
-        <w:t xml:space="preserve">Ángulos A36; concreto f'c = 210 kg/cm²; acero corrugado grado 60 de 3/8" y 1/2"; acero liso de 3/8"; soldadura E6011; pintura anticorrosiva y esmalte.</w:t>
-      </w:r>
-    </w:p>
-    <w:p>
-      <w:pPr>
-        <w:keepNext/>
-        <w:spacing w:after="60" w:before="120"/>
-      </w:pPr>
-      <w:r>
-        <w:rPr>
-          <w:rFonts w:ascii="Arial" w:cs="Arial" w:eastAsia="Arial" w:hAnsi="Arial"/>
-          <w:b/>
-          <w:bCs/>
-          <w:color w:val="1F3864"/>
-          <w:sz w:val="19"/>
-          <w:szCs w:val="19"/>
-        </w:rPr>
-        <w:t xml:space="preserve">EQUIPOS Y HERRAMIENTAS</w:t>
-      </w:r>
-    </w:p>
-    <w:p>
-      <w:pPr>
-        <w:pStyle w:val="ListParagraph"/>
-        <w:numPr>
-          <w:ilvl w:val="0"/>
-          <w:numId w:val="2"/>
-        </w:numPr>
-        <w:spacing w:after="60" w:line="264"/>
-        <w:jc w:val="both"/>
-      </w:pPr>
-      <w:r>
-        <w:rPr>
-          <w:rFonts w:ascii="Arial" w:cs="Arial" w:eastAsia="Arial" w:hAnsi="Arial"/>
-          <w:sz w:val="20"/>
-          <w:szCs w:val="20"/>
-        </w:rPr>
-        <w:t xml:space="preserve">Máquina de soldar, amoladora, mezcladora o mezclado en batea, vibrador, herramientas de carpintería.</w:t>
-      </w:r>
-    </w:p>
-    <w:p>
-      <w:pPr>
-        <w:keepNext/>
-        <w:spacing w:after="60" w:before="120"/>
-      </w:pPr>
-      <w:r>
-        <w:rPr>
-          <w:rFonts w:ascii="Arial" w:cs="Arial" w:eastAsia="Arial" w:hAnsi="Arial"/>
-          <w:b/>
-          <w:bCs/>
-          <w:color w:val="1F3864"/>
-          <w:sz w:val="19"/>
-          <w:szCs w:val="19"/>
-        </w:rPr>
-        <w:t xml:space="preserve">PROCEDIMIENTO DE EJECUCIÓN</w:t>
-      </w:r>
-    </w:p>
-    <w:p>
-      <w:pPr>
-        <w:pStyle w:val="ListParagraph"/>
-        <w:numPr>
-          <w:ilvl w:val="0"/>
-          <w:numId w:val="2"/>
-        </w:numPr>
-        <w:spacing w:after="60" w:line="264"/>
-        <w:jc w:val="both"/>
-      </w:pPr>
-      <w:r>
-        <w:rPr>
-          <w:rFonts w:ascii="Arial" w:cs="Arial" w:eastAsia="Arial" w:hAnsi="Arial"/>
-          <w:sz w:val="20"/>
-          <w:szCs w:val="20"/>
-        </w:rPr>
-        <w:t xml:space="preserve">Verificar el contramarco ya colocado en la losa.</w:t>
-      </w:r>
-    </w:p>
-    <w:p>
-      <w:pPr>
-        <w:pStyle w:val="ListParagraph"/>
-        <w:numPr>
-          <w:ilvl w:val="0"/>
-          <w:numId w:val="2"/>
-        </w:numPr>
-        <w:spacing w:after="60" w:line="264"/>
-        <w:jc w:val="both"/>
-      </w:pPr>
-      <w:r>
-        <w:rPr>
-          <w:rFonts w:ascii="Arial" w:cs="Arial" w:eastAsia="Arial" w:hAnsi="Arial"/>
-          <w:sz w:val="20"/>
-          <w:szCs w:val="20"/>
-        </w:rPr>
-        <w:t xml:space="preserve">Fabricar el marco de la tapa y soldar a el la parrilla; colocar las asas en sus cajuelas (molde de 0.18 x 0.06 x 0.03 m) para que no sobresalgan.</w:t>
-      </w:r>
-    </w:p>
-    <w:p>
-      <w:pPr>
-        <w:pStyle w:val="ListParagraph"/>
-        <w:numPr>
-          <w:ilvl w:val="0"/>
-          <w:numId w:val="2"/>
-        </w:numPr>
-        <w:spacing w:after="60" w:line="264"/>
-        <w:jc w:val="both"/>
-      </w:pPr>
-      <w:r>
-        <w:rPr>
-          <w:rFonts w:ascii="Arial" w:cs="Arial" w:eastAsia="Arial" w:hAnsi="Arial"/>
-          <w:sz w:val="20"/>
-          <w:szCs w:val="20"/>
-        </w:rPr>
-        <w:t xml:space="preserve">Vaciar la tapa sobre un tablero plano, vibrar y frotachar; curar 7 días.</w:t>
-      </w:r>
-    </w:p>
-    <w:p>
-      <w:pPr>
-        <w:pStyle w:val="ListParagraph"/>
-        <w:numPr>
-          <w:ilvl w:val="0"/>
-          <w:numId w:val="2"/>
-        </w:numPr>
-        <w:spacing w:after="60" w:line="264"/>
-        <w:jc w:val="both"/>
-      </w:pPr>
-      <w:r>
-        <w:rPr>
-          <w:rFonts w:ascii="Arial" w:cs="Arial" w:eastAsia="Arial" w:hAnsi="Arial"/>
-          <w:sz w:val="20"/>
-          <w:szCs w:val="20"/>
-        </w:rPr>
-        <w:t xml:space="preserve">Pintar los ángulos con dos manos de anticorrosivo y dos de esmalte.</w:t>
-      </w:r>
-    </w:p>
-    <w:p>
-      <w:pPr>
-        <w:pStyle w:val="ListParagraph"/>
-        <w:numPr>
-          <w:ilvl w:val="0"/>
-          <w:numId w:val="2"/>
-        </w:numPr>
-        <w:spacing w:after="60" w:line="264"/>
-        <w:jc w:val="both"/>
-      </w:pPr>
-      <w:r>
-        <w:rPr>
-          <w:rFonts w:ascii="Arial" w:cs="Arial" w:eastAsia="Arial" w:hAnsi="Arial"/>
-          <w:sz w:val="20"/>
-          <w:szCs w:val="20"/>
-        </w:rPr>
-        <w:t xml:space="preserve">Colocar la tapa sobre el contramarco con holgura de 1 cm por lado; debe asentar en todo su perímetro, al ras del piso, y retirarse con dos operarios usando las asas.</w:t>
-      </w:r>
-    </w:p>
-    <w:p>
-      <w:pPr>
-        <w:keepNext/>
-        <w:spacing w:after="60" w:before="120"/>
-      </w:pPr>
-      <w:r>
-        <w:rPr>
-          <w:rFonts w:ascii="Arial" w:cs="Arial" w:eastAsia="Arial" w:hAnsi="Arial"/>
-          <w:b/>
-          <w:bCs/>
-          <w:color w:val="1F3864"/>
-          <w:sz w:val="19"/>
-          <w:szCs w:val="19"/>
-        </w:rPr>
-        <w:t xml:space="preserve">CONTROL DE CALIDAD Y TOLERANCIAS</w:t>
-      </w:r>
-    </w:p>
-    <w:p>
-      <w:pPr>
-        <w:pStyle w:val="ListParagraph"/>
-        <w:numPr>
-          <w:ilvl w:val="0"/>
-          <w:numId w:val="2"/>
-        </w:numPr>
-        <w:spacing w:after="60" w:line="264"/>
-        <w:jc w:val="both"/>
-      </w:pPr>
-      <w:r>
-        <w:rPr>
-          <w:rFonts w:ascii="Arial" w:cs="Arial" w:eastAsia="Arial" w:hAnsi="Arial"/>
-          <w:sz w:val="20"/>
-          <w:szCs w:val="20"/>
-        </w:rPr>
-        <w:t xml:space="preserve">Medidas ±2 mm; tapa sin cojeo ni fisuras; ras con el piso ±3 mm.</w:t>
-      </w:r>
-    </w:p>
-    <w:p>
-      <w:pPr>
-        <w:keepNext/>
-        <w:spacing w:after="60" w:before="120"/>
-      </w:pPr>
-      <w:r>
-        <w:rPr>
-          <w:rFonts w:ascii="Arial" w:cs="Arial" w:eastAsia="Arial" w:hAnsi="Arial"/>
-          <w:b/>
-          <w:bCs/>
-          <w:color w:val="1F3864"/>
-          <w:sz w:val="19"/>
-          <w:szCs w:val="19"/>
-        </w:rPr>
-        <w:t xml:space="preserve">SEGURIDAD Y SALUD EN EL TRABAJO</w:t>
-      </w:r>
-    </w:p>
-    <w:p>
-      <w:pPr>
-        <w:pStyle w:val="ListParagraph"/>
-        <w:numPr>
-          <w:ilvl w:val="0"/>
-          <w:numId w:val="2"/>
-        </w:numPr>
-        <w:spacing w:after="60" w:line="264"/>
-        <w:jc w:val="both"/>
-      </w:pPr>
-      <w:r>
-        <w:rPr>
-          <w:rFonts w:ascii="Arial" w:cs="Arial" w:eastAsia="Arial" w:hAnsi="Arial"/>
-          <w:sz w:val="20"/>
-          <w:szCs w:val="20"/>
-        </w:rPr>
-        <w:t xml:space="preserve">Uso obligatorio de equipo de protección personal: casco, lentes de seguridad, guantes, botas con puntera de acero y chaleco reflectivo (DS N.° 011-2019-TR y Norma G.050).</w:t>
-      </w:r>
-    </w:p>
-    <w:p>
-      <w:pPr>
-        <w:pStyle w:val="ListParagraph"/>
-        <w:numPr>
-          <w:ilvl w:val="0"/>
-          <w:numId w:val="2"/>
-        </w:numPr>
-        <w:spacing w:after="60" w:line="264"/>
-        <w:jc w:val="both"/>
-      </w:pPr>
-      <w:r>
-        <w:rPr>
-          <w:rFonts w:ascii="Arial" w:cs="Arial" w:eastAsia="Arial" w:hAnsi="Arial"/>
-          <w:sz w:val="20"/>
-          <w:szCs w:val="20"/>
-        </w:rPr>
-        <w:t xml:space="preserve">Careta de soldar con filtro adecuado, guantes y mandil de cuero; pantallas que protejan al personal vecino.</w:t>
-      </w:r>
-    </w:p>
-    <w:p>
-      <w:pPr>
-        <w:pStyle w:val="ListParagraph"/>
-        <w:numPr>
-          <w:ilvl w:val="0"/>
-          <w:numId w:val="2"/>
-        </w:numPr>
-        <w:spacing w:after="60" w:line="264"/>
-        <w:jc w:val="both"/>
-      </w:pPr>
-      <w:r>
-        <w:rPr>
-          <w:rFonts w:ascii="Arial" w:cs="Arial" w:eastAsia="Arial" w:hAnsi="Arial"/>
-          <w:sz w:val="20"/>
-          <w:szCs w:val="20"/>
-        </w:rPr>
-        <w:t xml:space="preserve">Equipo de soldar con puesta a tierra; extintor de PQS a la mano; prohibido soldar cerca de materiales inflamables.</w:t>
-      </w:r>
-    </w:p>
-    <w:p>
-      <w:pPr>
-        <w:keepNext/>
-        <w:spacing w:after="60" w:before="120"/>
-      </w:pPr>
-      <w:r>
-        <w:rPr>
-          <w:rFonts w:ascii="Arial" w:cs="Arial" w:eastAsia="Arial" w:hAnsi="Arial"/>
-          <w:b/>
-          <w:bCs/>
-          <w:color w:val="1F3864"/>
-          <w:sz w:val="19"/>
-          <w:szCs w:val="19"/>
-        </w:rPr>
-        <w:t xml:space="preserve">UNIDAD DE MEDIDA</w:t>
-      </w:r>
-    </w:p>
-    <w:p>
-      <w:pPr>
-        <w:spacing w:after="100" w:before="0" w:line="276"/>
-        <w:jc w:val="both"/>
-      </w:pPr>
-      <w:r>
-        <w:rPr>
-          <w:rFonts w:ascii="Arial" w:cs="Arial" w:eastAsia="Arial" w:hAnsi="Arial"/>
-          <w:sz w:val="20"/>
-          <w:szCs w:val="20"/>
-        </w:rPr>
-        <w:t xml:space="preserve">La unidad de medida es: unidad (und).</w:t>
-      </w:r>
-    </w:p>
-    <w:p>
-      <w:pPr>
-        <w:keepNext/>
-        <w:spacing w:after="60" w:before="120"/>
-      </w:pPr>
-      <w:r>
-        <w:rPr>
-          <w:rFonts w:ascii="Arial" w:cs="Arial" w:eastAsia="Arial" w:hAnsi="Arial"/>
-          <w:b/>
-          <w:bCs/>
-          <w:color w:val="1F3864"/>
-          <w:sz w:val="19"/>
-          <w:szCs w:val="19"/>
-        </w:rPr>
-        <w:t xml:space="preserve">MÉTODO DE MEDICIÓN</w:t>
-      </w:r>
-    </w:p>
-    <w:p>
-      <w:pPr>
-        <w:spacing w:after="100" w:before="0" w:line="276"/>
-        <w:jc w:val="both"/>
-      </w:pPr>
-      <w:r>
-        <w:rPr>
-          <w:rFonts w:ascii="Arial" w:cs="Arial" w:eastAsia="Arial" w:hAnsi="Arial"/>
-          <w:sz w:val="20"/>
-          <w:szCs w:val="20"/>
-        </w:rPr>
-        <w:t xml:space="preserve">Se contará el número de tapas fabricadas y colocadas.</w:t>
-      </w:r>
-    </w:p>
-    <w:p>
-      <w:pPr>
-        <w:keepNext/>
-        <w:spacing w:after="60" w:before="120"/>
-      </w:pPr>
-      <w:r>
-        <w:rPr>
-          <w:rFonts w:ascii="Arial" w:cs="Arial" w:eastAsia="Arial" w:hAnsi="Arial"/>
-          <w:b/>
-          <w:bCs/>
-          <w:color w:val="1F3864"/>
-          <w:sz w:val="19"/>
-          <w:szCs w:val="19"/>
-        </w:rPr>
-        <w:t xml:space="preserve">FORMA DE PAGO</w:t>
-      </w:r>
-    </w:p>
-    <w:p>
-      <w:pPr>
-        <w:spacing w:after="100" w:before="0" w:line="276"/>
-        <w:jc w:val="both"/>
-      </w:pPr>
-      <w:r>
-        <w:rPr>
-          <w:rFonts w:ascii="Arial" w:cs="Arial" w:eastAsia="Arial" w:hAnsi="Arial"/>
-          <w:sz w:val="20"/>
-          <w:szCs w:val="20"/>
-        </w:rPr>
-        <w:t xml:space="preserve">El pago se efectuará al precio unitario del presupuesto por unidad (und), de acuerdo con el avance valorizado y con la conformidad de la Supervisión. Dicho precio y pago constituye compensación total por la mano de obra (incluidas las leyes sociales), los materiales, el equipo, las herramientas, el transporte interno y todo imprevisto necesario para ejecutar la partida según esta especificación y los planos.</w:t>
-      </w:r>
-    </w:p>
-    <w:p>
-      <w:pPr>
-        <w:pStyle w:val="Heading4"/>
-        <w:keepNext/>
-      </w:pPr>
-      <w:r>
-        <w:t xml:space="preserve">01.04.04.05.05  CONCRETO f'c=210 kg/cm2 EN TAPAS  (m³)</w:t>
-      </w:r>
-    </w:p>
-    <w:p>
-      <w:pPr>
-        <w:keepNext/>
-        <w:spacing w:after="60" w:before="120"/>
-      </w:pPr>
-      <w:r>
-        <w:rPr>
-          <w:rFonts w:ascii="Arial" w:cs="Arial" w:eastAsia="Arial" w:hAnsi="Arial"/>
-          <w:b/>
-          <w:bCs/>
-          <w:color w:val="1F3864"/>
-          <w:sz w:val="19"/>
-          <w:szCs w:val="19"/>
-        </w:rPr>
-        <w:t xml:space="preserve">DESCRIPCIÓN</w:t>
-      </w:r>
-    </w:p>
-    <w:p>
-      <w:pPr>
-        <w:spacing w:after="100" w:before="0" w:line="276"/>
-        <w:jc w:val="both"/>
-      </w:pPr>
-      <w:r>
-        <w:rPr>
-          <w:rFonts w:ascii="Arial" w:cs="Arial" w:eastAsia="Arial" w:hAnsi="Arial"/>
-          <w:sz w:val="20"/>
-          <w:szCs w:val="20"/>
-        </w:rPr>
-        <w:t xml:space="preserve">Comprende la preparación, transporte, colocación, compactación y acabado del concreto f'c = 210 kg/cm² de las tapas de los registros de limpieza (0.68 x 0.68 x 0.08 m), vaciadas dentro de su marco metálico.</w:t>
-      </w:r>
-    </w:p>
-    <w:p>
-      <w:pPr>
-        <w:keepNext/>
-        <w:spacing w:after="60" w:before="120"/>
-      </w:pPr>
-      <w:r>
-        <w:rPr>
-          <w:rFonts w:ascii="Arial" w:cs="Arial" w:eastAsia="Arial" w:hAnsi="Arial"/>
-          <w:b/>
-          <w:bCs/>
-          <w:color w:val="1F3864"/>
-          <w:sz w:val="19"/>
-          <w:szCs w:val="19"/>
-        </w:rPr>
-        <w:t xml:space="preserve">MATERIALES</w:t>
-      </w:r>
-    </w:p>
-    <w:p>
-      <w:pPr>
-        <w:pStyle w:val="ListParagraph"/>
-        <w:numPr>
-          <w:ilvl w:val="0"/>
-          <w:numId w:val="2"/>
-        </w:numPr>
-        <w:spacing w:after="60" w:line="264"/>
-        <w:jc w:val="both"/>
-      </w:pPr>
-      <w:r>
-        <w:rPr>
-          <w:rFonts w:ascii="Arial" w:cs="Arial" w:eastAsia="Arial" w:hAnsi="Arial"/>
-          <w:sz w:val="20"/>
-          <w:szCs w:val="20"/>
-        </w:rPr>
-        <w:t xml:space="preserve">Cemento Portland tipo I, arena gruesa, piedra chancada de 1/2" a 3/4" y agua, según el diseño de mezcla aprobado; aditivos solo con aprobación de la Supervisión.</w:t>
-      </w:r>
-    </w:p>
-    <w:p>
-      <w:pPr>
-        <w:keepNext/>
-        <w:spacing w:after="60" w:before="120"/>
-      </w:pPr>
-      <w:r>
-        <w:rPr>
-          <w:rFonts w:ascii="Arial" w:cs="Arial" w:eastAsia="Arial" w:hAnsi="Arial"/>
-          <w:b/>
-          <w:bCs/>
-          <w:color w:val="1F3864"/>
-          <w:sz w:val="19"/>
-          <w:szCs w:val="19"/>
-        </w:rPr>
-        <w:t xml:space="preserve">EQUIPOS Y HERRAMIENTAS</w:t>
-      </w:r>
-    </w:p>
-    <w:p>
-      <w:pPr>
-        <w:pStyle w:val="ListParagraph"/>
-        <w:numPr>
-          <w:ilvl w:val="0"/>
-          <w:numId w:val="2"/>
-        </w:numPr>
-        <w:spacing w:after="60" w:line="264"/>
-        <w:jc w:val="both"/>
-      </w:pPr>
-      <w:r>
-        <w:rPr>
-          <w:rFonts w:ascii="Arial" w:cs="Arial" w:eastAsia="Arial" w:hAnsi="Arial"/>
-          <w:sz w:val="20"/>
-          <w:szCs w:val="20"/>
-        </w:rPr>
-        <w:t xml:space="preserve">Mezcladora de 9 a 11 p³, vibrador de concreto de 1.5" a 2", carretillas, buggies, regla, frotacho, cono de Abrams y moldes de probetas.</w:t>
-      </w:r>
-    </w:p>
-    <w:p>
-      <w:pPr>
-        <w:keepNext/>
-        <w:spacing w:after="60" w:before="120"/>
-      </w:pPr>
-      <w:r>
-        <w:rPr>
-          <w:rFonts w:ascii="Arial" w:cs="Arial" w:eastAsia="Arial" w:hAnsi="Arial"/>
-          <w:b/>
-          <w:bCs/>
-          <w:color w:val="1F3864"/>
-          <w:sz w:val="19"/>
-          <w:szCs w:val="19"/>
-        </w:rPr>
-        <w:t xml:space="preserve">PROCEDIMIENTO DE EJECUCIÓN</w:t>
-      </w:r>
-    </w:p>
-    <w:p>
-      <w:pPr>
-        <w:pStyle w:val="ListParagraph"/>
-        <w:numPr>
-          <w:ilvl w:val="0"/>
-          <w:numId w:val="2"/>
-        </w:numPr>
-        <w:spacing w:after="60" w:line="264"/>
-        <w:jc w:val="both"/>
-      </w:pPr>
-      <w:r>
-        <w:rPr>
-          <w:rFonts w:ascii="Arial" w:cs="Arial" w:eastAsia="Arial" w:hAnsi="Arial"/>
-          <w:sz w:val="20"/>
-          <w:szCs w:val="20"/>
-        </w:rPr>
-        <w:t xml:space="preserve">Verificar y aprobar el encofrado, el acero, las cotas y la limpieza; humedecer el encofrado y el solado.</w:t>
-      </w:r>
-    </w:p>
-    <w:p>
-      <w:pPr>
-        <w:pStyle w:val="ListParagraph"/>
-        <w:numPr>
-          <w:ilvl w:val="0"/>
-          <w:numId w:val="2"/>
-        </w:numPr>
-        <w:spacing w:after="60" w:line="264"/>
-        <w:jc w:val="both"/>
-      </w:pPr>
-      <w:r>
-        <w:rPr>
-          <w:rFonts w:ascii="Arial" w:cs="Arial" w:eastAsia="Arial" w:hAnsi="Arial"/>
-          <w:sz w:val="20"/>
-          <w:szCs w:val="20"/>
-        </w:rPr>
-        <w:t xml:space="preserve">Preparar el concreto con mezcladora y la dosificación aprobada; controlar el asentamiento de cada tanda.</w:t>
-      </w:r>
-    </w:p>
-    <w:p>
-      <w:pPr>
-        <w:pStyle w:val="ListParagraph"/>
-        <w:numPr>
-          <w:ilvl w:val="0"/>
-          <w:numId w:val="2"/>
-        </w:numPr>
-        <w:spacing w:after="60" w:line="264"/>
-        <w:jc w:val="both"/>
-      </w:pPr>
-      <w:r>
-        <w:rPr>
-          <w:rFonts w:ascii="Arial" w:cs="Arial" w:eastAsia="Arial" w:hAnsi="Arial"/>
-          <w:sz w:val="20"/>
-          <w:szCs w:val="20"/>
-        </w:rPr>
-        <w:t xml:space="preserve">Colocar el concreto en capas de no más de 0.30 m y vibrarlo sin segregarlo; altura de caída no mayor de 1.50 m.</w:t>
-      </w:r>
-    </w:p>
-    <w:p>
-      <w:pPr>
-        <w:pStyle w:val="ListParagraph"/>
-        <w:numPr>
-          <w:ilvl w:val="0"/>
-          <w:numId w:val="2"/>
-        </w:numPr>
-        <w:spacing w:after="60" w:line="264"/>
-        <w:jc w:val="both"/>
-      </w:pPr>
-      <w:r>
-        <w:rPr>
-          <w:rFonts w:ascii="Arial" w:cs="Arial" w:eastAsia="Arial" w:hAnsi="Arial"/>
-          <w:sz w:val="20"/>
-          <w:szCs w:val="20"/>
-        </w:rPr>
-        <w:t xml:space="preserve">Dar el acabado a las superficies expuestas y empezar el curado según la partida correspondiente.</w:t>
-      </w:r>
-    </w:p>
-    <w:p>
-      <w:pPr>
-        <w:pStyle w:val="ListParagraph"/>
-        <w:numPr>
-          <w:ilvl w:val="0"/>
-          <w:numId w:val="2"/>
-        </w:numPr>
-        <w:spacing w:after="60" w:line="264"/>
-        <w:jc w:val="both"/>
-      </w:pPr>
-      <w:r>
-        <w:rPr>
-          <w:rFonts w:ascii="Arial" w:cs="Arial" w:eastAsia="Arial" w:hAnsi="Arial"/>
-          <w:sz w:val="20"/>
-          <w:szCs w:val="20"/>
-        </w:rPr>
-        <w:t xml:space="preserve">Tomar las muestras para probetas según el capítulo de control de calidad.</w:t>
-      </w:r>
-    </w:p>
-    <w:p>
-      <w:pPr>
-        <w:keepNext/>
-        <w:spacing w:after="60" w:before="120"/>
-      </w:pPr>
-      <w:r>
-        <w:rPr>
-          <w:rFonts w:ascii="Arial" w:cs="Arial" w:eastAsia="Arial" w:hAnsi="Arial"/>
-          <w:b/>
-          <w:bCs/>
-          <w:color w:val="1F3864"/>
-          <w:sz w:val="19"/>
-          <w:szCs w:val="19"/>
-        </w:rPr>
-        <w:t xml:space="preserve">CONTROL DE CALIDAD Y TOLERANCIAS</w:t>
-      </w:r>
-    </w:p>
-    <w:p>
-      <w:pPr>
-        <w:pStyle w:val="ListParagraph"/>
-        <w:numPr>
-          <w:ilvl w:val="0"/>
-          <w:numId w:val="2"/>
-        </w:numPr>
-        <w:spacing w:after="60" w:line="264"/>
-        <w:jc w:val="both"/>
-      </w:pPr>
-      <w:r>
-        <w:rPr>
-          <w:rFonts w:ascii="Arial" w:cs="Arial" w:eastAsia="Arial" w:hAnsi="Arial"/>
-          <w:sz w:val="20"/>
-          <w:szCs w:val="20"/>
-        </w:rPr>
-        <w:t xml:space="preserve">Resistencia a la compresión según E.060, 5.6.3; dimensiones -6 / +12 mm; superficies sin cangrejeras (las que aparezcan se resanarán con mortero o se demolerán según su extensión, a cuenta del Contratista).</w:t>
-      </w:r>
-    </w:p>
-    <w:p>
-      <w:pPr>
-        <w:keepNext/>
-        <w:spacing w:after="60" w:before="120"/>
-      </w:pPr>
-      <w:r>
-        <w:rPr>
-          <w:rFonts w:ascii="Arial" w:cs="Arial" w:eastAsia="Arial" w:hAnsi="Arial"/>
-          <w:b/>
-          <w:bCs/>
-          <w:color w:val="1F3864"/>
-          <w:sz w:val="19"/>
-          <w:szCs w:val="19"/>
-        </w:rPr>
-        <w:t xml:space="preserve">SEGURIDAD Y SALUD EN EL TRABAJO</w:t>
-      </w:r>
-    </w:p>
-    <w:p>
-      <w:pPr>
-        <w:pStyle w:val="ListParagraph"/>
-        <w:numPr>
-          <w:ilvl w:val="0"/>
-          <w:numId w:val="2"/>
-        </w:numPr>
-        <w:spacing w:after="60" w:line="264"/>
-        <w:jc w:val="both"/>
-      </w:pPr>
-      <w:r>
-        <w:rPr>
-          <w:rFonts w:ascii="Arial" w:cs="Arial" w:eastAsia="Arial" w:hAnsi="Arial"/>
-          <w:sz w:val="20"/>
-          <w:szCs w:val="20"/>
-        </w:rPr>
-        <w:t xml:space="preserve">Uso obligatorio de equipo de protección personal: casco, lentes de seguridad, guantes, botas con puntera de acero y chaleco reflectivo (DS N.° 011-2019-TR y Norma G.050).</w:t>
-      </w:r>
-    </w:p>
-    <w:p>
-      <w:pPr>
-        <w:pStyle w:val="ListParagraph"/>
-        <w:numPr>
-          <w:ilvl w:val="0"/>
-          <w:numId w:val="2"/>
-        </w:numPr>
-        <w:spacing w:after="60" w:line="264"/>
-        <w:jc w:val="both"/>
-      </w:pPr>
-      <w:r>
-        <w:rPr>
-          <w:rFonts w:ascii="Arial" w:cs="Arial" w:eastAsia="Arial" w:hAnsi="Arial"/>
-          <w:sz w:val="20"/>
-          <w:szCs w:val="20"/>
-        </w:rPr>
-        <w:t xml:space="preserve">Protección de manos y piel contra el cemento (guantes de jebe y ropa de manga larga); lavado inmediato en caso de contacto.</w:t>
-      </w:r>
-    </w:p>
-    <w:p>
-      <w:pPr>
-        <w:pStyle w:val="ListParagraph"/>
-        <w:numPr>
-          <w:ilvl w:val="0"/>
-          <w:numId w:val="2"/>
-        </w:numPr>
-        <w:spacing w:after="60" w:line="264"/>
-        <w:jc w:val="both"/>
-      </w:pPr>
-      <w:r>
-        <w:rPr>
-          <w:rFonts w:ascii="Arial" w:cs="Arial" w:eastAsia="Arial" w:hAnsi="Arial"/>
-          <w:sz w:val="20"/>
-          <w:szCs w:val="20"/>
-        </w:rPr>
-        <w:t xml:space="preserve">La mezcladora y el vibrador serán operados solo por personal capacitado; conexiones eléctricas con tablero, interruptor diferencial y puesta a tierra.</w:t>
-      </w:r>
-    </w:p>
-    <w:p>
-      <w:pPr>
-        <w:keepNext/>
-        <w:spacing w:after="60" w:before="120"/>
-      </w:pPr>
-      <w:r>
-        <w:rPr>
-          <w:rFonts w:ascii="Arial" w:cs="Arial" w:eastAsia="Arial" w:hAnsi="Arial"/>
-          <w:b/>
-          <w:bCs/>
-          <w:color w:val="1F3864"/>
-          <w:sz w:val="19"/>
-          <w:szCs w:val="19"/>
-        </w:rPr>
-        <w:t xml:space="preserve">UNIDAD DE MEDIDA</w:t>
-      </w:r>
-    </w:p>
-    <w:p>
-      <w:pPr>
-        <w:spacing w:after="100" w:before="0" w:line="276"/>
-        <w:jc w:val="both"/>
-      </w:pPr>
-      <w:r>
-        <w:rPr>
-          <w:rFonts w:ascii="Arial" w:cs="Arial" w:eastAsia="Arial" w:hAnsi="Arial"/>
-          <w:sz w:val="20"/>
-          <w:szCs w:val="20"/>
-        </w:rPr>
-        <w:t xml:space="preserve">La unidad de medida es: metro cúbico (m³).</w:t>
-      </w:r>
-    </w:p>
-    <w:p>
-      <w:pPr>
-        <w:keepNext/>
-        <w:spacing w:after="60" w:before="120"/>
-      </w:pPr>
-      <w:r>
-        <w:rPr>
-          <w:rFonts w:ascii="Arial" w:cs="Arial" w:eastAsia="Arial" w:hAnsi="Arial"/>
-          <w:b/>
-          <w:bCs/>
-          <w:color w:val="1F3864"/>
-          <w:sz w:val="19"/>
-          <w:szCs w:val="19"/>
-        </w:rPr>
-        <w:t xml:space="preserve">MÉTODO DE MEDICIÓN</w:t>
-      </w:r>
-    </w:p>
-    <w:p>
-      <w:pPr>
-        <w:spacing w:after="100" w:before="0" w:line="276"/>
-        <w:jc w:val="both"/>
-      </w:pPr>
-      <w:r>
-        <w:rPr>
-          <w:rFonts w:ascii="Arial" w:cs="Arial" w:eastAsia="Arial" w:hAnsi="Arial"/>
-          <w:sz w:val="20"/>
-          <w:szCs w:val="20"/>
-        </w:rPr>
-        <w:t xml:space="preserve">Se medirá el volumen de concreto colocado según las dimensiones de los planos (sección por longitud), descontando los vacíos y aberturas indicados.</w:t>
-      </w:r>
-    </w:p>
-    <w:p>
-      <w:pPr>
-        <w:keepNext/>
-        <w:spacing w:after="60" w:before="120"/>
-      </w:pPr>
-      <w:r>
-        <w:rPr>
-          <w:rFonts w:ascii="Arial" w:cs="Arial" w:eastAsia="Arial" w:hAnsi="Arial"/>
-          <w:b/>
-          <w:bCs/>
-          <w:color w:val="1F3864"/>
-          <w:sz w:val="19"/>
-          <w:szCs w:val="19"/>
-        </w:rPr>
-        <w:t xml:space="preserve">FORMA DE PAGO</w:t>
-      </w:r>
-    </w:p>
-    <w:p>
-      <w:pPr>
-        <w:spacing w:after="100" w:before="0" w:line="276"/>
-        <w:jc w:val="both"/>
-      </w:pPr>
-      <w:r>
-        <w:rPr>
-          <w:rFonts w:ascii="Arial" w:cs="Arial" w:eastAsia="Arial" w:hAnsi="Arial"/>
-          <w:sz w:val="20"/>
-          <w:szCs w:val="20"/>
-        </w:rPr>
-        <w:t xml:space="preserve">El pago se efectuará al precio unitario del presupuesto por metro cúbico (m³), de acuerdo con el avance valorizado y con la conformidad de la Supervisión. Dicho precio y pago constituye compensación total por la mano de obra (incluidas las leyes sociales), los materiales, el equipo, las herramientas, el transporte interno y todo imprevisto necesario para ejecutar la partida según esta especificación y los planos.</w:t>
-      </w:r>
-    </w:p>
-    <w:p>
-      <w:pPr>
-        <w:pStyle w:val="Heading4"/>
-        <w:keepNext/>
-      </w:pPr>
-      <w:r>
-        <w:t xml:space="preserve">01.04.04.05.06  ACERO DE REFUERZO fy=4200 kg/cm2 EN TAPAS, BORDES Y ANCLAJES  (kg)</w:t>
-      </w:r>
-    </w:p>
-    <w:p>
-      <w:pPr>
-        <w:keepNext/>
-        <w:spacing w:after="60" w:before="120"/>
-      </w:pPr>
-      <w:r>
-        <w:rPr>
-          <w:rFonts w:ascii="Arial" w:cs="Arial" w:eastAsia="Arial" w:hAnsi="Arial"/>
-          <w:b/>
-          <w:bCs/>
-          <w:color w:val="1F3864"/>
-          <w:sz w:val="19"/>
-          <w:szCs w:val="19"/>
-        </w:rPr>
-        <w:t xml:space="preserve">DESCRIPCIÓN</w:t>
-      </w:r>
-    </w:p>
-    <w:p>
-      <w:pPr>
-        <w:spacing w:after="100" w:before="0" w:line="276"/>
-        <w:jc w:val="both"/>
-      </w:pPr>
-      <w:r>
-        <w:rPr>
-          <w:rFonts w:ascii="Arial" w:cs="Arial" w:eastAsia="Arial" w:hAnsi="Arial"/>
-          <w:sz w:val="20"/>
-          <w:szCs w:val="20"/>
-        </w:rPr>
-        <w:t xml:space="preserve">Comprende el suministro, corte, doblado, colocación y amarre del acero de refuerzo corrugado grado 60 (fy = 4200 kg/cm²) de las tapas de concreto, el borde engrosado de la abertura de los registros y los anclajes del contramarco: parrilla de 7 + 7 barras de 3/8" @0.10 m (L = 0.62 m) por tapa, 2 asas de 3/8" liso, 8 anclajes de 3/8" de 0.20 m soldados al contramarco y refuerzo de borde de 2 barras de 1/2" por lado (L = 1.40 m).</w:t>
-      </w:r>
-    </w:p>
-    <w:p>
-      <w:pPr>
-        <w:spacing w:after="100" w:before="0" w:line="276"/>
-        <w:jc w:val="both"/>
-      </w:pPr>
-      <w:r>
-        <w:rPr>
-          <w:rFonts w:ascii="Arial" w:cs="Arial" w:eastAsia="Arial" w:hAnsi="Arial"/>
-          <w:sz w:val="20"/>
-          <w:szCs w:val="20"/>
-        </w:rPr>
-        <w:t xml:space="preserve">Recubrimientos libres: 0.025 m en las tapas; el borde y los anclajes según la lámina DP-06B.</w:t>
-      </w:r>
-    </w:p>
-    <w:p>
-      <w:pPr>
-        <w:keepNext/>
-        <w:spacing w:after="60" w:before="120"/>
-      </w:pPr>
-      <w:r>
-        <w:rPr>
-          <w:rFonts w:ascii="Arial" w:cs="Arial" w:eastAsia="Arial" w:hAnsi="Arial"/>
-          <w:b/>
-          <w:bCs/>
-          <w:color w:val="1F3864"/>
-          <w:sz w:val="19"/>
-          <w:szCs w:val="19"/>
-        </w:rPr>
-        <w:t xml:space="preserve">MATERIALES</w:t>
-      </w:r>
-    </w:p>
-    <w:p>
-      <w:pPr>
-        <w:pStyle w:val="ListParagraph"/>
-        <w:numPr>
-          <w:ilvl w:val="0"/>
-          <w:numId w:val="2"/>
-        </w:numPr>
-        <w:spacing w:after="60" w:line="264"/>
-        <w:jc w:val="both"/>
-      </w:pPr>
-      <w:r>
-        <w:rPr>
-          <w:rFonts w:ascii="Arial" w:cs="Arial" w:eastAsia="Arial" w:hAnsi="Arial"/>
-          <w:sz w:val="20"/>
-          <w:szCs w:val="20"/>
-        </w:rPr>
-        <w:t xml:space="preserve">Barras de acero corrugado NTP 341.031 / ASTM A615 grado 60; acero liso de 3/8" para asas; alambre negro N.° 16; dados de concreto o separadores.</w:t>
-      </w:r>
-    </w:p>
-    <w:p>
-      <w:pPr>
-        <w:keepNext/>
-        <w:spacing w:after="60" w:before="120"/>
-      </w:pPr>
-      <w:r>
-        <w:rPr>
-          <w:rFonts w:ascii="Arial" w:cs="Arial" w:eastAsia="Arial" w:hAnsi="Arial"/>
-          <w:b/>
-          <w:bCs/>
-          <w:color w:val="1F3864"/>
-          <w:sz w:val="19"/>
-          <w:szCs w:val="19"/>
-        </w:rPr>
-        <w:t xml:space="preserve">EQUIPOS Y HERRAMIENTAS</w:t>
-      </w:r>
-    </w:p>
-    <w:p>
-      <w:pPr>
-        <w:pStyle w:val="ListParagraph"/>
-        <w:numPr>
-          <w:ilvl w:val="0"/>
-          <w:numId w:val="2"/>
-        </w:numPr>
-        <w:spacing w:after="60" w:line="264"/>
-        <w:jc w:val="both"/>
-      </w:pPr>
-      <w:r>
-        <w:rPr>
-          <w:rFonts w:ascii="Arial" w:cs="Arial" w:eastAsia="Arial" w:hAnsi="Arial"/>
-          <w:sz w:val="20"/>
-          <w:szCs w:val="20"/>
-        </w:rPr>
-        <w:t xml:space="preserve">Cizalla o cortadora, dobladora manual (grifas y tubo), wincha, tiza.</w:t>
-      </w:r>
-    </w:p>
-    <w:p>
-      <w:pPr>
-        <w:keepNext/>
-        <w:spacing w:after="60" w:before="120"/>
-      </w:pPr>
-      <w:r>
-        <w:rPr>
-          <w:rFonts w:ascii="Arial" w:cs="Arial" w:eastAsia="Arial" w:hAnsi="Arial"/>
-          <w:b/>
-          <w:bCs/>
-          <w:color w:val="1F3864"/>
-          <w:sz w:val="19"/>
-          <w:szCs w:val="19"/>
-        </w:rPr>
-        <w:t xml:space="preserve">PROCEDIMIENTO DE EJECUCIÓN</w:t>
-      </w:r>
-    </w:p>
-    <w:p>
-      <w:pPr>
-        <w:pStyle w:val="ListParagraph"/>
-        <w:numPr>
-          <w:ilvl w:val="0"/>
-          <w:numId w:val="2"/>
-        </w:numPr>
-        <w:spacing w:after="60" w:line="264"/>
-        <w:jc w:val="both"/>
-      </w:pPr>
-      <w:r>
-        <w:rPr>
-          <w:rFonts w:ascii="Arial" w:cs="Arial" w:eastAsia="Arial" w:hAnsi="Arial"/>
-          <w:sz w:val="20"/>
-          <w:szCs w:val="20"/>
-        </w:rPr>
-        <w:t xml:space="preserve">Cortar y doblar en frío según el cuadro de doblado de los planos, con los ganchos y diámetros de doblado de la Norma E.060.</w:t>
-      </w:r>
-    </w:p>
-    <w:p>
-      <w:pPr>
-        <w:pStyle w:val="ListParagraph"/>
-        <w:numPr>
-          <w:ilvl w:val="0"/>
-          <w:numId w:val="2"/>
-        </w:numPr>
-        <w:spacing w:after="60" w:line="264"/>
-        <w:jc w:val="both"/>
-      </w:pPr>
-      <w:r>
-        <w:rPr>
-          <w:rFonts w:ascii="Arial" w:cs="Arial" w:eastAsia="Arial" w:hAnsi="Arial"/>
-          <w:sz w:val="20"/>
-          <w:szCs w:val="20"/>
-        </w:rPr>
-        <w:t xml:space="preserve">Colocar las barras en su posición, con los espaciamientos de los planos, sobre separadores que garanticen el recubrimiento.</w:t>
-      </w:r>
-    </w:p>
-    <w:p>
-      <w:pPr>
-        <w:pStyle w:val="ListParagraph"/>
-        <w:numPr>
-          <w:ilvl w:val="0"/>
-          <w:numId w:val="2"/>
-        </w:numPr>
-        <w:spacing w:after="60" w:line="264"/>
-        <w:jc w:val="both"/>
-      </w:pPr>
-      <w:r>
-        <w:rPr>
-          <w:rFonts w:ascii="Arial" w:cs="Arial" w:eastAsia="Arial" w:hAnsi="Arial"/>
-          <w:sz w:val="20"/>
-          <w:szCs w:val="20"/>
-        </w:rPr>
-        <w:t xml:space="preserve">Amarrar con alambre N.° 16 en todos los cruces del perímetro y alternadamente en el interior; los traslapes se ubicarán alternados y fuera de las zonas de mayor esfuerzo.</w:t>
-      </w:r>
-    </w:p>
-    <w:p>
-      <w:pPr>
-        <w:pStyle w:val="ListParagraph"/>
-        <w:numPr>
-          <w:ilvl w:val="0"/>
-          <w:numId w:val="2"/>
-        </w:numPr>
-        <w:spacing w:after="60" w:line="264"/>
-        <w:jc w:val="both"/>
-      </w:pPr>
-      <w:r>
-        <w:rPr>
-          <w:rFonts w:ascii="Arial" w:cs="Arial" w:eastAsia="Arial" w:hAnsi="Arial"/>
-          <w:sz w:val="20"/>
-          <w:szCs w:val="20"/>
-        </w:rPr>
-        <w:t xml:space="preserve">En las juntas de dilatación las barras longitudinales se interrumpen a 0.05 m de la junta; no la atraviesan.</w:t>
-      </w:r>
-    </w:p>
-    <w:p>
-      <w:pPr>
-        <w:pStyle w:val="ListParagraph"/>
-        <w:numPr>
-          <w:ilvl w:val="0"/>
-          <w:numId w:val="2"/>
-        </w:numPr>
-        <w:spacing w:after="60" w:line="264"/>
-        <w:jc w:val="both"/>
-      </w:pPr>
-      <w:r>
-        <w:rPr>
-          <w:rFonts w:ascii="Arial" w:cs="Arial" w:eastAsia="Arial" w:hAnsi="Arial"/>
-          <w:sz w:val="20"/>
-          <w:szCs w:val="20"/>
-        </w:rPr>
-        <w:t xml:space="preserve">Antes del vaciado el acero estará limpio; la Supervisión lo aprobará y se anotará en el cuaderno de obra.</w:t>
-      </w:r>
-    </w:p>
-    <w:p>
-      <w:pPr>
-        <w:keepNext/>
-        <w:spacing w:after="60" w:before="120"/>
-      </w:pPr>
-      <w:r>
-        <w:rPr>
-          <w:rFonts w:ascii="Arial" w:cs="Arial" w:eastAsia="Arial" w:hAnsi="Arial"/>
-          <w:b/>
-          <w:bCs/>
-          <w:color w:val="1F3864"/>
-          <w:sz w:val="19"/>
-          <w:szCs w:val="19"/>
-        </w:rPr>
-        <w:t xml:space="preserve">CONTROL DE CALIDAD Y TOLERANCIAS</w:t>
-      </w:r>
-    </w:p>
-    <w:p>
-      <w:pPr>
-        <w:pStyle w:val="ListParagraph"/>
-        <w:numPr>
-          <w:ilvl w:val="0"/>
-          <w:numId w:val="2"/>
-        </w:numPr>
-        <w:spacing w:after="60" w:line="264"/>
-        <w:jc w:val="both"/>
-      </w:pPr>
-      <w:r>
-        <w:rPr>
-          <w:rFonts w:ascii="Arial" w:cs="Arial" w:eastAsia="Arial" w:hAnsi="Arial"/>
-          <w:sz w:val="20"/>
-          <w:szCs w:val="20"/>
-        </w:rPr>
-        <w:t xml:space="preserve">Tolerancias: espaciamiento ±10 mm; recubrimiento -5 / +10 mm; longitud de traslape no menor que la especificada.</w:t>
-      </w:r>
-    </w:p>
-    <w:p>
-      <w:pPr>
-        <w:keepNext/>
-        <w:spacing w:after="60" w:before="120"/>
-      </w:pPr>
-      <w:r>
-        <w:rPr>
-          <w:rFonts w:ascii="Arial" w:cs="Arial" w:eastAsia="Arial" w:hAnsi="Arial"/>
-          <w:b/>
-          <w:bCs/>
-          <w:color w:val="1F3864"/>
-          <w:sz w:val="19"/>
-          <w:szCs w:val="19"/>
-        </w:rPr>
-        <w:t xml:space="preserve">SEGURIDAD Y SALUD EN EL TRABAJO</w:t>
-      </w:r>
-    </w:p>
-    <w:p>
-      <w:pPr>
-        <w:pStyle w:val="ListParagraph"/>
-        <w:numPr>
-          <w:ilvl w:val="0"/>
-          <w:numId w:val="2"/>
-        </w:numPr>
-        <w:spacing w:after="60" w:line="264"/>
-        <w:jc w:val="both"/>
-      </w:pPr>
-      <w:r>
-        <w:rPr>
-          <w:rFonts w:ascii="Arial" w:cs="Arial" w:eastAsia="Arial" w:hAnsi="Arial"/>
-          <w:sz w:val="20"/>
-          <w:szCs w:val="20"/>
-        </w:rPr>
-        <w:t xml:space="preserve">Uso obligatorio de equipo de protección personal: casco, lentes de seguridad, guantes, botas con puntera de acero y chaleco reflectivo (DS N.° 011-2019-TR y Norma G.050).</w:t>
-      </w:r>
-    </w:p>
-    <w:p>
-      <w:pPr>
-        <w:pStyle w:val="ListParagraph"/>
-        <w:numPr>
-          <w:ilvl w:val="0"/>
-          <w:numId w:val="2"/>
-        </w:numPr>
-        <w:spacing w:after="60" w:line="264"/>
-        <w:jc w:val="both"/>
-      </w:pPr>
-      <w:r>
-        <w:rPr>
-          <w:rFonts w:ascii="Arial" w:cs="Arial" w:eastAsia="Arial" w:hAnsi="Arial"/>
-          <w:sz w:val="20"/>
-          <w:szCs w:val="20"/>
-        </w:rPr>
-        <w:t xml:space="preserve">Guantes de cuero para el manipuleo de varillas; proteger los extremos de las barras en espera con capuchones o dobleces.</w:t>
-      </w:r>
-    </w:p>
-    <w:p>
-      <w:pPr>
-        <w:pStyle w:val="ListParagraph"/>
-        <w:numPr>
-          <w:ilvl w:val="0"/>
-          <w:numId w:val="2"/>
-        </w:numPr>
-        <w:spacing w:after="60" w:line="264"/>
-        <w:jc w:val="both"/>
-      </w:pPr>
-      <w:r>
-        <w:rPr>
-          <w:rFonts w:ascii="Arial" w:cs="Arial" w:eastAsia="Arial" w:hAnsi="Arial"/>
-          <w:sz w:val="20"/>
-          <w:szCs w:val="20"/>
-        </w:rPr>
-        <w:t xml:space="preserve">El corte y doblado se hará en una zona habilitada, fuera de la circulación del personal.</w:t>
-      </w:r>
-    </w:p>
-    <w:p>
-      <w:pPr>
-        <w:keepNext/>
-        <w:spacing w:after="60" w:before="120"/>
-      </w:pPr>
-      <w:r>
-        <w:rPr>
-          <w:rFonts w:ascii="Arial" w:cs="Arial" w:eastAsia="Arial" w:hAnsi="Arial"/>
-          <w:b/>
-          <w:bCs/>
-          <w:color w:val="1F3864"/>
-          <w:sz w:val="19"/>
-          <w:szCs w:val="19"/>
-        </w:rPr>
-        <w:t xml:space="preserve">UNIDAD DE MEDIDA</w:t>
-      </w:r>
-    </w:p>
-    <w:p>
-      <w:pPr>
-        <w:spacing w:after="100" w:before="0" w:line="276"/>
-        <w:jc w:val="both"/>
-      </w:pPr>
-      <w:r>
-        <w:rPr>
-          <w:rFonts w:ascii="Arial" w:cs="Arial" w:eastAsia="Arial" w:hAnsi="Arial"/>
-          <w:sz w:val="20"/>
-          <w:szCs w:val="20"/>
-        </w:rPr>
-        <w:t xml:space="preserve">La unidad de medida es: kilogramo (kg).</w:t>
-      </w:r>
-    </w:p>
-    <w:p>
-      <w:pPr>
-        <w:keepNext/>
-        <w:spacing w:after="60" w:before="120"/>
-      </w:pPr>
-      <w:r>
-        <w:rPr>
-          <w:rFonts w:ascii="Arial" w:cs="Arial" w:eastAsia="Arial" w:hAnsi="Arial"/>
-          <w:b/>
-          <w:bCs/>
-          <w:color w:val="1F3864"/>
-          <w:sz w:val="19"/>
-          <w:szCs w:val="19"/>
-        </w:rPr>
-        <w:t xml:space="preserve">MÉTODO DE MEDICIÓN</w:t>
-      </w:r>
-    </w:p>
-    <w:p>
-      <w:pPr>
-        <w:spacing w:after="100" w:before="0" w:line="276"/>
-        <w:jc w:val="both"/>
-      </w:pPr>
-      <w:r>
-        <w:rPr>
-          <w:rFonts w:ascii="Arial" w:cs="Arial" w:eastAsia="Arial" w:hAnsi="Arial"/>
-          <w:sz w:val="20"/>
-          <w:szCs w:val="20"/>
-        </w:rPr>
-        <w:t xml:space="preserve">Se medirá el peso del acero colocado según las longitudes de los planos (incluidos ganchos y traslapes) por el peso nominal de cada diámetro (3/8" = 0.56 kg/m; 1/2" = 0.994 kg/m), sin considerar desperdicios ni alambre.</w:t>
-      </w:r>
-    </w:p>
-    <w:p>
-      <w:pPr>
-        <w:keepNext/>
-        <w:spacing w:after="60" w:before="120"/>
-      </w:pPr>
-      <w:r>
-        <w:rPr>
-          <w:rFonts w:ascii="Arial" w:cs="Arial" w:eastAsia="Arial" w:hAnsi="Arial"/>
-          <w:b/>
-          <w:bCs/>
-          <w:color w:val="1F3864"/>
-          <w:sz w:val="19"/>
-          <w:szCs w:val="19"/>
-        </w:rPr>
-        <w:t xml:space="preserve">FORMA DE PAGO</w:t>
-      </w:r>
-    </w:p>
-    <w:p>
-      <w:pPr>
-        <w:spacing w:after="100" w:before="0" w:line="276"/>
-        <w:jc w:val="both"/>
-      </w:pPr>
-      <w:r>
-        <w:rPr>
-          <w:rFonts w:ascii="Arial" w:cs="Arial" w:eastAsia="Arial" w:hAnsi="Arial"/>
-          <w:sz w:val="20"/>
-          <w:szCs w:val="20"/>
-        </w:rPr>
-        <w:t xml:space="preserve">El pago se efectuará al precio unitario del presupuesto por kilogramo (kg), de acuerdo con el avance valorizado y con la conformidad de la Supervisión. Dicho precio y pago constituye compensación total por la mano de obra (incluidas las leyes sociales), los materiales, el equipo, las herramientas, el transporte interno y todo imprevisto necesario para ejecutar la partida según esta especificación y los planos.</w:t>
-      </w:r>
-    </w:p>
-    <w:p>
-      <w:pPr>
-        <w:pStyle w:val="Heading4"/>
-        <w:keepNext/>
-      </w:pPr>
-      <w:r>
-        <w:t xml:space="preserve">01.04.04.05.07  PINTURA ANTICORROSIVA Y ESMALTE EN ANGULOS  (m²)</w:t>
-      </w:r>
-    </w:p>
-    <w:p>
-      <w:pPr>
-        <w:keepNext/>
-        <w:spacing w:after="60" w:before="120"/>
-      </w:pPr>
-      <w:r>
-        <w:rPr>
-          <w:rFonts w:ascii="Arial" w:cs="Arial" w:eastAsia="Arial" w:hAnsi="Arial"/>
-          <w:b/>
-          <w:bCs/>
-          <w:color w:val="1F3864"/>
-          <w:sz w:val="19"/>
-          <w:szCs w:val="19"/>
-        </w:rPr>
-        <w:t xml:space="preserve">DESCRIPCIÓN</w:t>
-      </w:r>
-    </w:p>
-    <w:p>
-      <w:pPr>
-        <w:spacing w:after="100" w:before="0" w:line="276"/>
-        <w:jc w:val="both"/>
-      </w:pPr>
-      <w:r>
-        <w:rPr>
-          <w:rFonts w:ascii="Arial" w:cs="Arial" w:eastAsia="Arial" w:hAnsi="Arial"/>
-          <w:sz w:val="20"/>
-          <w:szCs w:val="20"/>
-        </w:rPr>
-        <w:t xml:space="preserve">Comprende la protección de los ángulos metálicos de marcos y contramarcos con dos manos de pintura anticorrosiva y dos manos de esmalte sintético en sus caras expuestas.</w:t>
-      </w:r>
-    </w:p>
-    <w:p>
-      <w:pPr>
-        <w:keepNext/>
-        <w:spacing w:after="60" w:before="120"/>
-      </w:pPr>
-      <w:r>
-        <w:rPr>
-          <w:rFonts w:ascii="Arial" w:cs="Arial" w:eastAsia="Arial" w:hAnsi="Arial"/>
-          <w:b/>
-          <w:bCs/>
-          <w:color w:val="1F3864"/>
-          <w:sz w:val="19"/>
-          <w:szCs w:val="19"/>
-        </w:rPr>
-        <w:t xml:space="preserve">MATERIALES</w:t>
-      </w:r>
-    </w:p>
-    <w:p>
-      <w:pPr>
-        <w:pStyle w:val="ListParagraph"/>
-        <w:numPr>
-          <w:ilvl w:val="0"/>
-          <w:numId w:val="2"/>
-        </w:numPr>
-        <w:spacing w:after="60" w:line="264"/>
-        <w:jc w:val="both"/>
-      </w:pPr>
-      <w:r>
-        <w:rPr>
-          <w:rFonts w:ascii="Arial" w:cs="Arial" w:eastAsia="Arial" w:hAnsi="Arial"/>
-          <w:sz w:val="20"/>
-          <w:szCs w:val="20"/>
-        </w:rPr>
-        <w:t xml:space="preserve">Pintura anticorrosiva (base epóxica o alquídica con cromato de zinc); esmalte sintético; disolvente; lija.</w:t>
-      </w:r>
-    </w:p>
-    <w:p>
-      <w:pPr>
-        <w:keepNext/>
-        <w:spacing w:after="60" w:before="120"/>
-      </w:pPr>
-      <w:r>
-        <w:rPr>
-          <w:rFonts w:ascii="Arial" w:cs="Arial" w:eastAsia="Arial" w:hAnsi="Arial"/>
-          <w:b/>
-          <w:bCs/>
-          <w:color w:val="1F3864"/>
-          <w:sz w:val="19"/>
-          <w:szCs w:val="19"/>
-        </w:rPr>
-        <w:t xml:space="preserve">EQUIPOS Y HERRAMIENTAS</w:t>
-      </w:r>
-    </w:p>
-    <w:p>
-      <w:pPr>
-        <w:pStyle w:val="ListParagraph"/>
-        <w:numPr>
-          <w:ilvl w:val="0"/>
-          <w:numId w:val="2"/>
-        </w:numPr>
-        <w:spacing w:after="60" w:line="264"/>
-        <w:jc w:val="both"/>
-      </w:pPr>
-      <w:r>
-        <w:rPr>
-          <w:rFonts w:ascii="Arial" w:cs="Arial" w:eastAsia="Arial" w:hAnsi="Arial"/>
-          <w:sz w:val="20"/>
-          <w:szCs w:val="20"/>
-        </w:rPr>
-        <w:t xml:space="preserve">Escobilla de acero, lija, brochas, amoladora con grata.</w:t>
-      </w:r>
-    </w:p>
-    <w:p>
-      <w:pPr>
-        <w:keepNext/>
-        <w:spacing w:after="60" w:before="120"/>
-      </w:pPr>
-      <w:r>
-        <w:rPr>
-          <w:rFonts w:ascii="Arial" w:cs="Arial" w:eastAsia="Arial" w:hAnsi="Arial"/>
-          <w:b/>
-          <w:bCs/>
-          <w:color w:val="1F3864"/>
-          <w:sz w:val="19"/>
-          <w:szCs w:val="19"/>
-        </w:rPr>
-        <w:t xml:space="preserve">PROCEDIMIENTO DE EJECUCIÓN</w:t>
-      </w:r>
-    </w:p>
-    <w:p>
-      <w:pPr>
-        <w:pStyle w:val="ListParagraph"/>
-        <w:numPr>
-          <w:ilvl w:val="0"/>
-          <w:numId w:val="2"/>
-        </w:numPr>
-        <w:spacing w:after="60" w:line="264"/>
-        <w:jc w:val="both"/>
-      </w:pPr>
-      <w:r>
-        <w:rPr>
-          <w:rFonts w:ascii="Arial" w:cs="Arial" w:eastAsia="Arial" w:hAnsi="Arial"/>
-          <w:sz w:val="20"/>
-          <w:szCs w:val="20"/>
-        </w:rPr>
-        <w:t xml:space="preserve">Limpiar el óxido, la escoria y la grasa con escobilla y disolvente hasta metal blanco comercial.</w:t>
-      </w:r>
-    </w:p>
-    <w:p>
-      <w:pPr>
-        <w:pStyle w:val="ListParagraph"/>
-        <w:numPr>
-          <w:ilvl w:val="0"/>
-          <w:numId w:val="2"/>
-        </w:numPr>
-        <w:spacing w:after="60" w:line="264"/>
-        <w:jc w:val="both"/>
-      </w:pPr>
-      <w:r>
-        <w:rPr>
-          <w:rFonts w:ascii="Arial" w:cs="Arial" w:eastAsia="Arial" w:hAnsi="Arial"/>
-          <w:sz w:val="20"/>
-          <w:szCs w:val="20"/>
-        </w:rPr>
-        <w:t xml:space="preserve">Aplicar la primera mano de anticorrosivo; la segunda a las 24 horas.</w:t>
-      </w:r>
-    </w:p>
-    <w:p>
-      <w:pPr>
-        <w:pStyle w:val="ListParagraph"/>
-        <w:numPr>
-          <w:ilvl w:val="0"/>
-          <w:numId w:val="2"/>
-        </w:numPr>
-        <w:spacing w:after="60" w:line="264"/>
-        <w:jc w:val="both"/>
-      </w:pPr>
-      <w:r>
-        <w:rPr>
-          <w:rFonts w:ascii="Arial" w:cs="Arial" w:eastAsia="Arial" w:hAnsi="Arial"/>
-          <w:sz w:val="20"/>
-          <w:szCs w:val="20"/>
-        </w:rPr>
-        <w:t xml:space="preserve">Aplicar dos manos de esmalte en las caras que quedan a la vista; retocar después del montaje.</w:t>
-      </w:r>
-    </w:p>
-    <w:p>
-      <w:pPr>
-        <w:keepNext/>
-        <w:spacing w:after="60" w:before="120"/>
-      </w:pPr>
-      <w:r>
-        <w:rPr>
-          <w:rFonts w:ascii="Arial" w:cs="Arial" w:eastAsia="Arial" w:hAnsi="Arial"/>
-          <w:b/>
-          <w:bCs/>
-          <w:color w:val="1F3864"/>
-          <w:sz w:val="19"/>
-          <w:szCs w:val="19"/>
-        </w:rPr>
-        <w:t xml:space="preserve">CONTROL DE CALIDAD Y TOLERANCIAS</w:t>
-      </w:r>
-    </w:p>
-    <w:p>
-      <w:pPr>
-        <w:pStyle w:val="ListParagraph"/>
-        <w:numPr>
-          <w:ilvl w:val="0"/>
-          <w:numId w:val="2"/>
-        </w:numPr>
-        <w:spacing w:after="60" w:line="264"/>
-        <w:jc w:val="both"/>
-      </w:pPr>
-      <w:r>
-        <w:rPr>
-          <w:rFonts w:ascii="Arial" w:cs="Arial" w:eastAsia="Arial" w:hAnsi="Arial"/>
-          <w:sz w:val="20"/>
-          <w:szCs w:val="20"/>
-        </w:rPr>
-        <w:t xml:space="preserve">Pelicula uniforme, sin poros ni escurrimientos.</w:t>
-      </w:r>
-    </w:p>
-    <w:p>
-      <w:pPr>
-        <w:keepNext/>
-        <w:spacing w:after="60" w:before="120"/>
-      </w:pPr>
-      <w:r>
-        <w:rPr>
-          <w:rFonts w:ascii="Arial" w:cs="Arial" w:eastAsia="Arial" w:hAnsi="Arial"/>
-          <w:b/>
-          <w:bCs/>
-          <w:color w:val="1F3864"/>
-          <w:sz w:val="19"/>
-          <w:szCs w:val="19"/>
-        </w:rPr>
-        <w:t xml:space="preserve">SEGURIDAD Y SALUD EN EL TRABAJO</w:t>
-      </w:r>
-    </w:p>
-    <w:p>
-      <w:pPr>
-        <w:pStyle w:val="ListParagraph"/>
-        <w:numPr>
-          <w:ilvl w:val="0"/>
-          <w:numId w:val="2"/>
-        </w:numPr>
-        <w:spacing w:after="60" w:line="264"/>
-        <w:jc w:val="both"/>
-      </w:pPr>
-      <w:r>
-        <w:rPr>
-          <w:rFonts w:ascii="Arial" w:cs="Arial" w:eastAsia="Arial" w:hAnsi="Arial"/>
-          <w:sz w:val="20"/>
-          <w:szCs w:val="20"/>
-        </w:rPr>
-        <w:t xml:space="preserve">Uso obligatorio de equipo de protección personal: casco, lentes de seguridad, guantes, botas con puntera de acero y chaleco reflectivo (DS N.° 011-2019-TR y Norma G.050).</w:t>
-      </w:r>
-    </w:p>
-    <w:p>
-      <w:pPr>
-        <w:pStyle w:val="ListParagraph"/>
-        <w:numPr>
-          <w:ilvl w:val="0"/>
-          <w:numId w:val="2"/>
-        </w:numPr>
-        <w:spacing w:after="60" w:line="264"/>
-        <w:jc w:val="both"/>
-      </w:pPr>
-      <w:r>
-        <w:rPr>
-          <w:rFonts w:ascii="Arial" w:cs="Arial" w:eastAsia="Arial" w:hAnsi="Arial"/>
-          <w:sz w:val="20"/>
-          <w:szCs w:val="20"/>
-        </w:rPr>
-        <w:t xml:space="preserve">Ventilación y mascarilla con filtro para vapores organicos.</w:t>
-      </w:r>
-    </w:p>
-    <w:p>
-      <w:pPr>
-        <w:keepNext/>
-        <w:spacing w:after="60" w:before="120"/>
-      </w:pPr>
-      <w:r>
-        <w:rPr>
-          <w:rFonts w:ascii="Arial" w:cs="Arial" w:eastAsia="Arial" w:hAnsi="Arial"/>
-          <w:b/>
-          <w:bCs/>
-          <w:color w:val="1F3864"/>
-          <w:sz w:val="19"/>
-          <w:szCs w:val="19"/>
-        </w:rPr>
-        <w:t xml:space="preserve">UNIDAD DE MEDIDA</w:t>
-      </w:r>
-    </w:p>
-    <w:p>
-      <w:pPr>
-        <w:spacing w:after="100" w:before="0" w:line="276"/>
-        <w:jc w:val="both"/>
-      </w:pPr>
-      <w:r>
-        <w:rPr>
-          <w:rFonts w:ascii="Arial" w:cs="Arial" w:eastAsia="Arial" w:hAnsi="Arial"/>
-          <w:sz w:val="20"/>
-          <w:szCs w:val="20"/>
-        </w:rPr>
-        <w:t xml:space="preserve">La unidad de medida es: metro cuadrado (m²).</w:t>
-      </w:r>
-    </w:p>
-    <w:p>
-      <w:pPr>
-        <w:keepNext/>
-        <w:spacing w:after="60" w:before="120"/>
-      </w:pPr>
-      <w:r>
-        <w:rPr>
-          <w:rFonts w:ascii="Arial" w:cs="Arial" w:eastAsia="Arial" w:hAnsi="Arial"/>
-          <w:b/>
-          <w:bCs/>
-          <w:color w:val="1F3864"/>
-          <w:sz w:val="19"/>
-          <w:szCs w:val="19"/>
-        </w:rPr>
-        <w:t xml:space="preserve">MÉTODO DE MEDICIÓN</w:t>
-      </w:r>
-    </w:p>
-    <w:p>
-      <w:pPr>
-        <w:spacing w:after="100" w:before="0" w:line="276"/>
-        <w:jc w:val="both"/>
-      </w:pPr>
-      <w:r>
-        <w:rPr>
-          <w:rFonts w:ascii="Arial" w:cs="Arial" w:eastAsia="Arial" w:hAnsi="Arial"/>
-          <w:sz w:val="20"/>
-          <w:szCs w:val="20"/>
-        </w:rPr>
-        <w:t xml:space="preserve">Se medirá el área pintada según el desarrollo de las caras de los ángulos (0.203 m²/m para L 2" y 0.152 m²/m para L 1 1/2").</w:t>
-      </w:r>
-    </w:p>
-    <w:p>
-      <w:pPr>
-        <w:keepNext/>
-        <w:spacing w:after="60" w:before="120"/>
-      </w:pPr>
-      <w:r>
-        <w:rPr>
-          <w:rFonts w:ascii="Arial" w:cs="Arial" w:eastAsia="Arial" w:hAnsi="Arial"/>
-          <w:b/>
-          <w:bCs/>
-          <w:color w:val="1F3864"/>
-          <w:sz w:val="19"/>
-          <w:szCs w:val="19"/>
-        </w:rPr>
-        <w:t xml:space="preserve">FORMA DE PAGO</w:t>
-      </w:r>
-    </w:p>
-    <w:p>
-      <w:pPr>
-        <w:spacing w:after="100" w:before="0" w:line="276"/>
-        <w:jc w:val="both"/>
-      </w:pPr>
-      <w:r>
-        <w:rPr>
-          <w:rFonts w:ascii="Arial" w:cs="Arial" w:eastAsia="Arial" w:hAnsi="Arial"/>
-          <w:sz w:val="20"/>
-          <w:szCs w:val="20"/>
-        </w:rPr>
-        <w:t xml:space="preserve">El pago se efectuará al precio unitario del presupuesto por metro cuadrado (m²), de acuerdo con el avance valorizado y con la conformidad de la Supervisión. Dicho precio y pago constituye compensación total por la mano de obra (incluidas las leyes sociales), los materiales, el equipo, las herramientas, el transporte interno y todo imprevisto necesario para ejecutar la partida según esta especificación y los planos.</w:t>
-      </w:r>
-    </w:p>
-    <w:p>
-      <w:pPr>
-        <w:pStyle w:val="Heading3"/>
-        <w:keepNext/>
-      </w:pPr>
-      <w:r>
-        <w:t xml:space="preserve">01.04.04.06  JUNTAS Y EMPALMES</w:t>
-      </w:r>
-    </w:p>
-    <w:p>
-      <w:pPr>
-        <w:pStyle w:val="Heading4"/>
-        <w:keepNext/>
-      </w:pPr>
-      <w:r>
-        <w:t xml:space="preserve">01.04.04.06.01  JUNTA DE DILATACION E=1" CON TECNOPOR Y SELLADOR ELASTOMERICO  (m)</w:t>
-      </w:r>
-    </w:p>
-    <w:p>
-      <w:pPr>
-        <w:keepNext/>
-        <w:spacing w:after="60" w:before="120"/>
-      </w:pPr>
-      <w:r>
-        <w:rPr>
-          <w:rFonts w:ascii="Arial" w:cs="Arial" w:eastAsia="Arial" w:hAnsi="Arial"/>
-          <w:b/>
-          <w:bCs/>
-          <w:color w:val="1F3864"/>
-          <w:sz w:val="19"/>
-          <w:szCs w:val="19"/>
-        </w:rPr>
-        <w:t xml:space="preserve">DESCRIPCIÓN</w:t>
-      </w:r>
-    </w:p>
-    <w:p>
-      <w:pPr>
-        <w:spacing w:after="100" w:before="0" w:line="276"/>
-        <w:jc w:val="both"/>
-      </w:pPr>
-      <w:r>
-        <w:rPr>
-          <w:rFonts w:ascii="Arial" w:cs="Arial" w:eastAsia="Arial" w:hAnsi="Arial"/>
-          <w:sz w:val="20"/>
-          <w:szCs w:val="20"/>
-        </w:rPr>
-        <w:t xml:space="preserve">Comprende la junta de dilatación de 1" (25 mm) en toda la sección del colector pluvial frontal del CAR Varones, cada 4.00 m (26 juntas) y en los cambios de sección, rellena con plancha de poliestireno expandido (tecnopor) y sellada con sellador elastomérico de poliuretano de 25 x 25 mm (ASTM C920) en las caras interiores y en la cara superior.</w:t>
-      </w:r>
-    </w:p>
-    <w:p>
-      <w:pPr>
-        <w:keepNext/>
-        <w:spacing w:after="60" w:before="120"/>
-      </w:pPr>
-      <w:r>
-        <w:rPr>
-          <w:rFonts w:ascii="Arial" w:cs="Arial" w:eastAsia="Arial" w:hAnsi="Arial"/>
-          <w:b/>
-          <w:bCs/>
-          <w:color w:val="1F3864"/>
-          <w:sz w:val="19"/>
-          <w:szCs w:val="19"/>
-        </w:rPr>
-        <w:t xml:space="preserve">MATERIALES</w:t>
-      </w:r>
-    </w:p>
-    <w:p>
-      <w:pPr>
-        <w:pStyle w:val="ListParagraph"/>
-        <w:numPr>
-          <w:ilvl w:val="0"/>
-          <w:numId w:val="2"/>
-        </w:numPr>
-        <w:spacing w:after="60" w:line="264"/>
-        <w:jc w:val="both"/>
-      </w:pPr>
-      <w:r>
-        <w:rPr>
-          <w:rFonts w:ascii="Arial" w:cs="Arial" w:eastAsia="Arial" w:hAnsi="Arial"/>
-          <w:sz w:val="20"/>
-          <w:szCs w:val="20"/>
-        </w:rPr>
-        <w:t xml:space="preserve">Plancha de tecnopor de 1" (densidad 15 kg/m³); sellador elastomérico de poliuretano de 25 x 25 mm (ASTM C920); imprimante del sellador; cinta de respaldo.</w:t>
-      </w:r>
-    </w:p>
-    <w:p>
-      <w:pPr>
-        <w:keepNext/>
-        <w:spacing w:after="60" w:before="120"/>
-      </w:pPr>
-      <w:r>
-        <w:rPr>
-          <w:rFonts w:ascii="Arial" w:cs="Arial" w:eastAsia="Arial" w:hAnsi="Arial"/>
-          <w:b/>
-          <w:bCs/>
-          <w:color w:val="1F3864"/>
-          <w:sz w:val="19"/>
-          <w:szCs w:val="19"/>
-        </w:rPr>
-        <w:t xml:space="preserve">EQUIPOS Y HERRAMIENTAS</w:t>
-      </w:r>
-    </w:p>
-    <w:p>
-      <w:pPr>
-        <w:pStyle w:val="ListParagraph"/>
-        <w:numPr>
-          <w:ilvl w:val="0"/>
-          <w:numId w:val="2"/>
-        </w:numPr>
-        <w:spacing w:after="60" w:line="264"/>
-        <w:jc w:val="both"/>
-      </w:pPr>
-      <w:r>
-        <w:rPr>
-          <w:rFonts w:ascii="Arial" w:cs="Arial" w:eastAsia="Arial" w:hAnsi="Arial"/>
-          <w:sz w:val="20"/>
-          <w:szCs w:val="20"/>
-        </w:rPr>
-        <w:t xml:space="preserve">Cuchilla, pistola de calafateo, espátula, escobilla, compresora o soplador.</w:t>
-      </w:r>
-    </w:p>
-    <w:p>
-      <w:pPr>
-        <w:keepNext/>
-        <w:spacing w:after="60" w:before="120"/>
-      </w:pPr>
-      <w:r>
-        <w:rPr>
-          <w:rFonts w:ascii="Arial" w:cs="Arial" w:eastAsia="Arial" w:hAnsi="Arial"/>
-          <w:b/>
-          <w:bCs/>
-          <w:color w:val="1F3864"/>
-          <w:sz w:val="19"/>
-          <w:szCs w:val="19"/>
-        </w:rPr>
-        <w:t xml:space="preserve">PROCEDIMIENTO DE EJECUCIÓN</w:t>
-      </w:r>
-    </w:p>
-    <w:p>
-      <w:pPr>
-        <w:pStyle w:val="ListParagraph"/>
-        <w:numPr>
-          <w:ilvl w:val="0"/>
-          <w:numId w:val="2"/>
-        </w:numPr>
-        <w:spacing w:after="60" w:line="264"/>
-        <w:jc w:val="both"/>
-      </w:pPr>
-      <w:r>
-        <w:rPr>
-          <w:rFonts w:ascii="Arial" w:cs="Arial" w:eastAsia="Arial" w:hAnsi="Arial"/>
-          <w:sz w:val="20"/>
-          <w:szCs w:val="20"/>
-        </w:rPr>
-        <w:t xml:space="preserve">Cortar la plancha de tecnopor a la forma de la sección (anillo con el hueco interior del colector) y fijarla al concreto ya vaciado.</w:t>
-      </w:r>
-    </w:p>
-    <w:p>
-      <w:pPr>
-        <w:pStyle w:val="ListParagraph"/>
-        <w:numPr>
-          <w:ilvl w:val="0"/>
-          <w:numId w:val="2"/>
-        </w:numPr>
-        <w:spacing w:after="60" w:line="264"/>
-        <w:jc w:val="both"/>
-      </w:pPr>
-      <w:r>
-        <w:rPr>
-          <w:rFonts w:ascii="Arial" w:cs="Arial" w:eastAsia="Arial" w:hAnsi="Arial"/>
-          <w:sz w:val="20"/>
-          <w:szCs w:val="20"/>
-        </w:rPr>
-        <w:t xml:space="preserve">Vaciar el paño siguiente contra la plancha; el acero longitudinal se interrumpe a 0.05 m a cada lado.</w:t>
-      </w:r>
-    </w:p>
-    <w:p>
-      <w:pPr>
-        <w:pStyle w:val="ListParagraph"/>
-        <w:numPr>
-          <w:ilvl w:val="0"/>
-          <w:numId w:val="2"/>
-        </w:numPr>
-        <w:spacing w:after="60" w:line="264"/>
-        <w:jc w:val="both"/>
-      </w:pPr>
-      <w:r>
-        <w:rPr>
-          <w:rFonts w:ascii="Arial" w:cs="Arial" w:eastAsia="Arial" w:hAnsi="Arial"/>
-          <w:sz w:val="20"/>
-          <w:szCs w:val="20"/>
-        </w:rPr>
-        <w:t xml:space="preserve">Retirar 25 mm de tecnopor en las caras interiores y en la cara superior; limpiar y secar, aplicar el imprimante y el sellador con pistola, y alisar.</w:t>
-      </w:r>
-    </w:p>
-    <w:p>
-      <w:pPr>
-        <w:pStyle w:val="ListParagraph"/>
-        <w:numPr>
-          <w:ilvl w:val="0"/>
-          <w:numId w:val="2"/>
-        </w:numPr>
-        <w:spacing w:after="60" w:line="264"/>
-        <w:jc w:val="both"/>
-      </w:pPr>
-      <w:r>
-        <w:rPr>
-          <w:rFonts w:ascii="Arial" w:cs="Arial" w:eastAsia="Arial" w:hAnsi="Arial"/>
-          <w:sz w:val="20"/>
-          <w:szCs w:val="20"/>
-        </w:rPr>
-        <w:t xml:space="preserve">La junta será continua, recta y vertical.</w:t>
-      </w:r>
-    </w:p>
-    <w:p>
-      <w:pPr>
-        <w:keepNext/>
-        <w:spacing w:after="60" w:before="120"/>
-      </w:pPr>
-      <w:r>
-        <w:rPr>
-          <w:rFonts w:ascii="Arial" w:cs="Arial" w:eastAsia="Arial" w:hAnsi="Arial"/>
-          <w:b/>
-          <w:bCs/>
-          <w:color w:val="1F3864"/>
-          <w:sz w:val="19"/>
-          <w:szCs w:val="19"/>
-        </w:rPr>
-        <w:t xml:space="preserve">CONTROL DE CALIDAD Y TOLERANCIAS</w:t>
-      </w:r>
-    </w:p>
-    <w:p>
-      <w:pPr>
-        <w:pStyle w:val="ListParagraph"/>
-        <w:numPr>
-          <w:ilvl w:val="0"/>
-          <w:numId w:val="2"/>
-        </w:numPr>
-        <w:spacing w:after="60" w:line="264"/>
-        <w:jc w:val="both"/>
-      </w:pPr>
-      <w:r>
-        <w:rPr>
-          <w:rFonts w:ascii="Arial" w:cs="Arial" w:eastAsia="Arial" w:hAnsi="Arial"/>
-          <w:sz w:val="20"/>
-          <w:szCs w:val="20"/>
-        </w:rPr>
-        <w:t xml:space="preserve">Sellador adherido en ambas caras, sin burbujas ni discontinuidades.</w:t>
-      </w:r>
-    </w:p>
-    <w:p>
-      <w:pPr>
-        <w:keepNext/>
-        <w:spacing w:after="60" w:before="120"/>
-      </w:pPr>
-      <w:r>
-        <w:rPr>
-          <w:rFonts w:ascii="Arial" w:cs="Arial" w:eastAsia="Arial" w:hAnsi="Arial"/>
-          <w:b/>
-          <w:bCs/>
-          <w:color w:val="1F3864"/>
-          <w:sz w:val="19"/>
-          <w:szCs w:val="19"/>
-        </w:rPr>
-        <w:t xml:space="preserve">SEGURIDAD Y SALUD EN EL TRABAJO</w:t>
-      </w:r>
-    </w:p>
-    <w:p>
-      <w:pPr>
-        <w:pStyle w:val="ListParagraph"/>
-        <w:numPr>
-          <w:ilvl w:val="0"/>
-          <w:numId w:val="2"/>
-        </w:numPr>
-        <w:spacing w:after="60" w:line="264"/>
-        <w:jc w:val="both"/>
-      </w:pPr>
-      <w:r>
-        <w:rPr>
-          <w:rFonts w:ascii="Arial" w:cs="Arial" w:eastAsia="Arial" w:hAnsi="Arial"/>
-          <w:sz w:val="20"/>
-          <w:szCs w:val="20"/>
-        </w:rPr>
-        <w:t xml:space="preserve">Uso obligatorio de equipo de protección personal: casco, lentes de seguridad, guantes, botas con puntera de acero y chaleco reflectivo (DS N.° 011-2019-TR y Norma G.050).</w:t>
-      </w:r>
-    </w:p>
-    <w:p>
-      <w:pPr>
-        <w:pStyle w:val="ListParagraph"/>
-        <w:numPr>
-          <w:ilvl w:val="0"/>
-          <w:numId w:val="2"/>
-        </w:numPr>
-        <w:spacing w:after="60" w:line="264"/>
-        <w:jc w:val="both"/>
-      </w:pPr>
-      <w:r>
-        <w:rPr>
-          <w:rFonts w:ascii="Arial" w:cs="Arial" w:eastAsia="Arial" w:hAnsi="Arial"/>
-          <w:sz w:val="20"/>
-          <w:szCs w:val="20"/>
-        </w:rPr>
-        <w:t xml:space="preserve">Ventilar al aplicar imprimantes y selladores; mantenerlos lejos del fuego.</w:t>
-      </w:r>
-    </w:p>
-    <w:p>
-      <w:pPr>
-        <w:keepNext/>
-        <w:spacing w:after="60" w:before="120"/>
-      </w:pPr>
-      <w:r>
-        <w:rPr>
-          <w:rFonts w:ascii="Arial" w:cs="Arial" w:eastAsia="Arial" w:hAnsi="Arial"/>
-          <w:b/>
-          <w:bCs/>
-          <w:color w:val="1F3864"/>
-          <w:sz w:val="19"/>
-          <w:szCs w:val="19"/>
-        </w:rPr>
-        <w:t xml:space="preserve">UNIDAD DE MEDIDA</w:t>
-      </w:r>
-    </w:p>
-    <w:p>
-      <w:pPr>
-        <w:spacing w:after="100" w:before="0" w:line="276"/>
-        <w:jc w:val="both"/>
-      </w:pPr>
-      <w:r>
-        <w:rPr>
-          <w:rFonts w:ascii="Arial" w:cs="Arial" w:eastAsia="Arial" w:hAnsi="Arial"/>
-          <w:sz w:val="20"/>
-          <w:szCs w:val="20"/>
-        </w:rPr>
-        <w:t xml:space="preserve">La unidad de medida es: metro lineal (m).</w:t>
-      </w:r>
-    </w:p>
-    <w:p>
-      <w:pPr>
-        <w:keepNext/>
-        <w:spacing w:after="60" w:before="120"/>
-      </w:pPr>
-      <w:r>
-        <w:rPr>
-          <w:rFonts w:ascii="Arial" w:cs="Arial" w:eastAsia="Arial" w:hAnsi="Arial"/>
-          <w:b/>
-          <w:bCs/>
-          <w:color w:val="1F3864"/>
-          <w:sz w:val="19"/>
-          <w:szCs w:val="19"/>
-        </w:rPr>
-        <w:t xml:space="preserve">MÉTODO DE MEDICIÓN</w:t>
-      </w:r>
-    </w:p>
-    <w:p>
-      <w:pPr>
-        <w:spacing w:after="100" w:before="0" w:line="276"/>
-        <w:jc w:val="both"/>
-      </w:pPr>
-      <w:r>
-        <w:rPr>
-          <w:rFonts w:ascii="Arial" w:cs="Arial" w:eastAsia="Arial" w:hAnsi="Arial"/>
-          <w:sz w:val="20"/>
-          <w:szCs w:val="20"/>
-        </w:rPr>
-        <w:t xml:space="preserve">Se medirá la longitud de junta según el perímetro de la sección en cada junta por el número de juntas, como en el metrado.</w:t>
-      </w:r>
-    </w:p>
-    <w:p>
-      <w:pPr>
-        <w:keepNext/>
-        <w:spacing w:after="60" w:before="120"/>
-      </w:pPr>
-      <w:r>
-        <w:rPr>
-          <w:rFonts w:ascii="Arial" w:cs="Arial" w:eastAsia="Arial" w:hAnsi="Arial"/>
-          <w:b/>
-          <w:bCs/>
-          <w:color w:val="1F3864"/>
-          <w:sz w:val="19"/>
-          <w:szCs w:val="19"/>
-        </w:rPr>
-        <w:t xml:space="preserve">FORMA DE PAGO</w:t>
-      </w:r>
-    </w:p>
-    <w:p>
-      <w:pPr>
-        <w:spacing w:after="100" w:before="0" w:line="276"/>
-        <w:jc w:val="both"/>
-      </w:pPr>
-      <w:r>
-        <w:rPr>
-          <w:rFonts w:ascii="Arial" w:cs="Arial" w:eastAsia="Arial" w:hAnsi="Arial"/>
-          <w:sz w:val="20"/>
-          <w:szCs w:val="20"/>
-        </w:rPr>
-        <w:t xml:space="preserve">El pago se efectuará al precio unitario del presupuesto por metro lineal (m), de acuerdo con el avance valorizado y con la conformidad de la Supervisión. Dicho precio y pago constituye compensación total por la mano de obra (incluidas las leyes sociales), los materiales, el equipo, las herramientas, el transporte interno y todo imprevisto necesario para ejecutar la partida según esta especificación y los planos.</w:t>
-      </w:r>
-    </w:p>
-    <w:p>
-      <w:pPr>
-        <w:pStyle w:val="Heading4"/>
-        <w:keepNext/>
-      </w:pPr>
-      <w:r>
-        <w:t xml:space="preserve">01.04.04.06.02  JUNTA DE TECNOPOR E=1" ENTRE COLECTOR, PISO ADYACENTE Y CAJA CL  (m)</w:t>
-      </w:r>
-    </w:p>
-    <w:p>
-      <w:pPr>
-        <w:keepNext/>
-        <w:spacing w:after="60" w:before="120"/>
-      </w:pPr>
-      <w:r>
-        <w:rPr>
-          <w:rFonts w:ascii="Arial" w:cs="Arial" w:eastAsia="Arial" w:hAnsi="Arial"/>
-          <w:b/>
-          <w:bCs/>
-          <w:color w:val="1F3864"/>
-          <w:sz w:val="19"/>
-          <w:szCs w:val="19"/>
-        </w:rPr>
-        <w:t xml:space="preserve">DESCRIPCIÓN</w:t>
-      </w:r>
-    </w:p>
-    <w:p>
-      <w:pPr>
-        <w:spacing w:after="100" w:before="0" w:line="276"/>
-        <w:jc w:val="both"/>
-      </w:pPr>
-      <w:r>
-        <w:rPr>
-          <w:rFonts w:ascii="Arial" w:cs="Arial" w:eastAsia="Arial" w:hAnsi="Arial"/>
-          <w:sz w:val="20"/>
-          <w:szCs w:val="20"/>
-        </w:rPr>
-        <w:t xml:space="preserve">Comprende la junta de 1" con plancha de poliestireno expandido (tecnopor) entre el colector pluvial frontal del CAR Varones y las estructuras vecinas: borde de la losa superior con el piso adyacente a ambos lados, de modo que cada estructura trabaje en forma independiente. Incluye el contacto con la caja de llegada CL.</w:t>
-      </w:r>
-    </w:p>
-    <w:p>
-      <w:pPr>
-        <w:keepNext/>
-        <w:spacing w:after="60" w:before="120"/>
-      </w:pPr>
-      <w:r>
-        <w:rPr>
-          <w:rFonts w:ascii="Arial" w:cs="Arial" w:eastAsia="Arial" w:hAnsi="Arial"/>
-          <w:b/>
-          <w:bCs/>
-          <w:color w:val="1F3864"/>
-          <w:sz w:val="19"/>
-          <w:szCs w:val="19"/>
-        </w:rPr>
-        <w:t xml:space="preserve">MATERIALES</w:t>
-      </w:r>
-    </w:p>
-    <w:p>
-      <w:pPr>
-        <w:pStyle w:val="ListParagraph"/>
-        <w:numPr>
-          <w:ilvl w:val="0"/>
-          <w:numId w:val="2"/>
-        </w:numPr>
-        <w:spacing w:after="60" w:line="264"/>
-        <w:jc w:val="both"/>
-      </w:pPr>
-      <w:r>
-        <w:rPr>
-          <w:rFonts w:ascii="Arial" w:cs="Arial" w:eastAsia="Arial" w:hAnsi="Arial"/>
-          <w:sz w:val="20"/>
-          <w:szCs w:val="20"/>
-        </w:rPr>
-        <w:t xml:space="preserve">Plancha de tecnopor de 1" (densidad 15 kg/m³) en tiras de 0.10 m de altura para el borde de la losa; pegamento compatible.</w:t>
-      </w:r>
-    </w:p>
-    <w:p>
-      <w:pPr>
-        <w:keepNext/>
-        <w:spacing w:after="60" w:before="120"/>
-      </w:pPr>
-      <w:r>
-        <w:rPr>
-          <w:rFonts w:ascii="Arial" w:cs="Arial" w:eastAsia="Arial" w:hAnsi="Arial"/>
-          <w:b/>
-          <w:bCs/>
-          <w:color w:val="1F3864"/>
-          <w:sz w:val="19"/>
-          <w:szCs w:val="19"/>
-        </w:rPr>
-        <w:t xml:space="preserve">EQUIPOS Y HERRAMIENTAS</w:t>
-      </w:r>
-    </w:p>
-    <w:p>
-      <w:pPr>
-        <w:pStyle w:val="ListParagraph"/>
-        <w:numPr>
-          <w:ilvl w:val="0"/>
-          <w:numId w:val="2"/>
-        </w:numPr>
-        <w:spacing w:after="60" w:line="264"/>
-        <w:jc w:val="both"/>
-      </w:pPr>
-      <w:r>
-        <w:rPr>
-          <w:rFonts w:ascii="Arial" w:cs="Arial" w:eastAsia="Arial" w:hAnsi="Arial"/>
-          <w:sz w:val="20"/>
-          <w:szCs w:val="20"/>
-        </w:rPr>
-        <w:t xml:space="preserve">Cuchilla, regla, wincha.</w:t>
-      </w:r>
-    </w:p>
-    <w:p>
-      <w:pPr>
-        <w:keepNext/>
-        <w:spacing w:after="60" w:before="120"/>
-      </w:pPr>
-      <w:r>
-        <w:rPr>
-          <w:rFonts w:ascii="Arial" w:cs="Arial" w:eastAsia="Arial" w:hAnsi="Arial"/>
-          <w:b/>
-          <w:bCs/>
-          <w:color w:val="1F3864"/>
-          <w:sz w:val="19"/>
-          <w:szCs w:val="19"/>
-        </w:rPr>
-        <w:t xml:space="preserve">PROCEDIMIENTO DE EJECUCIÓN</w:t>
-      </w:r>
-    </w:p>
-    <w:p>
-      <w:pPr>
-        <w:pStyle w:val="ListParagraph"/>
-        <w:numPr>
-          <w:ilvl w:val="0"/>
-          <w:numId w:val="2"/>
-        </w:numPr>
-        <w:spacing w:after="60" w:line="264"/>
-        <w:jc w:val="both"/>
-      </w:pPr>
-      <w:r>
-        <w:rPr>
-          <w:rFonts w:ascii="Arial" w:cs="Arial" w:eastAsia="Arial" w:hAnsi="Arial"/>
-          <w:sz w:val="20"/>
-          <w:szCs w:val="20"/>
-        </w:rPr>
-        <w:t xml:space="preserve">Fijar la tira de tecnopor contra el borde de la losa del colector antes de vaciar el piso adyacente.</w:t>
-      </w:r>
-    </w:p>
-    <w:p>
-      <w:pPr>
-        <w:pStyle w:val="ListParagraph"/>
-        <w:numPr>
-          <w:ilvl w:val="0"/>
-          <w:numId w:val="2"/>
-        </w:numPr>
-        <w:spacing w:after="60" w:line="264"/>
-        <w:jc w:val="both"/>
-      </w:pPr>
-      <w:r>
-        <w:rPr>
-          <w:rFonts w:ascii="Arial" w:cs="Arial" w:eastAsia="Arial" w:hAnsi="Arial"/>
-          <w:sz w:val="20"/>
-          <w:szCs w:val="20"/>
-        </w:rPr>
-        <w:t xml:space="preserve">Mantenerla vertical y continua; retirar los excesos al ras del piso.</w:t>
-      </w:r>
-    </w:p>
-    <w:p>
-      <w:pPr>
-        <w:keepNext/>
-        <w:spacing w:after="60" w:before="120"/>
-      </w:pPr>
-      <w:r>
-        <w:rPr>
-          <w:rFonts w:ascii="Arial" w:cs="Arial" w:eastAsia="Arial" w:hAnsi="Arial"/>
-          <w:b/>
-          <w:bCs/>
-          <w:color w:val="1F3864"/>
-          <w:sz w:val="19"/>
-          <w:szCs w:val="19"/>
-        </w:rPr>
-        <w:t xml:space="preserve">CONTROL DE CALIDAD Y TOLERANCIAS</w:t>
-      </w:r>
-    </w:p>
-    <w:p>
-      <w:pPr>
-        <w:pStyle w:val="ListParagraph"/>
-        <w:numPr>
-          <w:ilvl w:val="0"/>
-          <w:numId w:val="2"/>
-        </w:numPr>
-        <w:spacing w:after="60" w:line="264"/>
-        <w:jc w:val="both"/>
-      </w:pPr>
-      <w:r>
-        <w:rPr>
-          <w:rFonts w:ascii="Arial" w:cs="Arial" w:eastAsia="Arial" w:hAnsi="Arial"/>
-          <w:sz w:val="20"/>
-          <w:szCs w:val="20"/>
-        </w:rPr>
-        <w:t xml:space="preserve">Junta continua en toda la longitud, sin contacto directo entre el concreto del colector y el del piso.</w:t>
-      </w:r>
-    </w:p>
-    <w:p>
-      <w:pPr>
-        <w:keepNext/>
-        <w:spacing w:after="60" w:before="120"/>
-      </w:pPr>
-      <w:r>
-        <w:rPr>
-          <w:rFonts w:ascii="Arial" w:cs="Arial" w:eastAsia="Arial" w:hAnsi="Arial"/>
-          <w:b/>
-          <w:bCs/>
-          <w:color w:val="1F3864"/>
-          <w:sz w:val="19"/>
-          <w:szCs w:val="19"/>
-        </w:rPr>
-        <w:t xml:space="preserve">SEGURIDAD Y SALUD EN EL TRABAJO</w:t>
-      </w:r>
-    </w:p>
-    <w:p>
-      <w:pPr>
-        <w:pStyle w:val="ListParagraph"/>
-        <w:numPr>
-          <w:ilvl w:val="0"/>
-          <w:numId w:val="2"/>
-        </w:numPr>
-        <w:spacing w:after="60" w:line="264"/>
-        <w:jc w:val="both"/>
-      </w:pPr>
-      <w:r>
-        <w:rPr>
-          <w:rFonts w:ascii="Arial" w:cs="Arial" w:eastAsia="Arial" w:hAnsi="Arial"/>
-          <w:sz w:val="20"/>
-          <w:szCs w:val="20"/>
-        </w:rPr>
-        <w:t xml:space="preserve">Uso obligatorio de equipo de protección personal: casco, lentes de seguridad, guantes, botas con puntera de acero y chaleco reflectivo (DS N.° 011-2019-TR y Norma G.050).</w:t>
-      </w:r>
-    </w:p>
-    <w:p>
-      <w:pPr>
-        <w:keepNext/>
-        <w:spacing w:after="60" w:before="120"/>
-      </w:pPr>
-      <w:r>
-        <w:rPr>
-          <w:rFonts w:ascii="Arial" w:cs="Arial" w:eastAsia="Arial" w:hAnsi="Arial"/>
-          <w:b/>
-          <w:bCs/>
-          <w:color w:val="1F3864"/>
-          <w:sz w:val="19"/>
-          <w:szCs w:val="19"/>
-        </w:rPr>
-        <w:t xml:space="preserve">UNIDAD DE MEDIDA</w:t>
-      </w:r>
-    </w:p>
-    <w:p>
-      <w:pPr>
-        <w:spacing w:after="100" w:before="0" w:line="276"/>
-        <w:jc w:val="both"/>
-      </w:pPr>
-      <w:r>
-        <w:rPr>
-          <w:rFonts w:ascii="Arial" w:cs="Arial" w:eastAsia="Arial" w:hAnsi="Arial"/>
-          <w:sz w:val="20"/>
-          <w:szCs w:val="20"/>
-        </w:rPr>
-        <w:t xml:space="preserve">La unidad de medida es: metro lineal (m).</w:t>
-      </w:r>
-    </w:p>
-    <w:p>
-      <w:pPr>
-        <w:keepNext/>
-        <w:spacing w:after="60" w:before="120"/>
-      </w:pPr>
-      <w:r>
-        <w:rPr>
-          <w:rFonts w:ascii="Arial" w:cs="Arial" w:eastAsia="Arial" w:hAnsi="Arial"/>
-          <w:b/>
-          <w:bCs/>
-          <w:color w:val="1F3864"/>
-          <w:sz w:val="19"/>
-          <w:szCs w:val="19"/>
-        </w:rPr>
-        <w:t xml:space="preserve">MÉTODO DE MEDICIÓN</w:t>
-      </w:r>
-    </w:p>
-    <w:p>
-      <w:pPr>
-        <w:spacing w:after="100" w:before="0" w:line="276"/>
-        <w:jc w:val="both"/>
-      </w:pPr>
-      <w:r>
-        <w:rPr>
-          <w:rFonts w:ascii="Arial" w:cs="Arial" w:eastAsia="Arial" w:hAnsi="Arial"/>
-          <w:sz w:val="20"/>
-          <w:szCs w:val="20"/>
-        </w:rPr>
-        <w:t xml:space="preserve">Se medirá la longitud de junta colocada, a ambos lados del colector y en los contactos indicados en el metrado.</w:t>
+        <w:t xml:space="preserve">Se medirá la longitud de junta colocada y sellada en el contacto con la caja CL (perímetro de la sección), como en el metrado.</w:t>
       </w:r>
     </w:p>
     <w:p>

--- a/entregables_varones/ESPECIFICACIONES_TECNICAS_DRENAJE_PLUVIAL_CAR_VARONES.docx
+++ b/entregables_varones/ESPECIFICACIONES_TECNICAS_DRENAJE_PLUVIAL_CAR_VARONES.docx
@@ -20488,7 +20488,7 @@
           <w:sz w:val="20"/>
           <w:szCs w:val="20"/>
         </w:rPr>
-        <w:t xml:space="preserve">Comprende el registro de limpieza completo del colector pluvial frontal del CAR Varones: contramarco de ángulo L 1 1/2" x 1 1/2" x 1/8" de 0.70 x 0.70 m con 8 anclajes de 3/8" embutido en la abertura de la losa, borde engrosado de 0.15 x 0.10 m bajo la losa con refuerzo de 2 barras de 1/2" por lado, y tapa de concreto armado f'c = 210 kg/cm² de 0.68 x 0.68 x 0.08 m con marco de ángulo L 1 1/2" x 1 1/2" x 1/8", parrilla de 7 + 7 barras de 3/8" @0.10 m y dos asas de 3/8" liso, todo según la lámina DP-06B.</w:t>
+        <w:t xml:space="preserve">Comprende el registro de limpieza completo del colector pluvial frontal del CAR Varones: contramarco de ángulo L 1 1/2" x 1 1/2" x 1/8" de 0.70 x 0.70 m con 8 anclajes de 3/8" embutido en la abertura de la losa, borde engrosado de 0.15 x 0.10 m bajo la losa solo en los 2 lados transversales, entre muros (en los lados largos la abertura apoya en la cabeza de los muros, donde los anclajes bajan dentro del muro), refuerzo de 2 barras de 1/2" por lado de 1.40 m (las transversales con ganchos de 0.29 m dentro de los muros), y tapa de concreto armado f'c = 210 kg/cm² de 0.68 x 0.68 x 0.08 m con marco de ángulo L 1 1/2" x 1 1/2" x 1/8", parrilla de 7 + 7 barras de 3/8" @0.10 m y dos asas de 3/8" liso, todo según las láminas DP-06B y DP-06D.</w:t>
       </w:r>
     </w:p>
     <w:p>

--- a/entregables_varones/ESPECIFICACIONES_TECNICAS_DRENAJE_PLUVIAL_CAR_VARONES.docx
+++ b/entregables_varones/ESPECIFICACIONES_TECNICAS_DRENAJE_PLUVIAL_CAR_VARONES.docx
@@ -20457,7 +20457,7 @@
         <w:keepNext/>
       </w:pPr>
       <w:r>
-        <w:t xml:space="preserve">01.04.04.05.01  TAPA DE REGISTRO 0.68x0.68 C/MARCO Y CONTRAMARCO  (und)</w:t>
+        <w:t xml:space="preserve">01.04.04.05.01  TAPA DE REGISTRO CIEGA DE CONCRETO ARMADO 0.68x0.68x0.08  (und)</w:t>
       </w:r>
     </w:p>
     <w:p>
@@ -20488,7 +20488,7 @@
           <w:sz w:val="20"/>
           <w:szCs w:val="20"/>
         </w:rPr>
-        <w:t xml:space="preserve">Comprende el registro de limpieza completo del colector pluvial frontal del CAR Varones: contramarco de ángulo L 1 1/2" x 1 1/2" x 1/8" de 0.70 x 0.70 m con 8 anclajes de 3/8" embutido en la abertura de la losa, borde engrosado de 0.15 x 0.10 m bajo la losa solo en los 2 lados transversales, entre muros (en los lados largos la abertura apoya en la cabeza de los muros, donde los anclajes bajan dentro del muro), refuerzo de 2 barras de 1/2" por lado de 1.40 m (las transversales con ganchos de 0.29 m dentro de los muros), y tapa de concreto armado f'c = 210 kg/cm² de 0.68 x 0.68 x 0.08 m con marco de ángulo L 1 1/2" x 1 1/2" x 1/8", parrilla de 7 + 7 barras de 3/8" @0.10 m y dos asas de 3/8" liso, todo según las láminas DP-06B y DP-06D.</w:t>
+        <w:t xml:space="preserve">Comprende el registro de limpieza completo del colector pluvial frontal del CAR Varones con tapa CIEGA de concreto armado, sin marco ni contramarco metálico: rebaje de 0.70 x 0.70 x 0.08 m formado en la losa superior como asiento de la tapa (0.05 m por lado), luz libre de 0.60 x 0.60 m, borde engrosado de 0.15 x 0.10 m bajo la losa solo en los 2 lados transversales, entre muros (en los lados largos el asiento queda sobre la cabeza de los muros) con refuerzo de borde de 2 barras de 1/2" por lado (L = 1.40 m), y tapa de concreto armado f'c = 210 kg/cm² de 0.68 x 0.68 x 0.08 m vaciada aparte en obra, con parrilla de 7 + 7 barras de 3/8" @0.10 m, dos asas de fierro liso de 1/2" (0.50 m) en cajuelas de 0.19 x 0.06 x 0.03 m y cantos biselados de 1 x 1 cm, todo según las láminas DP-06B, DP-06D, DD-01 y DD-02.</w:t>
       </w:r>
     </w:p>
     <w:p>
@@ -20538,7 +20538,7 @@
           <w:sz w:val="20"/>
           <w:szCs w:val="20"/>
         </w:rPr>
-        <w:t xml:space="preserve">Ángulos A36; concreto f'c = 210 kg/cm²; acero corrugado grado 60 de 3/8" y 1/2"; acero liso de 3/8"; soldadura E6011; pintura anticorrosiva y esmalte.</w:t>
+        <w:t xml:space="preserve">Concreto f'c = 210 kg/cm²; acero corrugado grado 60 de 3/8" y 1/2"; fierro liso de 1/2" (A36) para las asas; alambre negro N.° 16; madera para el molde y el cajón del rebaje; desmoldante.</w:t>
       </w:r>
     </w:p>
     <w:p>
@@ -20574,7 +20574,7 @@
           <w:sz w:val="20"/>
           <w:szCs w:val="20"/>
         </w:rPr>
-        <w:t xml:space="preserve">Máquina de soldar, amoladora, mezcladora o mezclado en batea, vibrador, herramientas de carpintería.</w:t>
+        <w:t xml:space="preserve">Mezcladora o mezclado en batea, vibrador, herramientas de carpintería, cizalla y dobladora de fierro.</w:t>
       </w:r>
     </w:p>
     <w:p>
@@ -20610,83 +20610,83 @@
           <w:sz w:val="20"/>
           <w:szCs w:val="20"/>
         </w:rPr>
-        <w:t xml:space="preserve">Fabricar el contramarco y colocarlo con el encofrado de la losa, nivelado, con su ala a 0.08 m bajo el piso terminado, amarrado al refuerzo de borde.</w:t>
-      </w:r>
-    </w:p>
-    <w:p>
-      <w:pPr>
-        <w:pStyle w:val="ListParagraph"/>
-        <w:numPr>
-          <w:ilvl w:val="0"/>
-          <w:numId w:val="2"/>
-        </w:numPr>
-        <w:spacing w:after="60" w:line="264"/>
-        <w:jc w:val="both"/>
-      </w:pPr>
-      <w:r>
-        <w:rPr>
-          <w:rFonts w:ascii="Arial" w:cs="Arial" w:eastAsia="Arial" w:hAnsi="Arial"/>
-          <w:sz w:val="20"/>
-          <w:szCs w:val="20"/>
-        </w:rPr>
-        <w:t xml:space="preserve">Fabricar el marco de la tapa y soldar a el la parrilla; colocar las asas en sus cajuelas (molde de 0.18 x 0.06 x 0.03 m) para que no sobresalgan.</w:t>
-      </w:r>
-    </w:p>
-    <w:p>
-      <w:pPr>
-        <w:pStyle w:val="ListParagraph"/>
-        <w:numPr>
-          <w:ilvl w:val="0"/>
-          <w:numId w:val="2"/>
-        </w:numPr>
-        <w:spacing w:after="60" w:line="264"/>
-        <w:jc w:val="both"/>
-      </w:pPr>
-      <w:r>
-        <w:rPr>
-          <w:rFonts w:ascii="Arial" w:cs="Arial" w:eastAsia="Arial" w:hAnsi="Arial"/>
-          <w:sz w:val="20"/>
-          <w:szCs w:val="20"/>
-        </w:rPr>
-        <w:t xml:space="preserve">Vaciar la tapa sobre un tablero plano, vibrar y frotachar; curar 7 días.</w:t>
-      </w:r>
-    </w:p>
-    <w:p>
-      <w:pPr>
-        <w:pStyle w:val="ListParagraph"/>
-        <w:numPr>
-          <w:ilvl w:val="0"/>
-          <w:numId w:val="2"/>
-        </w:numPr>
-        <w:spacing w:after="60" w:line="264"/>
-        <w:jc w:val="both"/>
-      </w:pPr>
-      <w:r>
-        <w:rPr>
-          <w:rFonts w:ascii="Arial" w:cs="Arial" w:eastAsia="Arial" w:hAnsi="Arial"/>
-          <w:sz w:val="20"/>
-          <w:szCs w:val="20"/>
-        </w:rPr>
-        <w:t xml:space="preserve">Pintar los ángulos con dos manos de anticorrosivo y dos de esmalte.</w:t>
-      </w:r>
-    </w:p>
-    <w:p>
-      <w:pPr>
-        <w:pStyle w:val="ListParagraph"/>
-        <w:numPr>
-          <w:ilvl w:val="0"/>
-          <w:numId w:val="2"/>
-        </w:numPr>
-        <w:spacing w:after="60" w:line="264"/>
-        <w:jc w:val="both"/>
-      </w:pPr>
-      <w:r>
-        <w:rPr>
-          <w:rFonts w:ascii="Arial" w:cs="Arial" w:eastAsia="Arial" w:hAnsi="Arial"/>
-          <w:sz w:val="20"/>
-          <w:szCs w:val="20"/>
-        </w:rPr>
-        <w:t xml:space="preserve">Colocar la tapa sobre el contramarco con holgura de 1 cm por lado; debe asentar en todo su perímetro, al ras del piso, y retirarse con dos operarios usando las asas.</w:t>
+        <w:t xml:space="preserve">Formar el rebaje y la luz libre de la losa con un cajón de madera de dos niveles (0.70 x 0.70 x 0.08 y 0.60 x 0.60 x 0.12) fijado al encofrado antes del vaciado, a nivel del piso terminado, con el refuerzo de borde amarrado.</w:t>
+      </w:r>
+    </w:p>
+    <w:p>
+      <w:pPr>
+        <w:pStyle w:val="ListParagraph"/>
+        <w:numPr>
+          <w:ilvl w:val="0"/>
+          <w:numId w:val="2"/>
+        </w:numPr>
+        <w:spacing w:after="60" w:line="264"/>
+        <w:jc w:val="both"/>
+      </w:pPr>
+      <w:r>
+        <w:rPr>
+          <w:rFonts w:ascii="Arial" w:cs="Arial" w:eastAsia="Arial" w:hAnsi="Arial"/>
+          <w:sz w:val="20"/>
+          <w:szCs w:val="20"/>
+        </w:rPr>
+        <w:t xml:space="preserve">Vaciar la losa; dejar el asiento del rebaje plano y nivelado; retirar el cajón a las 24 horas y curar 7 días.</w:t>
+      </w:r>
+    </w:p>
+    <w:p>
+      <w:pPr>
+        <w:pStyle w:val="ListParagraph"/>
+        <w:numPr>
+          <w:ilvl w:val="0"/>
+          <w:numId w:val="2"/>
+        </w:numPr>
+        <w:spacing w:after="60" w:line="264"/>
+        <w:jc w:val="both"/>
+      </w:pPr>
+      <w:r>
+        <w:rPr>
+          <w:rFonts w:ascii="Arial" w:cs="Arial" w:eastAsia="Arial" w:hAnsi="Arial"/>
+          <w:sz w:val="20"/>
+          <w:szCs w:val="20"/>
+        </w:rPr>
+        <w:t xml:space="preserve">Fabricar la tapa aparte en obra, sobre un tablero nivelado y con molde lateral de madera de 0.68 x 0.68 x 0.08 m con tiras de chaflán; colocar la parrilla con recubrimiento de 2.5 cm y las asas amarradas a ella, con tacos para las cajuelas.</w:t>
+      </w:r>
+    </w:p>
+    <w:p>
+      <w:pPr>
+        <w:pStyle w:val="ListParagraph"/>
+        <w:numPr>
+          <w:ilvl w:val="0"/>
+          <w:numId w:val="2"/>
+        </w:numPr>
+        <w:spacing w:after="60" w:line="264"/>
+        <w:jc w:val="both"/>
+      </w:pPr>
+      <w:r>
+        <w:rPr>
+          <w:rFonts w:ascii="Arial" w:cs="Arial" w:eastAsia="Arial" w:hAnsi="Arial"/>
+          <w:sz w:val="20"/>
+          <w:szCs w:val="20"/>
+        </w:rPr>
+        <w:t xml:space="preserve">Vaciar, vibrar y frotachar la tapa; desmoldar a las 24 horas y curar 7 días. No se suelda ni se pinta: la tapa no lleva elementos metálicos a la vista.</w:t>
+      </w:r>
+    </w:p>
+    <w:p>
+      <w:pPr>
+        <w:pStyle w:val="ListParagraph"/>
+        <w:numPr>
+          <w:ilvl w:val="0"/>
+          <w:numId w:val="2"/>
+        </w:numPr>
+        <w:spacing w:after="60" w:line="264"/>
+        <w:jc w:val="both"/>
+      </w:pPr>
+      <w:r>
+        <w:rPr>
+          <w:rFonts w:ascii="Arial" w:cs="Arial" w:eastAsia="Arial" w:hAnsi="Arial"/>
+          <w:sz w:val="20"/>
+          <w:szCs w:val="20"/>
+        </w:rPr>
+        <w:t xml:space="preserve">Colocar la tapa en el rebaje con dos operarios usando las asas: holgura de 1 cm por lado, al ras del piso terminado y sin mortero (removible).</w:t>
       </w:r>
     </w:p>
     <w:p>
@@ -20722,7 +20722,7 @@
           <w:sz w:val="20"/>
           <w:szCs w:val="20"/>
         </w:rPr>
-        <w:t xml:space="preserve">Medidas ±2 mm; tapa sin cojeo ni fisuras; ras con el piso ±3 mm.</w:t>
+        <w:t xml:space="preserve">Rebaje 0.70 x 0.70 m ±5 mm y asiento nivelado; tapa 0.68 x 0.68 x 0.08 m ±2 mm, sin cojeo ni fisuras; ras con el piso ±3 mm.</w:t>
       </w:r>
     </w:p>
     <w:p>
@@ -20777,26 +20777,7 @@
           <w:sz w:val="20"/>
           <w:szCs w:val="20"/>
         </w:rPr>
-        <w:t xml:space="preserve">Careta de soldar con filtro adecuado, guantes y mandil de cuero; pantallas que protejan al personal vecino.</w:t>
-      </w:r>
-    </w:p>
-    <w:p>
-      <w:pPr>
-        <w:pStyle w:val="ListParagraph"/>
-        <w:numPr>
-          <w:ilvl w:val="0"/>
-          <w:numId w:val="2"/>
-        </w:numPr>
-        <w:spacing w:after="60" w:line="264"/>
-        <w:jc w:val="both"/>
-      </w:pPr>
-      <w:r>
-        <w:rPr>
-          <w:rFonts w:ascii="Arial" w:cs="Arial" w:eastAsia="Arial" w:hAnsi="Arial"/>
-          <w:sz w:val="20"/>
-          <w:szCs w:val="20"/>
-        </w:rPr>
-        <w:t xml:space="preserve">Equipo de soldar con puesta a tierra; extintor de PQS a la mano; prohibido soldar cerca de materiales inflamables.</w:t>
+        <w:t xml:space="preserve">Izaje de la tapa (aprox. 89 kg) entre dos operarios con ganchos; no levantar con las manos por los cantos.</w:t>
       </w:r>
     </w:p>
     <w:p>
@@ -20858,7 +20839,7 @@
           <w:sz w:val="20"/>
           <w:szCs w:val="20"/>
         </w:rPr>
-        <w:t xml:space="preserve">Se contará el número de registros (tapas con su marco y contramarco) terminados y aprobados.</w:t>
+        <w:t xml:space="preserve">Se contará el número de registros (tapas ciegas colocadas en su rebaje) terminados y aprobados.</w:t>
       </w:r>
     </w:p>
     <w:p>

--- a/entregables_varones/ESPECIFICACIONES_TECNICAS_DRENAJE_PLUVIAL_CAR_VARONES.docx
+++ b/entregables_varones/ESPECIFICACIONES_TECNICAS_DRENAJE_PLUVIAL_CAR_VARONES.docx
@@ -109,7 +109,7 @@
           <w:sz w:val="22"/>
           <w:szCs w:val="22"/>
         </w:rPr>
-        <w:t xml:space="preserve">CREACIÓN DEL SERVICIO DE PROTECCIÓN INTEGRAL A NIÑAS, NIÑOS Y ADOLESCENTES SIN CUIDADOS PARENTALES O EN RIESGO DE PERDERLOS EN CENTRO DE ACOGIDA RESIDENCIAL - VARONES DISTRITO DE MORALES DE LA PROVINCIA DE SAN MARTÍN DEL DEPARTAMENTO DE SAN MARTÍN, con CUI N.° 2705619</w:t>
+        <w:t xml:space="preserve">CREACIÓN DEL SERVICIO DE PROTECCIÓN INTEGRAL A NIÑAS, NIÑOS Y ADOLESCENTES SIN CUIDADOS PARENTALES O EN RIESGO DE PERDERLOS EN CENTRO DE ACOGIDA RESIDENCIAL - VARONES DISTRITO DE MORALES DE LA PROVINCIA DE SAN MARTÍN DEL DEPARTAMENTO DE SAN MARTÍN</w:t>
       </w:r>
     </w:p>
     <w:p>
@@ -234,7 +234,7 @@
           <w:sz w:val="20"/>
           <w:szCs w:val="20"/>
         </w:rPr>
-        <w:t xml:space="preserve">Las presentes especificaciones técnicas definen la calidad de los materiales, los procedimientos de ejecución, los controles, la seguridad, la unidad de medida, el método de medición y la forma de pago de cada partida de la especialidad de drenaje pluvial del proyecto CREACIÓN DEL SERVICIO DE PROTECCIÓN INTEGRAL A NIÑAS, NIÑOS Y ADOLESCENTES SIN CUIDADOS PARENTALES O EN RIESGO DE PERDERLOS EN CENTRO DE ACOGIDA RESIDENCIAL - VARONES DISTRITO DE MORALES DE LA PROVINCIA DE SAN MARTÍN DEL DEPARTAMENTO DE SAN MARTÍN, con CUI N.° 2705619, con CUI N.° 2705619.</w:t>
+        <w:t xml:space="preserve">Las presentes especificaciones técnicas definen la calidad de los materiales, los procedimientos de ejecución, los controles, la seguridad, la unidad de medida, el método de medición y la forma de pago de cada partida de la especialidad de drenaje pluvial del proyecto CREACIÓN DEL SERVICIO DE PROTECCIÓN INTEGRAL A NIÑAS, NIÑOS Y ADOLESCENTES SIN CUIDADOS PARENTALES O EN RIESGO DE PERDERLOS EN CENTRO DE ACOGIDA RESIDENCIAL - VARONES DISTRITO DE MORALES DE LA PROVINCIA DE SAN MARTÍN DEL DEPARTAMENTO DE SAN MARTÍN, con CUI N.° 2705619.</w:t>
       </w:r>
     </w:p>
     <w:p>
@@ -8029,7 +8029,7 @@
           <w:sz w:val="20"/>
           <w:szCs w:val="20"/>
         </w:rPr>
-        <w:t xml:space="preserve">Según la lámina DJ-03: cada módulo de 1.00 m (0.997 m fabricado, 3 mm de holgura entre módulos) tiene 2 ángulos L 1" x 1" x 3/16" con el ala horizontal apoyada en el rebaje y el ala vertical hacia la cuneta, y 39 platinas de 1" x 3/16" x 0.446 m de canto @1" entre ejes (abertura libre 0.021 m), soldadas a tope al ala vertical. El módulo mide 0.497 m de ancho y se apoya en el rebaje de 0.05 x 1" del borde interior de cada muro, a ras del borde superior de la cuneta; pesa 20.0 kg por metro.</w:t>
+        <w:t xml:space="preserve">Según la lámina DPLV-33: cada módulo de 1.00 m (0.997 m fabricado, 3 mm de holgura entre módulos) tiene 2 ángulos L 1" x 1" x 3/16" con el ala horizontal apoyada en el rebaje y el ala vertical hacia la cuneta, y 39 platinas de 1" x 3/16" x 0.446 m de canto @1" entre ejes (abertura libre 0.021 m), soldadas a tope al ala vertical. El módulo mide 0.497 m de ancho y se apoya en el rebaje de 0.05 x 1" del borde interior de cada muro, a ras del borde superior de la cuneta; pesa 20.0 kg por metro.</w:t>
       </w:r>
     </w:p>
     <w:p>
@@ -8859,7 +8859,7 @@
           <w:sz w:val="20"/>
           <w:szCs w:val="20"/>
         </w:rPr>
-        <w:t xml:space="preserve">Comprende las juntas de dilatación de 1" (0.0254 m) de las cunetas, cada 3.00 m y en los cambios de dirección, en toda la sección en U: los dos muros y la losa de fondo, de modo que cada tramo entre juntas trabaje independiente, según la EG-2013 MTC, Sección 510 (cunetas revestidas de concreto). La junta lleva plancha de tecnopor de 1" en todo el espesor y sellador asfáltico (asfalto líquido RC-250 + arena gruesa) en la cara interior, según las láminas DJ-01 y DJ-02.</w:t>
+        <w:t xml:space="preserve">Comprende las juntas de dilatación de 1" (0.0254 m) de las cunetas, cada 3.00 m y en los cambios de dirección, en toda la sección en U: los dos muros y la losa de fondo, de modo que cada tramo entre juntas trabaje independiente, según la EG-2013 MTC, Sección 510 (cunetas revestidas de concreto). La junta lleva plancha de tecnopor de 1" en todo el espesor y sellador asfáltico (asfalto líquido RC-250 + arena gruesa) en la cara interior, según las láminas DPLV-31 y DPLV-32.</w:t>
       </w:r>
     </w:p>
     <w:p>
@@ -9276,7 +9276,1197 @@
           <w:sz w:val="20"/>
           <w:szCs w:val="20"/>
         </w:rPr>
-        <w:t xml:space="preserve">Ubicación: solo en los tramos de muro de cuneta colindantes con área verde de la hoja METRADO LLORADEROS (eje, lado del muro y progresivas); los tramos junto a veredas, pisos o edificaciones no llevan lloraderos.</w:t>
+        <w:t xml:space="preserve">Ubicación: solo en los tramos de muro de cuneta colindantes con área verde de la hoja METRADO LLORADEROS (eje, lado del muro y progresivas); los tramos junto a veredas, pisos o edificaciones no llevan lloraderos. Planos: DPLV-43 (planta de ubicación), DPLV-35 (detalle del lloradero: corte, tubo perforado y desagregado) y DPLV-34 (isométrico de instalación).</w:t>
+      </w:r>
+    </w:p>
+    <w:p>
+      <w:pPr>
+        <w:spacing w:after="100" w:before="0" w:line="276"/>
+        <w:jc w:val="both"/>
+      </w:pPr>
+      <w:r>
+        <w:rPr>
+          <w:rFonts w:ascii="Arial" w:cs="Arial" w:eastAsia="Arial" w:hAnsi="Arial"/>
+          <w:sz w:val="20"/>
+          <w:szCs w:val="20"/>
+        </w:rPr>
+        <w:t xml:space="preserve">Materiales de la partida, por lloradero y en total (hoja DESAGREGADO LLORADEROS del metrado; costo en la hoja ACU LLORADEROS):</w:t>
+      </w:r>
+    </w:p>
+    <w:tbl>
+      <w:tblPr>
+        <w:tblW w:type="dxa" w:w="9071"/>
+        <w:tblBorders>
+          <w:top w:val="single" w:color="auto" w:sz="4"/>
+          <w:left w:val="single" w:color="auto" w:sz="4"/>
+          <w:bottom w:val="single" w:color="auto" w:sz="4"/>
+          <w:right w:val="single" w:color="auto" w:sz="4"/>
+          <w:insideH w:val="single" w:color="auto" w:sz="4"/>
+          <w:insideV w:val="single" w:color="auto" w:sz="4"/>
+        </w:tblBorders>
+      </w:tblPr>
+      <w:tblGrid>
+        <w:gridCol w:w="3991"/>
+        <w:gridCol w:w="726"/>
+        <w:gridCol w:w="1542"/>
+        <w:gridCol w:w="1361"/>
+        <w:gridCol w:w="1451"/>
+      </w:tblGrid>
+      <w:tr>
+        <w:trPr>
+          <w:tblHeader/>
+        </w:trPr>
+        <w:tc>
+          <w:tcPr>
+            <w:tcW w:type="dxa" w:w="3991"/>
+            <w:tcBorders>
+              <w:top w:val="single" w:color="808080" w:sz="4"/>
+              <w:left w:val="single" w:color="808080" w:sz="4"/>
+              <w:bottom w:val="single" w:color="808080" w:sz="4"/>
+              <w:right w:val="single" w:color="808080" w:sz="4"/>
+            </w:tcBorders>
+            <w:shd w:fill="D9E2F3" w:color="auto" w:val="clear"/>
+            <w:tcMar>
+              <w:top w:type="dxa" w:w="60"/>
+              <w:left w:type="dxa" w:w="90"/>
+              <w:bottom w:type="dxa" w:w="60"/>
+              <w:right w:type="dxa" w:w="90"/>
+            </w:tcMar>
+          </w:tcPr>
+          <w:p>
+            <w:pPr>
+              <w:jc w:val="center"/>
+            </w:pPr>
+            <w:r>
+              <w:rPr>
+                <w:rFonts w:ascii="Arial" w:cs="Arial" w:eastAsia="Arial" w:hAnsi="Arial"/>
+                <w:b/>
+                <w:bCs/>
+                <w:sz w:val="17"/>
+                <w:szCs w:val="17"/>
+              </w:rPr>
+              <w:t xml:space="preserve">COMPONENTE</w:t>
+            </w:r>
+          </w:p>
+        </w:tc>
+        <w:tc>
+          <w:tcPr>
+            <w:tcW w:type="dxa" w:w="726"/>
+            <w:tcBorders>
+              <w:top w:val="single" w:color="808080" w:sz="4"/>
+              <w:left w:val="single" w:color="808080" w:sz="4"/>
+              <w:bottom w:val="single" w:color="808080" w:sz="4"/>
+              <w:right w:val="single" w:color="808080" w:sz="4"/>
+            </w:tcBorders>
+            <w:shd w:fill="D9E2F3" w:color="auto" w:val="clear"/>
+            <w:tcMar>
+              <w:top w:type="dxa" w:w="60"/>
+              <w:left w:type="dxa" w:w="90"/>
+              <w:bottom w:type="dxa" w:w="60"/>
+              <w:right w:type="dxa" w:w="90"/>
+            </w:tcMar>
+          </w:tcPr>
+          <w:p>
+            <w:pPr>
+              <w:jc w:val="center"/>
+            </w:pPr>
+            <w:r>
+              <w:rPr>
+                <w:rFonts w:ascii="Arial" w:cs="Arial" w:eastAsia="Arial" w:hAnsi="Arial"/>
+                <w:b/>
+                <w:bCs/>
+                <w:sz w:val="17"/>
+                <w:szCs w:val="17"/>
+              </w:rPr>
+              <w:t xml:space="preserve">UND</w:t>
+            </w:r>
+          </w:p>
+        </w:tc>
+        <w:tc>
+          <w:tcPr>
+            <w:tcW w:type="dxa" w:w="1542"/>
+            <w:tcBorders>
+              <w:top w:val="single" w:color="808080" w:sz="4"/>
+              <w:left w:val="single" w:color="808080" w:sz="4"/>
+              <w:bottom w:val="single" w:color="808080" w:sz="4"/>
+              <w:right w:val="single" w:color="808080" w:sz="4"/>
+            </w:tcBorders>
+            <w:shd w:fill="D9E2F3" w:color="auto" w:val="clear"/>
+            <w:tcMar>
+              <w:top w:type="dxa" w:w="60"/>
+              <w:left w:type="dxa" w:w="90"/>
+              <w:bottom w:type="dxa" w:w="60"/>
+              <w:right w:type="dxa" w:w="90"/>
+            </w:tcMar>
+          </w:tcPr>
+          <w:p>
+            <w:pPr>
+              <w:jc w:val="center"/>
+            </w:pPr>
+            <w:r>
+              <w:rPr>
+                <w:rFonts w:ascii="Arial" w:cs="Arial" w:eastAsia="Arial" w:hAnsi="Arial"/>
+                <w:b/>
+                <w:bCs/>
+                <w:sz w:val="17"/>
+                <w:szCs w:val="17"/>
+              </w:rPr>
+              <w:t xml:space="preserve">POR LLORADERO</w:t>
+            </w:r>
+          </w:p>
+        </w:tc>
+        <w:tc>
+          <w:tcPr>
+            <w:tcW w:type="dxa" w:w="1361"/>
+            <w:tcBorders>
+              <w:top w:val="single" w:color="808080" w:sz="4"/>
+              <w:left w:val="single" w:color="808080" w:sz="4"/>
+              <w:bottom w:val="single" w:color="808080" w:sz="4"/>
+              <w:right w:val="single" w:color="808080" w:sz="4"/>
+            </w:tcBorders>
+            <w:shd w:fill="D9E2F3" w:color="auto" w:val="clear"/>
+            <w:tcMar>
+              <w:top w:type="dxa" w:w="60"/>
+              <w:left w:type="dxa" w:w="90"/>
+              <w:bottom w:type="dxa" w:w="60"/>
+              <w:right w:type="dxa" w:w="90"/>
+            </w:tcMar>
+          </w:tcPr>
+          <w:p>
+            <w:pPr>
+              <w:jc w:val="center"/>
+            </w:pPr>
+            <w:r>
+              <w:rPr>
+                <w:rFonts w:ascii="Arial" w:cs="Arial" w:eastAsia="Arial" w:hAnsi="Arial"/>
+                <w:b/>
+                <w:bCs/>
+                <w:sz w:val="17"/>
+                <w:szCs w:val="17"/>
+              </w:rPr>
+              <w:t xml:space="preserve">N° LLORADEROS</w:t>
+            </w:r>
+          </w:p>
+        </w:tc>
+        <w:tc>
+          <w:tcPr>
+            <w:tcW w:type="dxa" w:w="1451"/>
+            <w:tcBorders>
+              <w:top w:val="single" w:color="808080" w:sz="4"/>
+              <w:left w:val="single" w:color="808080" w:sz="4"/>
+              <w:bottom w:val="single" w:color="808080" w:sz="4"/>
+              <w:right w:val="single" w:color="808080" w:sz="4"/>
+            </w:tcBorders>
+            <w:shd w:fill="D9E2F3" w:color="auto" w:val="clear"/>
+            <w:tcMar>
+              <w:top w:type="dxa" w:w="60"/>
+              <w:left w:type="dxa" w:w="90"/>
+              <w:bottom w:type="dxa" w:w="60"/>
+              <w:right w:type="dxa" w:w="90"/>
+            </w:tcMar>
+          </w:tcPr>
+          <w:p>
+            <w:pPr>
+              <w:jc w:val="center"/>
+            </w:pPr>
+            <w:r>
+              <w:rPr>
+                <w:rFonts w:ascii="Arial" w:cs="Arial" w:eastAsia="Arial" w:hAnsi="Arial"/>
+                <w:b/>
+                <w:bCs/>
+                <w:sz w:val="17"/>
+                <w:szCs w:val="17"/>
+              </w:rPr>
+              <w:t xml:space="preserve">TOTAL</w:t>
+            </w:r>
+          </w:p>
+        </w:tc>
+      </w:tr>
+      <w:tr>
+        <w:tc>
+          <w:tcPr>
+            <w:tcW w:type="dxa" w:w="3991"/>
+            <w:tcBorders>
+              <w:top w:val="single" w:color="808080" w:sz="4"/>
+              <w:left w:val="single" w:color="808080" w:sz="4"/>
+              <w:bottom w:val="single" w:color="808080" w:sz="4"/>
+              <w:right w:val="single" w:color="808080" w:sz="4"/>
+            </w:tcBorders>
+            <w:tcMar>
+              <w:top w:type="dxa" w:w="60"/>
+              <w:left w:type="dxa" w:w="90"/>
+              <w:bottom w:type="dxa" w:w="60"/>
+              <w:right w:type="dxa" w:w="90"/>
+            </w:tcMar>
+          </w:tcPr>
+          <w:p>
+            <w:pPr>
+              <w:jc w:val="left"/>
+            </w:pPr>
+            <w:r>
+              <w:rPr>
+                <w:rFonts w:ascii="Arial" w:cs="Arial" w:eastAsia="Arial" w:hAnsi="Arial"/>
+                <w:b w:val="false"/>
+                <w:bCs w:val="false"/>
+                <w:sz w:val="17"/>
+                <w:szCs w:val="17"/>
+              </w:rPr>
+              <w:t xml:space="preserve">Tubo PVC-U Ø 3" para desagüe (NTP 399.003)</w:t>
+            </w:r>
+          </w:p>
+        </w:tc>
+        <w:tc>
+          <w:tcPr>
+            <w:tcW w:type="dxa" w:w="726"/>
+            <w:tcBorders>
+              <w:top w:val="single" w:color="808080" w:sz="4"/>
+              <w:left w:val="single" w:color="808080" w:sz="4"/>
+              <w:bottom w:val="single" w:color="808080" w:sz="4"/>
+              <w:right w:val="single" w:color="808080" w:sz="4"/>
+            </w:tcBorders>
+            <w:tcMar>
+              <w:top w:type="dxa" w:w="60"/>
+              <w:left w:type="dxa" w:w="90"/>
+              <w:bottom w:type="dxa" w:w="60"/>
+              <w:right w:type="dxa" w:w="90"/>
+            </w:tcMar>
+          </w:tcPr>
+          <w:p>
+            <w:pPr>
+              <w:jc w:val="left"/>
+            </w:pPr>
+            <w:r>
+              <w:rPr>
+                <w:rFonts w:ascii="Arial" w:cs="Arial" w:eastAsia="Arial" w:hAnsi="Arial"/>
+                <w:b w:val="false"/>
+                <w:bCs w:val="false"/>
+                <w:sz w:val="17"/>
+                <w:szCs w:val="17"/>
+              </w:rPr>
+              <w:t xml:space="preserve">m</w:t>
+            </w:r>
+          </w:p>
+        </w:tc>
+        <w:tc>
+          <w:tcPr>
+            <w:tcW w:type="dxa" w:w="1542"/>
+            <w:tcBorders>
+              <w:top w:val="single" w:color="808080" w:sz="4"/>
+              <w:left w:val="single" w:color="808080" w:sz="4"/>
+              <w:bottom w:val="single" w:color="808080" w:sz="4"/>
+              <w:right w:val="single" w:color="808080" w:sz="4"/>
+            </w:tcBorders>
+            <w:tcMar>
+              <w:top w:type="dxa" w:w="60"/>
+              <w:left w:type="dxa" w:w="90"/>
+              <w:bottom w:type="dxa" w:w="60"/>
+              <w:right w:type="dxa" w:w="90"/>
+            </w:tcMar>
+          </w:tcPr>
+          <w:p>
+            <w:pPr>
+              <w:jc w:val="left"/>
+            </w:pPr>
+            <w:r>
+              <w:rPr>
+                <w:rFonts w:ascii="Arial" w:cs="Arial" w:eastAsia="Arial" w:hAnsi="Arial"/>
+                <w:b w:val="false"/>
+                <w:bCs w:val="false"/>
+                <w:sz w:val="17"/>
+                <w:szCs w:val="17"/>
+              </w:rPr>
+              <w:t xml:space="preserve">0.3</w:t>
+            </w:r>
+          </w:p>
+        </w:tc>
+        <w:tc>
+          <w:tcPr>
+            <w:tcW w:type="dxa" w:w="1361"/>
+            <w:tcBorders>
+              <w:top w:val="single" w:color="808080" w:sz="4"/>
+              <w:left w:val="single" w:color="808080" w:sz="4"/>
+              <w:bottom w:val="single" w:color="808080" w:sz="4"/>
+              <w:right w:val="single" w:color="808080" w:sz="4"/>
+            </w:tcBorders>
+            <w:tcMar>
+              <w:top w:type="dxa" w:w="60"/>
+              <w:left w:type="dxa" w:w="90"/>
+              <w:bottom w:type="dxa" w:w="60"/>
+              <w:right w:type="dxa" w:w="90"/>
+            </w:tcMar>
+          </w:tcPr>
+          <w:p>
+            <w:pPr>
+              <w:jc w:val="left"/>
+            </w:pPr>
+            <w:r>
+              <w:rPr>
+                <w:rFonts w:ascii="Arial" w:cs="Arial" w:eastAsia="Arial" w:hAnsi="Arial"/>
+                <w:b w:val="false"/>
+                <w:bCs w:val="false"/>
+                <w:sz w:val="17"/>
+                <w:szCs w:val="17"/>
+              </w:rPr>
+              <w:t xml:space="preserve">226</w:t>
+            </w:r>
+          </w:p>
+        </w:tc>
+        <w:tc>
+          <w:tcPr>
+            <w:tcW w:type="dxa" w:w="1451"/>
+            <w:tcBorders>
+              <w:top w:val="single" w:color="808080" w:sz="4"/>
+              <w:left w:val="single" w:color="808080" w:sz="4"/>
+              <w:bottom w:val="single" w:color="808080" w:sz="4"/>
+              <w:right w:val="single" w:color="808080" w:sz="4"/>
+            </w:tcBorders>
+            <w:tcMar>
+              <w:top w:type="dxa" w:w="60"/>
+              <w:left w:type="dxa" w:w="90"/>
+              <w:bottom w:type="dxa" w:w="60"/>
+              <w:right w:type="dxa" w:w="90"/>
+            </w:tcMar>
+          </w:tcPr>
+          <w:p>
+            <w:pPr>
+              <w:jc w:val="left"/>
+            </w:pPr>
+            <w:r>
+              <w:rPr>
+                <w:rFonts w:ascii="Arial" w:cs="Arial" w:eastAsia="Arial" w:hAnsi="Arial"/>
+                <w:b w:val="false"/>
+                <w:bCs w:val="false"/>
+                <w:sz w:val="17"/>
+                <w:szCs w:val="17"/>
+              </w:rPr>
+              <w:t xml:space="preserve">67.8</w:t>
+            </w:r>
+          </w:p>
+        </w:tc>
+      </w:tr>
+      <w:tr>
+        <w:tc>
+          <w:tcPr>
+            <w:tcW w:type="dxa" w:w="3991"/>
+            <w:tcBorders>
+              <w:top w:val="single" w:color="808080" w:sz="4"/>
+              <w:left w:val="single" w:color="808080" w:sz="4"/>
+              <w:bottom w:val="single" w:color="808080" w:sz="4"/>
+              <w:right w:val="single" w:color="808080" w:sz="4"/>
+            </w:tcBorders>
+            <w:tcMar>
+              <w:top w:type="dxa" w:w="60"/>
+              <w:left w:type="dxa" w:w="90"/>
+              <w:bottom w:type="dxa" w:w="60"/>
+              <w:right w:type="dxa" w:w="90"/>
+            </w:tcMar>
+          </w:tcPr>
+          <w:p>
+            <w:pPr>
+              <w:jc w:val="left"/>
+            </w:pPr>
+            <w:r>
+              <w:rPr>
+                <w:rFonts w:ascii="Arial" w:cs="Arial" w:eastAsia="Arial" w:hAnsi="Arial"/>
+                <w:b w:val="false"/>
+                <w:bCs w:val="false"/>
+                <w:sz w:val="17"/>
+                <w:szCs w:val="17"/>
+              </w:rPr>
+              <w:t xml:space="preserve">Perforaciones Ø 3/8" en el tramo dentro del filtro</w:t>
+            </w:r>
+          </w:p>
+        </w:tc>
+        <w:tc>
+          <w:tcPr>
+            <w:tcW w:type="dxa" w:w="726"/>
+            <w:tcBorders>
+              <w:top w:val="single" w:color="808080" w:sz="4"/>
+              <w:left w:val="single" w:color="808080" w:sz="4"/>
+              <w:bottom w:val="single" w:color="808080" w:sz="4"/>
+              <w:right w:val="single" w:color="808080" w:sz="4"/>
+            </w:tcBorders>
+            <w:tcMar>
+              <w:top w:type="dxa" w:w="60"/>
+              <w:left w:type="dxa" w:w="90"/>
+              <w:bottom w:type="dxa" w:w="60"/>
+              <w:right w:type="dxa" w:w="90"/>
+            </w:tcMar>
+          </w:tcPr>
+          <w:p>
+            <w:pPr>
+              <w:jc w:val="left"/>
+            </w:pPr>
+            <w:r>
+              <w:rPr>
+                <w:rFonts w:ascii="Arial" w:cs="Arial" w:eastAsia="Arial" w:hAnsi="Arial"/>
+                <w:b w:val="false"/>
+                <w:bCs w:val="false"/>
+                <w:sz w:val="17"/>
+                <w:szCs w:val="17"/>
+              </w:rPr>
+              <w:t xml:space="preserve">und</w:t>
+            </w:r>
+          </w:p>
+        </w:tc>
+        <w:tc>
+          <w:tcPr>
+            <w:tcW w:type="dxa" w:w="1542"/>
+            <w:tcBorders>
+              <w:top w:val="single" w:color="808080" w:sz="4"/>
+              <w:left w:val="single" w:color="808080" w:sz="4"/>
+              <w:bottom w:val="single" w:color="808080" w:sz="4"/>
+              <w:right w:val="single" w:color="808080" w:sz="4"/>
+            </w:tcBorders>
+            <w:tcMar>
+              <w:top w:type="dxa" w:w="60"/>
+              <w:left w:type="dxa" w:w="90"/>
+              <w:bottom w:type="dxa" w:w="60"/>
+              <w:right w:type="dxa" w:w="90"/>
+            </w:tcMar>
+          </w:tcPr>
+          <w:p>
+            <w:pPr>
+              <w:jc w:val="left"/>
+            </w:pPr>
+            <w:r>
+              <w:rPr>
+                <w:rFonts w:ascii="Arial" w:cs="Arial" w:eastAsia="Arial" w:hAnsi="Arial"/>
+                <w:b w:val="false"/>
+                <w:bCs w:val="false"/>
+                <w:sz w:val="17"/>
+                <w:szCs w:val="17"/>
+              </w:rPr>
+              <w:t xml:space="preserve">8</w:t>
+            </w:r>
+          </w:p>
+        </w:tc>
+        <w:tc>
+          <w:tcPr>
+            <w:tcW w:type="dxa" w:w="1361"/>
+            <w:tcBorders>
+              <w:top w:val="single" w:color="808080" w:sz="4"/>
+              <w:left w:val="single" w:color="808080" w:sz="4"/>
+              <w:bottom w:val="single" w:color="808080" w:sz="4"/>
+              <w:right w:val="single" w:color="808080" w:sz="4"/>
+            </w:tcBorders>
+            <w:tcMar>
+              <w:top w:type="dxa" w:w="60"/>
+              <w:left w:type="dxa" w:w="90"/>
+              <w:bottom w:type="dxa" w:w="60"/>
+              <w:right w:type="dxa" w:w="90"/>
+            </w:tcMar>
+          </w:tcPr>
+          <w:p>
+            <w:pPr>
+              <w:jc w:val="left"/>
+            </w:pPr>
+            <w:r>
+              <w:rPr>
+                <w:rFonts w:ascii="Arial" w:cs="Arial" w:eastAsia="Arial" w:hAnsi="Arial"/>
+                <w:b w:val="false"/>
+                <w:bCs w:val="false"/>
+                <w:sz w:val="17"/>
+                <w:szCs w:val="17"/>
+              </w:rPr>
+              <w:t xml:space="preserve">226</w:t>
+            </w:r>
+          </w:p>
+        </w:tc>
+        <w:tc>
+          <w:tcPr>
+            <w:tcW w:type="dxa" w:w="1451"/>
+            <w:tcBorders>
+              <w:top w:val="single" w:color="808080" w:sz="4"/>
+              <w:left w:val="single" w:color="808080" w:sz="4"/>
+              <w:bottom w:val="single" w:color="808080" w:sz="4"/>
+              <w:right w:val="single" w:color="808080" w:sz="4"/>
+            </w:tcBorders>
+            <w:tcMar>
+              <w:top w:type="dxa" w:w="60"/>
+              <w:left w:type="dxa" w:w="90"/>
+              <w:bottom w:type="dxa" w:w="60"/>
+              <w:right w:type="dxa" w:w="90"/>
+            </w:tcMar>
+          </w:tcPr>
+          <w:p>
+            <w:pPr>
+              <w:jc w:val="left"/>
+            </w:pPr>
+            <w:r>
+              <w:rPr>
+                <w:rFonts w:ascii="Arial" w:cs="Arial" w:eastAsia="Arial" w:hAnsi="Arial"/>
+                <w:b w:val="false"/>
+                <w:bCs w:val="false"/>
+                <w:sz w:val="17"/>
+                <w:szCs w:val="17"/>
+              </w:rPr>
+              <w:t xml:space="preserve">1808</w:t>
+            </w:r>
+          </w:p>
+        </w:tc>
+      </w:tr>
+      <w:tr>
+        <w:tc>
+          <w:tcPr>
+            <w:tcW w:type="dxa" w:w="3991"/>
+            <w:tcBorders>
+              <w:top w:val="single" w:color="808080" w:sz="4"/>
+              <w:left w:val="single" w:color="808080" w:sz="4"/>
+              <w:bottom w:val="single" w:color="808080" w:sz="4"/>
+              <w:right w:val="single" w:color="808080" w:sz="4"/>
+            </w:tcBorders>
+            <w:tcMar>
+              <w:top w:type="dxa" w:w="60"/>
+              <w:left w:type="dxa" w:w="90"/>
+              <w:bottom w:type="dxa" w:w="60"/>
+              <w:right w:type="dxa" w:w="90"/>
+            </w:tcMar>
+          </w:tcPr>
+          <w:p>
+            <w:pPr>
+              <w:jc w:val="left"/>
+            </w:pPr>
+            <w:r>
+              <w:rPr>
+                <w:rFonts w:ascii="Arial" w:cs="Arial" w:eastAsia="Arial" w:hAnsi="Arial"/>
+                <w:b w:val="false"/>
+                <w:bCs w:val="false"/>
+                <w:sz w:val="17"/>
+                <w:szCs w:val="17"/>
+              </w:rPr>
+              <w:t xml:space="preserve">Excavación local del hueco del filtro (lado^3)</w:t>
+            </w:r>
+          </w:p>
+        </w:tc>
+        <w:tc>
+          <w:tcPr>
+            <w:tcW w:type="dxa" w:w="726"/>
+            <w:tcBorders>
+              <w:top w:val="single" w:color="808080" w:sz="4"/>
+              <w:left w:val="single" w:color="808080" w:sz="4"/>
+              <w:bottom w:val="single" w:color="808080" w:sz="4"/>
+              <w:right w:val="single" w:color="808080" w:sz="4"/>
+            </w:tcBorders>
+            <w:tcMar>
+              <w:top w:type="dxa" w:w="60"/>
+              <w:left w:type="dxa" w:w="90"/>
+              <w:bottom w:type="dxa" w:w="60"/>
+              <w:right w:type="dxa" w:w="90"/>
+            </w:tcMar>
+          </w:tcPr>
+          <w:p>
+            <w:pPr>
+              <w:jc w:val="left"/>
+            </w:pPr>
+            <w:r>
+              <w:rPr>
+                <w:rFonts w:ascii="Arial" w:cs="Arial" w:eastAsia="Arial" w:hAnsi="Arial"/>
+                <w:b w:val="false"/>
+                <w:bCs w:val="false"/>
+                <w:sz w:val="17"/>
+                <w:szCs w:val="17"/>
+              </w:rPr>
+              <w:t xml:space="preserve">m3</w:t>
+            </w:r>
+          </w:p>
+        </w:tc>
+        <w:tc>
+          <w:tcPr>
+            <w:tcW w:type="dxa" w:w="1542"/>
+            <w:tcBorders>
+              <w:top w:val="single" w:color="808080" w:sz="4"/>
+              <w:left w:val="single" w:color="808080" w:sz="4"/>
+              <w:bottom w:val="single" w:color="808080" w:sz="4"/>
+              <w:right w:val="single" w:color="808080" w:sz="4"/>
+            </w:tcBorders>
+            <w:tcMar>
+              <w:top w:type="dxa" w:w="60"/>
+              <w:left w:type="dxa" w:w="90"/>
+              <w:bottom w:type="dxa" w:w="60"/>
+              <w:right w:type="dxa" w:w="90"/>
+            </w:tcMar>
+          </w:tcPr>
+          <w:p>
+            <w:pPr>
+              <w:jc w:val="left"/>
+            </w:pPr>
+            <w:r>
+              <w:rPr>
+                <w:rFonts w:ascii="Arial" w:cs="Arial" w:eastAsia="Arial" w:hAnsi="Arial"/>
+                <w:b w:val="false"/>
+                <w:bCs w:val="false"/>
+                <w:sz w:val="17"/>
+                <w:szCs w:val="17"/>
+              </w:rPr>
+              <w:t xml:space="preserve">0.027</w:t>
+            </w:r>
+          </w:p>
+        </w:tc>
+        <w:tc>
+          <w:tcPr>
+            <w:tcW w:type="dxa" w:w="1361"/>
+            <w:tcBorders>
+              <w:top w:val="single" w:color="808080" w:sz="4"/>
+              <w:left w:val="single" w:color="808080" w:sz="4"/>
+              <w:bottom w:val="single" w:color="808080" w:sz="4"/>
+              <w:right w:val="single" w:color="808080" w:sz="4"/>
+            </w:tcBorders>
+            <w:tcMar>
+              <w:top w:type="dxa" w:w="60"/>
+              <w:left w:type="dxa" w:w="90"/>
+              <w:bottom w:type="dxa" w:w="60"/>
+              <w:right w:type="dxa" w:w="90"/>
+            </w:tcMar>
+          </w:tcPr>
+          <w:p>
+            <w:pPr>
+              <w:jc w:val="left"/>
+            </w:pPr>
+            <w:r>
+              <w:rPr>
+                <w:rFonts w:ascii="Arial" w:cs="Arial" w:eastAsia="Arial" w:hAnsi="Arial"/>
+                <w:b w:val="false"/>
+                <w:bCs w:val="false"/>
+                <w:sz w:val="17"/>
+                <w:szCs w:val="17"/>
+              </w:rPr>
+              <w:t xml:space="preserve">226</w:t>
+            </w:r>
+          </w:p>
+        </w:tc>
+        <w:tc>
+          <w:tcPr>
+            <w:tcW w:type="dxa" w:w="1451"/>
+            <w:tcBorders>
+              <w:top w:val="single" w:color="808080" w:sz="4"/>
+              <w:left w:val="single" w:color="808080" w:sz="4"/>
+              <w:bottom w:val="single" w:color="808080" w:sz="4"/>
+              <w:right w:val="single" w:color="808080" w:sz="4"/>
+            </w:tcBorders>
+            <w:tcMar>
+              <w:top w:type="dxa" w:w="60"/>
+              <w:left w:type="dxa" w:w="90"/>
+              <w:bottom w:type="dxa" w:w="60"/>
+              <w:right w:type="dxa" w:w="90"/>
+            </w:tcMar>
+          </w:tcPr>
+          <w:p>
+            <w:pPr>
+              <w:jc w:val="left"/>
+            </w:pPr>
+            <w:r>
+              <w:rPr>
+                <w:rFonts w:ascii="Arial" w:cs="Arial" w:eastAsia="Arial" w:hAnsi="Arial"/>
+                <w:b w:val="false"/>
+                <w:bCs w:val="false"/>
+                <w:sz w:val="17"/>
+                <w:szCs w:val="17"/>
+              </w:rPr>
+              <w:t xml:space="preserve">6.1</w:t>
+            </w:r>
+          </w:p>
+        </w:tc>
+      </w:tr>
+      <w:tr>
+        <w:tc>
+          <w:tcPr>
+            <w:tcW w:type="dxa" w:w="3991"/>
+            <w:tcBorders>
+              <w:top w:val="single" w:color="808080" w:sz="4"/>
+              <w:left w:val="single" w:color="808080" w:sz="4"/>
+              <w:bottom w:val="single" w:color="808080" w:sz="4"/>
+              <w:right w:val="single" w:color="808080" w:sz="4"/>
+            </w:tcBorders>
+            <w:tcMar>
+              <w:top w:type="dxa" w:w="60"/>
+              <w:left w:type="dxa" w:w="90"/>
+              <w:bottom w:type="dxa" w:w="60"/>
+              <w:right w:type="dxa" w:w="90"/>
+            </w:tcMar>
+          </w:tcPr>
+          <w:p>
+            <w:pPr>
+              <w:jc w:val="left"/>
+            </w:pPr>
+            <w:r>
+              <w:rPr>
+                <w:rFonts w:ascii="Arial" w:cs="Arial" w:eastAsia="Arial" w:hAnsi="Arial"/>
+                <w:b w:val="false"/>
+                <w:bCs w:val="false"/>
+                <w:sz w:val="17"/>
+                <w:szCs w:val="17"/>
+              </w:rPr>
+              <w:t xml:space="preserve">Grava filtrante (ripio) 20 a 40 mm: lado^3 + desperdicio</w:t>
+            </w:r>
+          </w:p>
+        </w:tc>
+        <w:tc>
+          <w:tcPr>
+            <w:tcW w:type="dxa" w:w="726"/>
+            <w:tcBorders>
+              <w:top w:val="single" w:color="808080" w:sz="4"/>
+              <w:left w:val="single" w:color="808080" w:sz="4"/>
+              <w:bottom w:val="single" w:color="808080" w:sz="4"/>
+              <w:right w:val="single" w:color="808080" w:sz="4"/>
+            </w:tcBorders>
+            <w:tcMar>
+              <w:top w:type="dxa" w:w="60"/>
+              <w:left w:type="dxa" w:w="90"/>
+              <w:bottom w:type="dxa" w:w="60"/>
+              <w:right w:type="dxa" w:w="90"/>
+            </w:tcMar>
+          </w:tcPr>
+          <w:p>
+            <w:pPr>
+              <w:jc w:val="left"/>
+            </w:pPr>
+            <w:r>
+              <w:rPr>
+                <w:rFonts w:ascii="Arial" w:cs="Arial" w:eastAsia="Arial" w:hAnsi="Arial"/>
+                <w:b w:val="false"/>
+                <w:bCs w:val="false"/>
+                <w:sz w:val="17"/>
+                <w:szCs w:val="17"/>
+              </w:rPr>
+              <w:t xml:space="preserve">m3</w:t>
+            </w:r>
+          </w:p>
+        </w:tc>
+        <w:tc>
+          <w:tcPr>
+            <w:tcW w:type="dxa" w:w="1542"/>
+            <w:tcBorders>
+              <w:top w:val="single" w:color="808080" w:sz="4"/>
+              <w:left w:val="single" w:color="808080" w:sz="4"/>
+              <w:bottom w:val="single" w:color="808080" w:sz="4"/>
+              <w:right w:val="single" w:color="808080" w:sz="4"/>
+            </w:tcBorders>
+            <w:tcMar>
+              <w:top w:type="dxa" w:w="60"/>
+              <w:left w:type="dxa" w:w="90"/>
+              <w:bottom w:type="dxa" w:w="60"/>
+              <w:right w:type="dxa" w:w="90"/>
+            </w:tcMar>
+          </w:tcPr>
+          <w:p>
+            <w:pPr>
+              <w:jc w:val="left"/>
+            </w:pPr>
+            <w:r>
+              <w:rPr>
+                <w:rFonts w:ascii="Arial" w:cs="Arial" w:eastAsia="Arial" w:hAnsi="Arial"/>
+                <w:b w:val="false"/>
+                <w:bCs w:val="false"/>
+                <w:sz w:val="17"/>
+                <w:szCs w:val="17"/>
+              </w:rPr>
+              <w:t xml:space="preserve">0.0297</w:t>
+            </w:r>
+          </w:p>
+        </w:tc>
+        <w:tc>
+          <w:tcPr>
+            <w:tcW w:type="dxa" w:w="1361"/>
+            <w:tcBorders>
+              <w:top w:val="single" w:color="808080" w:sz="4"/>
+              <w:left w:val="single" w:color="808080" w:sz="4"/>
+              <w:bottom w:val="single" w:color="808080" w:sz="4"/>
+              <w:right w:val="single" w:color="808080" w:sz="4"/>
+            </w:tcBorders>
+            <w:tcMar>
+              <w:top w:type="dxa" w:w="60"/>
+              <w:left w:type="dxa" w:w="90"/>
+              <w:bottom w:type="dxa" w:w="60"/>
+              <w:right w:type="dxa" w:w="90"/>
+            </w:tcMar>
+          </w:tcPr>
+          <w:p>
+            <w:pPr>
+              <w:jc w:val="left"/>
+            </w:pPr>
+            <w:r>
+              <w:rPr>
+                <w:rFonts w:ascii="Arial" w:cs="Arial" w:eastAsia="Arial" w:hAnsi="Arial"/>
+                <w:b w:val="false"/>
+                <w:bCs w:val="false"/>
+                <w:sz w:val="17"/>
+                <w:szCs w:val="17"/>
+              </w:rPr>
+              <w:t xml:space="preserve">226</w:t>
+            </w:r>
+          </w:p>
+        </w:tc>
+        <w:tc>
+          <w:tcPr>
+            <w:tcW w:type="dxa" w:w="1451"/>
+            <w:tcBorders>
+              <w:top w:val="single" w:color="808080" w:sz="4"/>
+              <w:left w:val="single" w:color="808080" w:sz="4"/>
+              <w:bottom w:val="single" w:color="808080" w:sz="4"/>
+              <w:right w:val="single" w:color="808080" w:sz="4"/>
+            </w:tcBorders>
+            <w:tcMar>
+              <w:top w:type="dxa" w:w="60"/>
+              <w:left w:type="dxa" w:w="90"/>
+              <w:bottom w:type="dxa" w:w="60"/>
+              <w:right w:type="dxa" w:w="90"/>
+            </w:tcMar>
+          </w:tcPr>
+          <w:p>
+            <w:pPr>
+              <w:jc w:val="left"/>
+            </w:pPr>
+            <w:r>
+              <w:rPr>
+                <w:rFonts w:ascii="Arial" w:cs="Arial" w:eastAsia="Arial" w:hAnsi="Arial"/>
+                <w:b w:val="false"/>
+                <w:bCs w:val="false"/>
+                <w:sz w:val="17"/>
+                <w:szCs w:val="17"/>
+              </w:rPr>
+              <w:t xml:space="preserve">6.71</w:t>
+            </w:r>
+          </w:p>
+        </w:tc>
+      </w:tr>
+      <w:tr>
+        <w:tc>
+          <w:tcPr>
+            <w:tcW w:type="dxa" w:w="3991"/>
+            <w:tcBorders>
+              <w:top w:val="single" w:color="808080" w:sz="4"/>
+              <w:left w:val="single" w:color="808080" w:sz="4"/>
+              <w:bottom w:val="single" w:color="808080" w:sz="4"/>
+              <w:right w:val="single" w:color="808080" w:sz="4"/>
+            </w:tcBorders>
+            <w:tcMar>
+              <w:top w:type="dxa" w:w="60"/>
+              <w:left w:type="dxa" w:w="90"/>
+              <w:bottom w:type="dxa" w:w="60"/>
+              <w:right w:type="dxa" w:w="90"/>
+            </w:tcMar>
+          </w:tcPr>
+          <w:p>
+            <w:pPr>
+              <w:jc w:val="left"/>
+            </w:pPr>
+            <w:r>
+              <w:rPr>
+                <w:rFonts w:ascii="Arial" w:cs="Arial" w:eastAsia="Arial" w:hAnsi="Arial"/>
+                <w:b w:val="false"/>
+                <w:bCs w:val="false"/>
+                <w:sz w:val="17"/>
+                <w:szCs w:val="17"/>
+              </w:rPr>
+              <w:t xml:space="preserve">Geotextil no tejido clase 2: 6 caras del cubo + traslapes</w:t>
+            </w:r>
+          </w:p>
+        </w:tc>
+        <w:tc>
+          <w:tcPr>
+            <w:tcW w:type="dxa" w:w="726"/>
+            <w:tcBorders>
+              <w:top w:val="single" w:color="808080" w:sz="4"/>
+              <w:left w:val="single" w:color="808080" w:sz="4"/>
+              <w:bottom w:val="single" w:color="808080" w:sz="4"/>
+              <w:right w:val="single" w:color="808080" w:sz="4"/>
+            </w:tcBorders>
+            <w:tcMar>
+              <w:top w:type="dxa" w:w="60"/>
+              <w:left w:type="dxa" w:w="90"/>
+              <w:bottom w:type="dxa" w:w="60"/>
+              <w:right w:type="dxa" w:w="90"/>
+            </w:tcMar>
+          </w:tcPr>
+          <w:p>
+            <w:pPr>
+              <w:jc w:val="left"/>
+            </w:pPr>
+            <w:r>
+              <w:rPr>
+                <w:rFonts w:ascii="Arial" w:cs="Arial" w:eastAsia="Arial" w:hAnsi="Arial"/>
+                <w:b w:val="false"/>
+                <w:bCs w:val="false"/>
+                <w:sz w:val="17"/>
+                <w:szCs w:val="17"/>
+              </w:rPr>
+              <w:t xml:space="preserve">m2</w:t>
+            </w:r>
+          </w:p>
+        </w:tc>
+        <w:tc>
+          <w:tcPr>
+            <w:tcW w:type="dxa" w:w="1542"/>
+            <w:tcBorders>
+              <w:top w:val="single" w:color="808080" w:sz="4"/>
+              <w:left w:val="single" w:color="808080" w:sz="4"/>
+              <w:bottom w:val="single" w:color="808080" w:sz="4"/>
+              <w:right w:val="single" w:color="808080" w:sz="4"/>
+            </w:tcBorders>
+            <w:tcMar>
+              <w:top w:type="dxa" w:w="60"/>
+              <w:left w:type="dxa" w:w="90"/>
+              <w:bottom w:type="dxa" w:w="60"/>
+              <w:right w:type="dxa" w:w="90"/>
+            </w:tcMar>
+          </w:tcPr>
+          <w:p>
+            <w:pPr>
+              <w:jc w:val="left"/>
+            </w:pPr>
+            <w:r>
+              <w:rPr>
+                <w:rFonts w:ascii="Arial" w:cs="Arial" w:eastAsia="Arial" w:hAnsi="Arial"/>
+                <w:b w:val="false"/>
+                <w:bCs w:val="false"/>
+                <w:sz w:val="17"/>
+                <w:szCs w:val="17"/>
+              </w:rPr>
+              <w:t xml:space="preserve">0.594</w:t>
+            </w:r>
+          </w:p>
+        </w:tc>
+        <w:tc>
+          <w:tcPr>
+            <w:tcW w:type="dxa" w:w="1361"/>
+            <w:tcBorders>
+              <w:top w:val="single" w:color="808080" w:sz="4"/>
+              <w:left w:val="single" w:color="808080" w:sz="4"/>
+              <w:bottom w:val="single" w:color="808080" w:sz="4"/>
+              <w:right w:val="single" w:color="808080" w:sz="4"/>
+            </w:tcBorders>
+            <w:tcMar>
+              <w:top w:type="dxa" w:w="60"/>
+              <w:left w:type="dxa" w:w="90"/>
+              <w:bottom w:type="dxa" w:w="60"/>
+              <w:right w:type="dxa" w:w="90"/>
+            </w:tcMar>
+          </w:tcPr>
+          <w:p>
+            <w:pPr>
+              <w:jc w:val="left"/>
+            </w:pPr>
+            <w:r>
+              <w:rPr>
+                <w:rFonts w:ascii="Arial" w:cs="Arial" w:eastAsia="Arial" w:hAnsi="Arial"/>
+                <w:b w:val="false"/>
+                <w:bCs w:val="false"/>
+                <w:sz w:val="17"/>
+                <w:szCs w:val="17"/>
+              </w:rPr>
+              <w:t xml:space="preserve">226</w:t>
+            </w:r>
+          </w:p>
+        </w:tc>
+        <w:tc>
+          <w:tcPr>
+            <w:tcW w:type="dxa" w:w="1451"/>
+            <w:tcBorders>
+              <w:top w:val="single" w:color="808080" w:sz="4"/>
+              <w:left w:val="single" w:color="808080" w:sz="4"/>
+              <w:bottom w:val="single" w:color="808080" w:sz="4"/>
+              <w:right w:val="single" w:color="808080" w:sz="4"/>
+            </w:tcBorders>
+            <w:tcMar>
+              <w:top w:type="dxa" w:w="60"/>
+              <w:left w:type="dxa" w:w="90"/>
+              <w:bottom w:type="dxa" w:w="60"/>
+              <w:right w:type="dxa" w:w="90"/>
+            </w:tcMar>
+          </w:tcPr>
+          <w:p>
+            <w:pPr>
+              <w:jc w:val="left"/>
+            </w:pPr>
+            <w:r>
+              <w:rPr>
+                <w:rFonts w:ascii="Arial" w:cs="Arial" w:eastAsia="Arial" w:hAnsi="Arial"/>
+                <w:b w:val="false"/>
+                <w:bCs w:val="false"/>
+                <w:sz w:val="17"/>
+                <w:szCs w:val="17"/>
+              </w:rPr>
+              <w:t xml:space="preserve">134.24</w:t>
+            </w:r>
+          </w:p>
+        </w:tc>
+      </w:tr>
+      <w:tr>
+        <w:tc>
+          <w:tcPr>
+            <w:tcW w:type="dxa" w:w="3991"/>
+            <w:tcBorders>
+              <w:top w:val="single" w:color="808080" w:sz="4"/>
+              <w:left w:val="single" w:color="808080" w:sz="4"/>
+              <w:bottom w:val="single" w:color="808080" w:sz="4"/>
+              <w:right w:val="single" w:color="808080" w:sz="4"/>
+            </w:tcBorders>
+            <w:tcMar>
+              <w:top w:type="dxa" w:w="60"/>
+              <w:left w:type="dxa" w:w="90"/>
+              <w:bottom w:type="dxa" w:w="60"/>
+              <w:right w:type="dxa" w:w="90"/>
+            </w:tcMar>
+          </w:tcPr>
+          <w:p>
+            <w:pPr>
+              <w:jc w:val="left"/>
+            </w:pPr>
+            <w:r>
+              <w:rPr>
+                <w:rFonts w:ascii="Arial" w:cs="Arial" w:eastAsia="Arial" w:hAnsi="Arial"/>
+                <w:b w:val="false"/>
+                <w:bCs w:val="false"/>
+                <w:sz w:val="17"/>
+                <w:szCs w:val="17"/>
+              </w:rPr>
+              <w:t xml:space="preserve">Mortero 1:3 de sellado alrededor del tubo</w:t>
+            </w:r>
+          </w:p>
+        </w:tc>
+        <w:tc>
+          <w:tcPr>
+            <w:tcW w:type="dxa" w:w="726"/>
+            <w:tcBorders>
+              <w:top w:val="single" w:color="808080" w:sz="4"/>
+              <w:left w:val="single" w:color="808080" w:sz="4"/>
+              <w:bottom w:val="single" w:color="808080" w:sz="4"/>
+              <w:right w:val="single" w:color="808080" w:sz="4"/>
+            </w:tcBorders>
+            <w:tcMar>
+              <w:top w:type="dxa" w:w="60"/>
+              <w:left w:type="dxa" w:w="90"/>
+              <w:bottom w:type="dxa" w:w="60"/>
+              <w:right w:type="dxa" w:w="90"/>
+            </w:tcMar>
+          </w:tcPr>
+          <w:p>
+            <w:pPr>
+              <w:jc w:val="left"/>
+            </w:pPr>
+            <w:r>
+              <w:rPr>
+                <w:rFonts w:ascii="Arial" w:cs="Arial" w:eastAsia="Arial" w:hAnsi="Arial"/>
+                <w:b w:val="false"/>
+                <w:bCs w:val="false"/>
+                <w:sz w:val="17"/>
+                <w:szCs w:val="17"/>
+              </w:rPr>
+              <w:t xml:space="preserve">m3</w:t>
+            </w:r>
+          </w:p>
+        </w:tc>
+        <w:tc>
+          <w:tcPr>
+            <w:tcW w:type="dxa" w:w="1542"/>
+            <w:tcBorders>
+              <w:top w:val="single" w:color="808080" w:sz="4"/>
+              <w:left w:val="single" w:color="808080" w:sz="4"/>
+              <w:bottom w:val="single" w:color="808080" w:sz="4"/>
+              <w:right w:val="single" w:color="808080" w:sz="4"/>
+            </w:tcBorders>
+            <w:tcMar>
+              <w:top w:type="dxa" w:w="60"/>
+              <w:left w:type="dxa" w:w="90"/>
+              <w:bottom w:type="dxa" w:w="60"/>
+              <w:right w:type="dxa" w:w="90"/>
+            </w:tcMar>
+          </w:tcPr>
+          <w:p>
+            <w:pPr>
+              <w:jc w:val="left"/>
+            </w:pPr>
+            <w:r>
+              <w:rPr>
+                <w:rFonts w:ascii="Arial" w:cs="Arial" w:eastAsia="Arial" w:hAnsi="Arial"/>
+                <w:b w:val="false"/>
+                <w:bCs w:val="false"/>
+                <w:sz w:val="17"/>
+                <w:szCs w:val="17"/>
+              </w:rPr>
+              <w:t xml:space="preserve">0.0005</w:t>
+            </w:r>
+          </w:p>
+        </w:tc>
+        <w:tc>
+          <w:tcPr>
+            <w:tcW w:type="dxa" w:w="1361"/>
+            <w:tcBorders>
+              <w:top w:val="single" w:color="808080" w:sz="4"/>
+              <w:left w:val="single" w:color="808080" w:sz="4"/>
+              <w:bottom w:val="single" w:color="808080" w:sz="4"/>
+              <w:right w:val="single" w:color="808080" w:sz="4"/>
+            </w:tcBorders>
+            <w:tcMar>
+              <w:top w:type="dxa" w:w="60"/>
+              <w:left w:type="dxa" w:w="90"/>
+              <w:bottom w:type="dxa" w:w="60"/>
+              <w:right w:type="dxa" w:w="90"/>
+            </w:tcMar>
+          </w:tcPr>
+          <w:p>
+            <w:pPr>
+              <w:jc w:val="left"/>
+            </w:pPr>
+            <w:r>
+              <w:rPr>
+                <w:rFonts w:ascii="Arial" w:cs="Arial" w:eastAsia="Arial" w:hAnsi="Arial"/>
+                <w:b w:val="false"/>
+                <w:bCs w:val="false"/>
+                <w:sz w:val="17"/>
+                <w:szCs w:val="17"/>
+              </w:rPr>
+              <w:t xml:space="preserve">226</w:t>
+            </w:r>
+          </w:p>
+        </w:tc>
+        <w:tc>
+          <w:tcPr>
+            <w:tcW w:type="dxa" w:w="1451"/>
+            <w:tcBorders>
+              <w:top w:val="single" w:color="808080" w:sz="4"/>
+              <w:left w:val="single" w:color="808080" w:sz="4"/>
+              <w:bottom w:val="single" w:color="808080" w:sz="4"/>
+              <w:right w:val="single" w:color="808080" w:sz="4"/>
+            </w:tcBorders>
+            <w:tcMar>
+              <w:top w:type="dxa" w:w="60"/>
+              <w:left w:type="dxa" w:w="90"/>
+              <w:bottom w:type="dxa" w:w="60"/>
+              <w:right w:type="dxa" w:w="90"/>
+            </w:tcMar>
+          </w:tcPr>
+          <w:p>
+            <w:pPr>
+              <w:jc w:val="left"/>
+            </w:pPr>
+            <w:r>
+              <w:rPr>
+                <w:rFonts w:ascii="Arial" w:cs="Arial" w:eastAsia="Arial" w:hAnsi="Arial"/>
+                <w:b w:val="false"/>
+                <w:bCs w:val="false"/>
+                <w:sz w:val="17"/>
+                <w:szCs w:val="17"/>
+              </w:rPr>
+              <w:t xml:space="preserve">0.11</w:t>
+            </w:r>
+          </w:p>
+        </w:tc>
+      </w:tr>
+    </w:tbl>
+    <w:p>
+      <w:pPr>
+        <w:spacing w:after="60" w:before="0" w:line="276"/>
+        <w:jc w:val="both"/>
+      </w:pPr>
+      <w:r>
+        <w:rPr>
+          <w:rFonts w:ascii="Arial" w:cs="Arial" w:eastAsia="Arial" w:hAnsi="Arial"/>
+          <w:sz w:val="20"/>
+          <w:szCs w:val="20"/>
+        </w:rPr>
+        <w:t xml:space="preserve"/>
       </w:r>
     </w:p>
     <w:p>
@@ -20488,7 +21678,7 @@
           <w:sz w:val="20"/>
           <w:szCs w:val="20"/>
         </w:rPr>
-        <w:t xml:space="preserve">Comprende el registro de limpieza completo del colector pluvial frontal del CAR Varones con tapa CIEGA de concreto armado, sin marco ni contramarco metálico: rebaje de 0.70 x 0.70 x 0.08 m formado en la losa superior como asiento de la tapa (0.05 m por lado), luz libre de 0.60 x 0.60 m, borde engrosado de 0.15 x 0.10 m bajo la losa solo en los 2 lados transversales, entre muros (en los lados largos el asiento queda sobre la cabeza de los muros) con refuerzo de borde de 2 barras de 1/2" por lado (L = 1.40 m), y tapa de concreto armado f'c = 210 kg/cm² de 0.68 x 0.68 x 0.08 m vaciada aparte en obra, con parrilla de 7 + 7 barras de 3/8" @0.10 m, dos asas de fierro liso de 1/2" (0.50 m) en cajuelas de 0.19 x 0.06 x 0.03 m y cantos biselados de 1 x 1 cm, todo según las láminas DP-06B, DP-06D, DD-01 y DD-02.</w:t>
+        <w:t xml:space="preserve">Comprende el registro de limpieza completo del colector pluvial frontal del CAR Varones con tapa CIEGA de concreto armado, sin marco ni contramarco metálico: rebaje de 0.70 x 0.70 x 0.08 m formado en la losa superior como asiento de la tapa (0.05 m por lado), luz libre de 0.60 x 0.60 m, borde engrosado de 0.15 x 0.10 m bajo la losa solo en los 2 lados transversales, entre muros (en los lados largos el asiento queda sobre la cabeza de los muros) con refuerzo de borde de 2 barras de 1/2" por lado (L = 1.40 m), y tapa de concreto armado f'c = 210 kg/cm² de 0.68 x 0.68 x 0.08 m vaciada aparte en obra, con parrilla de 7 + 7 barras de 3/8" @0.10 m, dos asas de fierro liso de 1/2" (0.50 m) en cajuelas de 0.19 x 0.06 x 0.03 m y cantos biselados de 1 x 1 cm, todo según las láminas DPLV-23, DPLV-26, DPLV-27 y DPLV-28.</w:t>
       </w:r>
     </w:p>
     <w:p>
@@ -20919,7 +22109,7 @@
           <w:sz w:val="20"/>
           <w:szCs w:val="20"/>
         </w:rPr>
-        <w:t xml:space="preserve">Comprende la junta de dilatación de 1" (25 mm) en toda la sección del colector pluvial frontal del CAR Varones, cada 4.00 m (26 juntas) y en los cambios de sección, rellena con plancha de poliestireno expandido (tecnopor) y sellada con sellador asfáltico de 1" x 2" (25 x 50 mm) de asfalto líquido RC-250 y arena gruesa en las caras interiores y en la cara superior, según la lámina DD-03 y la sección 510 de la EG-2013 del MTC.</w:t>
+        <w:t xml:space="preserve">Comprende la junta de dilatación de 1" (25 mm) en toda la sección del colector pluvial frontal del CAR Varones, cada 4.00 m (26 juntas) y en los cambios de sección, rellena con plancha de poliestireno expandido (tecnopor) y sellada con sellador asfáltico de 1" x 2" (25 x 50 mm) de asfalto líquido RC-250 y arena gruesa en las caras interiores y en la cara superior, según la lámina DPLV-29 y la sección 510 de la EG-2013 del MTC.</w:t>
       </w:r>
     </w:p>
     <w:p>
@@ -21327,7 +22517,7 @@
           <w:sz w:val="20"/>
           <w:szCs w:val="20"/>
         </w:rPr>
-        <w:t xml:space="preserve">Comprende la junta de 1" con plancha de poliestireno expandido (tecnopor) en todo el contacto del colector pluvial frontal del CAR Varones con el muro este de la caja de llegada CL (sección completa del colector menos su hueco interior), de modo que ambas estructuras trabajen en forma independiente, y el sellador asfáltico de 1" x 2" (asfalto líquido RC-250 + arena gruesa) en las caras interiores y en la cara superior, según la lámina DD-03 (vista C). A ambos lados del colector hay terreno natural, por lo que no lleva junta longitudinal; la losa superior del colector sirve de vereda.</w:t>
+        <w:t xml:space="preserve">Comprende la junta de 1" con plancha de poliestireno expandido (tecnopor) en todo el contacto del colector pluvial frontal del CAR Varones con el muro este de la caja de llegada CL (sección completa del colector menos su hueco interior), de modo que ambas estructuras trabajen en forma independiente, y el sellador asfáltico de 1" x 2" (asfalto líquido RC-250 + arena gruesa) en las caras interiores y en la cara superior, según la lámina DPLV-29. A ambos lados del colector hay terreno natural, por lo que no lleva junta longitudinal; la losa superior del colector sirve de vereda.</w:t>
       </w:r>
     </w:p>
     <w:p>
